--- a/7-技术管理/流程制度规范类文件/ZGS-07-01-运维服务技术研发管理制度.docx
+++ b/7-技术管理/流程制度规范类文件/ZGS-07-01-运维服务技术研发管理制度.docx
@@ -1,10 +1,11 @@
 
 <file path=word/document.xml><?xml version="1.0" encoding="utf-8"?>
-<w:document xmlns:wpc="http://schemas.microsoft.com/office/word/2010/wordprocessingCanvas" xmlns:mc="http://schemas.openxmlformats.org/markup-compatibility/2006" xmlns:o="urn:schemas-microsoft-com:office:office" xmlns:r="http://schemas.openxmlformats.org/officeDocument/2006/relationships" xmlns:m="http://schemas.openxmlformats.org/officeDocument/2006/math" xmlns:v="urn:schemas-microsoft-com:vml" xmlns:wp14="http://schemas.microsoft.com/office/word/2010/wordprocessingDrawing" xmlns:wp="http://schemas.openxmlformats.org/drawingml/2006/wordprocessingDrawing" xmlns:w="http://schemas.openxmlformats.org/wordprocessingml/2006/main" xmlns:w14="http://schemas.microsoft.com/office/word/2010/wordml" xmlns:w10="urn:schemas-microsoft-com:office:word" xmlns:w15="http://schemas.microsoft.com/office/word/2012/wordml" xmlns:wpg="http://schemas.microsoft.com/office/word/2010/wordprocessingGroup" xmlns:wpi="http://schemas.microsoft.com/office/word/2010/wordprocessingInk" xmlns:wne="http://schemas.microsoft.com/office/word/2006/wordml" xmlns:wps="http://schemas.microsoft.com/office/word/2010/wordprocessingShape" xmlns:wpsCustomData="http://www.wps.cn/officeDocument/2013/wpsCustomData" mc:Ignorable="w14 w15 wp14">
+<w:document xmlns:wpc="http://schemas.microsoft.com/office/word/2010/wordprocessingCanvas" xmlns:mc="http://schemas.openxmlformats.org/markup-compatibility/2006" xmlns:o="urn:schemas-microsoft-com:office:office" xmlns:r="http://schemas.openxmlformats.org/officeDocument/2006/relationships" xmlns:m="http://schemas.openxmlformats.org/officeDocument/2006/math" xmlns:v="urn:schemas-microsoft-com:vml" xmlns:wp14="http://schemas.microsoft.com/office/word/2010/wordprocessingDrawing" xmlns:wp="http://schemas.openxmlformats.org/drawingml/2006/wordprocessingDrawing" xmlns:w10="urn:schemas-microsoft-com:office:word" xmlns:w="http://schemas.openxmlformats.org/wordprocessingml/2006/main" xmlns:w14="http://schemas.microsoft.com/office/word/2010/wordml" xmlns:w15="http://schemas.microsoft.com/office/word/2012/wordml" xmlns:wne="http://schemas.microsoft.com/office/word/2006/wordml" xmlns:wpg="http://schemas.microsoft.com/office/word/2010/wordprocessingGroup" xmlns:wpi="http://schemas.microsoft.com/office/word/2010/wordprocessingInk" xmlns:wps="http://schemas.microsoft.com/office/word/2010/wordprocessingShape" mc:Ignorable="w14 w15 wp14">
+  <!-- Generated by Aspose.Words for .NET 13.3.0.1 -->
   <w:body>
     <w:p>
       <w:pPr>
-        <w:pStyle w:val="24"/>
+        <w:pStyle w:val="a"/>
         <w:keepNext w:val="0"/>
         <w:keepLines w:val="0"/>
         <w:pageBreakBefore w:val="0"/>
@@ -24,7 +25,7 @@
       <w:bookmarkStart w:id="0" w:name="_Toc11222"/>
       <w:r>
         <w:drawing>
-          <wp:anchor distT="0" distB="0" distL="114300" distR="114300" simplePos="0" relativeHeight="251660288" behindDoc="1" locked="0" layoutInCell="1" allowOverlap="1">
+          <wp:anchor distT="0" distB="0" distL="114300" distR="114300" simplePos="0" relativeHeight="251659264" behindDoc="1" locked="0" layoutInCell="1" allowOverlap="1">
             <wp:simplePos x="0" y="0"/>
             <wp:positionH relativeFrom="column">
               <wp:posOffset>0</wp:posOffset>
@@ -49,7 +50,7 @@
                     </pic:cNvPicPr>
                   </pic:nvPicPr>
                   <pic:blipFill>
-                    <a:blip r:embed="rId7"/>
+                    <a:blip xmlns:r="http://schemas.openxmlformats.org/officeDocument/2006/relationships" r:embed="rId4"/>
                     <a:stretch>
                       <a:fillRect/>
                     </a:stretch>
@@ -79,7 +80,7 @@
           <w:lang w:val="en-US" w:eastAsia="zh-CN"/>
         </w:rPr>
         <w:drawing>
-          <wp:anchor distT="0" distB="0" distL="114300" distR="114300" simplePos="0" relativeHeight="251659264" behindDoc="1" locked="0" layoutInCell="1" allowOverlap="1">
+          <wp:anchor distT="0" distB="0" distL="114300" distR="114300" simplePos="0" relativeHeight="251658240" behindDoc="1" locked="0" layoutInCell="1" allowOverlap="1">
             <wp:simplePos x="0" y="0"/>
             <wp:positionH relativeFrom="column">
               <wp:posOffset>635</wp:posOffset>
@@ -104,7 +105,7 @@
                     </pic:cNvPicPr>
                   </pic:nvPicPr>
                   <pic:blipFill>
-                    <a:blip r:embed="rId8">
+                    <a:blip xmlns:r="http://schemas.openxmlformats.org/officeDocument/2006/relationships" r:embed="rId5">
                       <a:alphaModFix amt="58000"/>
                       <a:lum contrast="-52000"/>
                     </a:blip>
@@ -138,7 +139,7 @@
     </w:p>
     <w:p>
       <w:pPr>
-        <w:pStyle w:val="25"/>
+        <w:pStyle w:val="a0"/>
         <w:keepNext w:val="0"/>
         <w:keepLines w:val="0"/>
         <w:pageBreakBefore w:val="0"/>
@@ -185,11 +186,11 @@
         <w:adjustRightInd w:val="0"/>
         <w:snapToGrid w:val="0"/>
         <w:spacing w:after="624" w:afterLines="200" w:line="219" w:lineRule="auto"/>
-        <w:ind w:left="0" w:leftChars="0" w:right="0" w:rightChars="0" w:firstLine="0" w:firstLineChars="0"/>
+        <w:ind w:left="0" w:right="0" w:firstLine="0" w:leftChars="0" w:rightChars="0" w:firstLineChars="0"/>
         <w:jc w:val="center"/>
         <w:textAlignment w:val="baseline"/>
         <w:rPr>
-          <w:rFonts w:hint="default" w:ascii="宋体" w:hAnsi="宋体" w:eastAsia="宋体" w:cs="宋体"/>
+          <w:rFonts w:ascii="宋体" w:eastAsia="宋体" w:hAnsi="宋体" w:cs="宋体" w:hint="default"/>
           <w:sz w:val="24"/>
           <w:szCs w:val="24"/>
           <w:lang w:val="en-US" w:eastAsia="zh-CN"/>
@@ -197,7 +198,7 @@
       </w:pPr>
       <w:r>
         <w:rPr>
-          <w:rFonts w:ascii="宋体" w:hAnsi="宋体" w:eastAsia="宋体" w:cs="宋体"/>
+          <w:rFonts w:ascii="宋体" w:eastAsia="宋体" w:hAnsi="宋体" w:cs="宋体"/>
           <w:b/>
           <w:bCs/>
           <w:spacing w:val="-3"/>
@@ -206,63 +207,20 @@
         </w:rPr>
         <w:t>文件编号：ZGS-07-01</w:t>
       </w:r>
-      <w:r>
-        <w:rPr>
-          <w:rFonts w:hint="eastAsia" w:ascii="宋体" w:hAnsi="宋体" w:eastAsia="宋体" w:cs="宋体"/>
-          <w:b/>
-          <w:bCs/>
-          <w:spacing w:val="-3"/>
-          <w:sz w:val="24"/>
-          <w:szCs w:val="24"/>
-          <w:lang w:val="en-US" w:eastAsia="zh-CN"/>
-        </w:rPr>
-      </w:r>
-      <w:r>
-        <w:rPr>
-          <w:rFonts w:ascii="宋体" w:hAnsi="宋体" w:eastAsia="宋体" w:cs="宋体"/>
-          <w:b/>
-          <w:bCs/>
-          <w:spacing w:val="-3"/>
-          <w:sz w:val="24"/>
-          <w:szCs w:val="24"/>
-        </w:rPr>
-      </w:r>
-      <w:r>
-        <w:rPr>
-          <w:rFonts w:hint="eastAsia" w:ascii="宋体" w:hAnsi="宋体" w:cs="宋体"/>
-          <w:b/>
-          <w:bCs/>
-          <w:spacing w:val="-3"/>
-          <w:sz w:val="24"/>
-          <w:szCs w:val="24"/>
-          <w:lang w:val="en-US" w:eastAsia="zh-CN"/>
-        </w:rPr>
-      </w:r>
-      <w:r>
-        <w:rPr>
-          <w:rFonts w:ascii="宋体" w:hAnsi="宋体" w:eastAsia="宋体" w:cs="宋体"/>
-          <w:b/>
-          <w:bCs/>
-          <w:spacing w:val="-3"/>
-          <w:sz w:val="24"/>
-          <w:szCs w:val="24"/>
-        </w:rPr>
-      </w:r>
     </w:p>
     <w:tbl>
       <w:tblPr>
-        <w:tblStyle w:val="21"/>
+        <w:tblStyle w:val="TableGrid"/>
         <w:tblW w:w="0" w:type="auto"/>
         <w:jc w:val="center"/>
         <w:tblBorders>
-          <w:top w:val="none" w:color="auto" w:sz="0" w:space="0"/>
-          <w:left w:val="none" w:color="auto" w:sz="0" w:space="0"/>
-          <w:bottom w:val="none" w:color="auto" w:sz="0" w:space="0"/>
-          <w:right w:val="none" w:color="auto" w:sz="0" w:space="0"/>
-          <w:insideH w:val="none" w:color="auto" w:sz="0" w:space="0"/>
-          <w:insideV w:val="none" w:color="auto" w:sz="0" w:space="0"/>
+          <w:top w:val="nil"/>
+          <w:left w:val="nil"/>
+          <w:bottom w:val="nil"/>
+          <w:right w:val="nil"/>
+          <w:insideH w:val="nil"/>
+          <w:insideV w:val="nil"/>
         </w:tblBorders>
-        <w:tblLayout w:type="autofit"/>
         <w:tblCellMar>
           <w:top w:w="0" w:type="dxa"/>
           <w:left w:w="108" w:type="dxa"/>
@@ -276,13 +234,15 @@
       </w:tblGrid>
       <w:tr>
         <w:tblPrEx>
+          <w:tblW w:w="0" w:type="auto"/>
+          <w:jc w:val="center"/>
           <w:tblBorders>
-            <w:top w:val="none" w:color="auto" w:sz="0" w:space="0"/>
-            <w:left w:val="none" w:color="auto" w:sz="0" w:space="0"/>
-            <w:bottom w:val="none" w:color="auto" w:sz="0" w:space="0"/>
-            <w:right w:val="none" w:color="auto" w:sz="0" w:space="0"/>
-            <w:insideH w:val="none" w:color="auto" w:sz="0" w:space="0"/>
-            <w:insideV w:val="none" w:color="auto" w:sz="0" w:space="0"/>
+            <w:top w:val="nil"/>
+            <w:left w:val="nil"/>
+            <w:bottom w:val="nil"/>
+            <w:right w:val="nil"/>
+            <w:insideH w:val="nil"/>
+            <w:insideV w:val="nil"/>
           </w:tblBorders>
           <w:tblCellMar>
             <w:top w:w="0" w:type="dxa"/>
@@ -292,7 +252,7 @@
           </w:tblCellMar>
         </w:tblPrEx>
         <w:trPr>
-          <w:trHeight w:val="810" w:hRule="atLeast"/>
+          <w:trHeight w:val="810"/>
           <w:jc w:val="center"/>
         </w:trPr>
         <w:tc>
@@ -330,7 +290,7 @@
             </w:r>
             <w:r>
               <w:rPr>
-                <w:rFonts w:hint="default" w:asciiTheme="minorAscii" w:hAnsiTheme="minorAscii" w:eastAsiaTheme="minorEastAsia"/>
+                <w:rFonts w:asciiTheme="minorAscii" w:eastAsiaTheme="minorEastAsia" w:hAnsiTheme="minorAscii" w:hint="default"/>
                 <w:spacing w:val="227"/>
                 <w:sz w:val="21"/>
                 <w:vertAlign w:val="baseline"/>
@@ -384,7 +344,7 @@
             </w:r>
             <w:r>
               <w:rPr>
-                <w:rFonts w:hint="eastAsia" w:asciiTheme="minorAscii" w:hAnsiTheme="minorAscii" w:eastAsiaTheme="minorEastAsia"/>
+                <w:rFonts w:asciiTheme="minorAscii" w:eastAsiaTheme="minorEastAsia" w:hAnsiTheme="minorAscii" w:hint="eastAsia"/>
                 <w:spacing w:val="227"/>
                 <w:sz w:val="21"/>
                 <w:vertAlign w:val="baseline"/>
@@ -406,14 +366,8 @@
       </w:tr>
       <w:tr>
         <w:tblPrEx>
-          <w:tblBorders>
-            <w:top w:val="none" w:color="auto" w:sz="0" w:space="0"/>
-            <w:left w:val="none" w:color="auto" w:sz="0" w:space="0"/>
-            <w:bottom w:val="none" w:color="auto" w:sz="0" w:space="0"/>
-            <w:right w:val="none" w:color="auto" w:sz="0" w:space="0"/>
-            <w:insideH w:val="none" w:color="auto" w:sz="0" w:space="0"/>
-            <w:insideV w:val="none" w:color="auto" w:sz="0" w:space="0"/>
-          </w:tblBorders>
+          <w:tblW w:w="0" w:type="auto"/>
+          <w:jc w:val="center"/>
           <w:tblCellMar>
             <w:top w:w="0" w:type="dxa"/>
             <w:left w:w="108" w:type="dxa"/>
@@ -422,7 +376,7 @@
           </w:tblCellMar>
         </w:tblPrEx>
         <w:trPr>
-          <w:trHeight w:val="810" w:hRule="atLeast"/>
+          <w:trHeight w:val="810"/>
           <w:jc w:val="center"/>
         </w:trPr>
         <w:tc>
@@ -446,7 +400,7 @@
               <w:snapToGrid w:val="0"/>
               <w:textAlignment w:val="baseline"/>
               <w:rPr>
-                <w:rFonts w:hint="default" w:ascii="Arial" w:hAnsi="Arial" w:eastAsia="Arial" w:cs="Arial"/>
+                <w:rFonts w:ascii="Arial" w:eastAsia="Arial" w:hAnsi="Arial" w:cs="Arial" w:hint="default"/>
                 <w:snapToGrid w:val="0"/>
                 <w:color w:val="000000"/>
                 <w:kern w:val="0"/>
@@ -478,7 +432,7 @@
             </w:r>
             <w:r>
               <w:rPr>
-                <w:rFonts w:hint="default" w:asciiTheme="minorAscii" w:hAnsiTheme="minorAscii" w:eastAsiaTheme="minorEastAsia"/>
+                <w:rFonts w:asciiTheme="minorAscii" w:eastAsiaTheme="minorEastAsia" w:hAnsiTheme="minorAscii" w:hint="default"/>
                 <w:spacing w:val="227"/>
                 <w:sz w:val="21"/>
                 <w:vertAlign w:val="baseline"/>
@@ -531,7 +485,7 @@
               <w:snapToGrid w:val="0"/>
               <w:textAlignment w:val="baseline"/>
               <w:rPr>
-                <w:rFonts w:hint="default" w:ascii="Arial" w:hAnsi="Arial" w:eastAsia="Arial" w:cs="Arial"/>
+                <w:rFonts w:ascii="Arial" w:eastAsia="Arial" w:hAnsi="Arial" w:cs="Arial" w:hint="default"/>
                 <w:snapToGrid w:val="0"/>
                 <w:color w:val="000000"/>
                 <w:kern w:val="0"/>
@@ -551,7 +505,7 @@
             </w:r>
             <w:r>
               <w:rPr>
-                <w:rFonts w:hint="eastAsia" w:asciiTheme="minorAscii" w:hAnsiTheme="minorAscii" w:eastAsiaTheme="minorEastAsia"/>
+                <w:rFonts w:asciiTheme="minorAscii" w:eastAsiaTheme="minorEastAsia" w:hAnsiTheme="minorAscii" w:hint="eastAsia"/>
                 <w:spacing w:val="227"/>
                 <w:sz w:val="21"/>
                 <w:vertAlign w:val="baseline"/>
@@ -573,14 +527,8 @@
       </w:tr>
       <w:tr>
         <w:tblPrEx>
-          <w:tblBorders>
-            <w:top w:val="none" w:color="auto" w:sz="0" w:space="0"/>
-            <w:left w:val="none" w:color="auto" w:sz="0" w:space="0"/>
-            <w:bottom w:val="none" w:color="auto" w:sz="0" w:space="0"/>
-            <w:right w:val="none" w:color="auto" w:sz="0" w:space="0"/>
-            <w:insideH w:val="none" w:color="auto" w:sz="0" w:space="0"/>
-            <w:insideV w:val="none" w:color="auto" w:sz="0" w:space="0"/>
-          </w:tblBorders>
+          <w:tblW w:w="0" w:type="auto"/>
+          <w:jc w:val="center"/>
           <w:tblCellMar>
             <w:top w:w="0" w:type="dxa"/>
             <w:left w:w="108" w:type="dxa"/>
@@ -589,7 +537,7 @@
           </w:tblCellMar>
         </w:tblPrEx>
         <w:trPr>
-          <w:trHeight w:val="635" w:hRule="atLeast"/>
+          <w:trHeight w:val="635"/>
           <w:jc w:val="center"/>
         </w:trPr>
         <w:tc>
@@ -626,31 +574,6 @@
                 <w:lang w:val="en-US" w:eastAsia="zh-CN"/>
               </w:rPr>
               <w:t>批准人:刘霞</w:t>
-            </w:r>
-            <w:r>
-              <w:rPr>
-                <w:rFonts w:hint="eastAsia"/>
-                <w:spacing w:val="1"/>
-                <w:kern w:val="0"/>
-                <w:vertAlign w:val="baseline"/>
-                <w:lang w:val="en-US" w:eastAsia="zh-CN"/>
-              </w:rPr>
-            </w:r>
-            <w:r>
-              <w:rPr>
-                <w:rFonts w:hint="eastAsia" w:asciiTheme="minorAscii" w:hAnsiTheme="minorAscii" w:eastAsiaTheme="minorEastAsia"/>
-                <w:spacing w:val="227"/>
-                <w:sz w:val="21"/>
-                <w:vertAlign w:val="baseline"/>
-                <w:lang w:val="en-US" w:eastAsia="zh-CN"/>
-              </w:rPr>
-            </w:r>
-            <w:r>
-              <w:rPr>
-                <w:rFonts w:hint="eastAsia"/>
-                <w:u w:val="single"/>
-                <w:lang w:val="en-US" w:eastAsia="zh-CN"/>
-              </w:rPr>
             </w:r>
           </w:p>
         </w:tc>
@@ -689,7 +612,7 @@
             </w:r>
             <w:r>
               <w:rPr>
-                <w:rFonts w:hint="eastAsia" w:asciiTheme="minorAscii" w:hAnsiTheme="minorAscii" w:eastAsiaTheme="minorEastAsia"/>
+                <w:rFonts w:asciiTheme="minorAscii" w:eastAsiaTheme="minorEastAsia" w:hAnsiTheme="minorAscii" w:hint="eastAsia"/>
                 <w:spacing w:val="227"/>
                 <w:sz w:val="21"/>
                 <w:vertAlign w:val="baseline"/>
@@ -748,14 +671,14 @@
         <w:ind w:left="3634"/>
         <w:textAlignment w:val="baseline"/>
         <w:rPr>
-          <w:rFonts w:ascii="宋体" w:hAnsi="宋体" w:eastAsia="宋体" w:cs="宋体"/>
+          <w:rFonts w:ascii="宋体" w:eastAsia="宋体" w:hAnsi="宋体" w:cs="宋体"/>
           <w:sz w:val="31"/>
           <w:szCs w:val="31"/>
         </w:rPr>
       </w:pPr>
       <w:r>
         <w:rPr>
-          <w:rFonts w:ascii="宋体" w:hAnsi="宋体" w:eastAsia="宋体" w:cs="宋体"/>
+          <w:rFonts w:ascii="宋体" w:eastAsia="宋体" w:hAnsi="宋体" w:cs="宋体"/>
           <w:b/>
           <w:bCs/>
           <w:spacing w:val="4"/>
@@ -767,16 +690,16 @@
     </w:p>
     <w:tbl>
       <w:tblPr>
-        <w:tblStyle w:val="26"/>
+        <w:tblStyle w:val="TableNormal0"/>
         <w:tblW w:w="7137" w:type="dxa"/>
         <w:jc w:val="center"/>
         <w:tblBorders>
-          <w:top w:val="single" w:color="000000" w:sz="2" w:space="0"/>
-          <w:left w:val="single" w:color="000000" w:sz="2" w:space="0"/>
-          <w:bottom w:val="single" w:color="000000" w:sz="2" w:space="0"/>
-          <w:right w:val="single" w:color="000000" w:sz="2" w:space="0"/>
-          <w:insideH w:val="single" w:color="000000" w:sz="2" w:space="0"/>
-          <w:insideV w:val="single" w:color="000000" w:sz="2" w:space="0"/>
+          <w:top w:val="single" w:sz="2" w:space="0" w:color="000000"/>
+          <w:left w:val="single" w:sz="2" w:space="0" w:color="000000"/>
+          <w:bottom w:val="single" w:sz="2" w:space="0" w:color="000000"/>
+          <w:right w:val="single" w:sz="2" w:space="0" w:color="000000"/>
+          <w:insideH w:val="single" w:sz="2" w:space="0" w:color="000000"/>
+          <w:insideV w:val="single" w:sz="2" w:space="0" w:color="000000"/>
         </w:tblBorders>
         <w:tblLayout w:type="fixed"/>
         <w:tblCellMar>
@@ -794,14 +717,17 @@
       </w:tblGrid>
       <w:tr>
         <w:tblPrEx>
+          <w:tblW w:w="7137" w:type="dxa"/>
+          <w:jc w:val="center"/>
           <w:tblBorders>
-            <w:top w:val="single" w:color="000000" w:sz="2" w:space="0"/>
-            <w:left w:val="single" w:color="000000" w:sz="2" w:space="0"/>
-            <w:bottom w:val="single" w:color="000000" w:sz="2" w:space="0"/>
-            <w:right w:val="single" w:color="000000" w:sz="2" w:space="0"/>
-            <w:insideH w:val="single" w:color="000000" w:sz="2" w:space="0"/>
-            <w:insideV w:val="single" w:color="000000" w:sz="2" w:space="0"/>
+            <w:top w:val="single" w:sz="2" w:space="0" w:color="000000"/>
+            <w:left w:val="single" w:sz="2" w:space="0" w:color="000000"/>
+            <w:bottom w:val="single" w:sz="2" w:space="0" w:color="000000"/>
+            <w:right w:val="single" w:sz="2" w:space="0" w:color="000000"/>
+            <w:insideH w:val="single" w:sz="2" w:space="0" w:color="000000"/>
+            <w:insideV w:val="single" w:sz="2" w:space="0" w:color="000000"/>
           </w:tblBorders>
+          <w:tblLayout w:type="fixed"/>
           <w:tblCellMar>
             <w:top w:w="0" w:type="dxa"/>
             <w:left w:w="0" w:type="dxa"/>
@@ -810,7 +736,7 @@
           </w:tblCellMar>
         </w:tblPrEx>
         <w:trPr>
-          <w:trHeight w:val="593" w:hRule="atLeast"/>
+          <w:trHeight w:val="593"/>
           <w:jc w:val="center"/>
         </w:trPr>
         <w:tc>
@@ -832,18 +758,18 @@
               <w:adjustRightInd w:val="0"/>
               <w:snapToGrid w:val="0"/>
               <w:spacing w:before="176" w:line="228" w:lineRule="auto"/>
-              <w:ind w:left="0" w:leftChars="0" w:right="0" w:rightChars="0" w:firstLine="0" w:firstLineChars="0"/>
+              <w:ind w:left="0" w:right="0" w:firstLine="0" w:leftChars="0" w:rightChars="0" w:firstLineChars="0"/>
               <w:jc w:val="center"/>
               <w:textAlignment w:val="baseline"/>
               <w:rPr>
-                <w:rFonts w:ascii="宋体" w:hAnsi="宋体" w:eastAsia="宋体" w:cs="宋体"/>
+                <w:rFonts w:ascii="宋体" w:eastAsia="宋体" w:hAnsi="宋体" w:cs="宋体"/>
                 <w:sz w:val="20"/>
                 <w:szCs w:val="20"/>
               </w:rPr>
             </w:pPr>
             <w:r>
               <w:rPr>
-                <w:rFonts w:ascii="宋体" w:hAnsi="宋体" w:eastAsia="宋体" w:cs="宋体"/>
+                <w:rFonts w:ascii="宋体" w:eastAsia="宋体" w:hAnsi="宋体" w:cs="宋体"/>
                 <w:spacing w:val="-14"/>
                 <w:sz w:val="20"/>
                 <w:szCs w:val="20"/>
@@ -871,18 +797,18 @@
               <w:adjustRightInd w:val="0"/>
               <w:snapToGrid w:val="0"/>
               <w:spacing w:before="175" w:line="227" w:lineRule="auto"/>
-              <w:ind w:left="0" w:leftChars="0" w:right="0" w:rightChars="0" w:firstLine="0" w:firstLineChars="0"/>
+              <w:ind w:left="0" w:right="0" w:firstLine="0" w:leftChars="0" w:rightChars="0" w:firstLineChars="0"/>
               <w:jc w:val="center"/>
               <w:textAlignment w:val="baseline"/>
               <w:rPr>
-                <w:rFonts w:ascii="宋体" w:hAnsi="宋体" w:eastAsia="宋体" w:cs="宋体"/>
+                <w:rFonts w:ascii="宋体" w:eastAsia="宋体" w:hAnsi="宋体" w:cs="宋体"/>
                 <w:sz w:val="20"/>
                 <w:szCs w:val="20"/>
               </w:rPr>
             </w:pPr>
             <w:r>
               <w:rPr>
-                <w:rFonts w:ascii="宋体" w:hAnsi="宋体" w:eastAsia="宋体" w:cs="宋体"/>
+                <w:rFonts w:ascii="宋体" w:eastAsia="宋体" w:hAnsi="宋体" w:cs="宋体"/>
                 <w:spacing w:val="4"/>
                 <w:sz w:val="20"/>
                 <w:szCs w:val="20"/>
@@ -910,18 +836,18 @@
               <w:adjustRightInd w:val="0"/>
               <w:snapToGrid w:val="0"/>
               <w:spacing w:before="175" w:line="228" w:lineRule="auto"/>
-              <w:ind w:left="0" w:leftChars="0" w:right="0" w:rightChars="0" w:firstLine="0" w:firstLineChars="0"/>
+              <w:ind w:left="0" w:right="0" w:firstLine="0" w:leftChars="0" w:rightChars="0" w:firstLineChars="0"/>
               <w:jc w:val="center"/>
               <w:textAlignment w:val="baseline"/>
               <w:rPr>
-                <w:rFonts w:ascii="宋体" w:hAnsi="宋体" w:eastAsia="宋体" w:cs="宋体"/>
+                <w:rFonts w:ascii="宋体" w:eastAsia="宋体" w:hAnsi="宋体" w:cs="宋体"/>
                 <w:sz w:val="20"/>
                 <w:szCs w:val="20"/>
               </w:rPr>
             </w:pPr>
             <w:r>
               <w:rPr>
-                <w:rFonts w:ascii="宋体" w:hAnsi="宋体" w:eastAsia="宋体" w:cs="宋体"/>
+                <w:rFonts w:ascii="宋体" w:eastAsia="宋体" w:hAnsi="宋体" w:cs="宋体"/>
                 <w:spacing w:val="7"/>
                 <w:sz w:val="20"/>
                 <w:szCs w:val="20"/>
@@ -949,18 +875,18 @@
               <w:adjustRightInd w:val="0"/>
               <w:snapToGrid w:val="0"/>
               <w:spacing w:before="176" w:line="229" w:lineRule="auto"/>
-              <w:ind w:left="0" w:leftChars="0" w:right="0" w:rightChars="0" w:firstLine="0" w:firstLineChars="0"/>
+              <w:ind w:left="0" w:right="0" w:firstLine="0" w:leftChars="0" w:rightChars="0" w:firstLineChars="0"/>
               <w:jc w:val="center"/>
               <w:textAlignment w:val="baseline"/>
               <w:rPr>
-                <w:rFonts w:ascii="宋体" w:hAnsi="宋体" w:eastAsia="宋体" w:cs="宋体"/>
+                <w:rFonts w:ascii="宋体" w:eastAsia="宋体" w:hAnsi="宋体" w:cs="宋体"/>
                 <w:sz w:val="20"/>
                 <w:szCs w:val="20"/>
               </w:rPr>
             </w:pPr>
             <w:r>
               <w:rPr>
-                <w:rFonts w:ascii="宋体" w:hAnsi="宋体" w:eastAsia="宋体" w:cs="宋体"/>
+                <w:rFonts w:ascii="宋体" w:eastAsia="宋体" w:hAnsi="宋体" w:cs="宋体"/>
                 <w:spacing w:val="7"/>
                 <w:sz w:val="20"/>
                 <w:szCs w:val="20"/>
@@ -972,14 +898,9 @@
       </w:tr>
       <w:tr>
         <w:tblPrEx>
-          <w:tblBorders>
-            <w:top w:val="single" w:color="000000" w:sz="2" w:space="0"/>
-            <w:left w:val="single" w:color="000000" w:sz="2" w:space="0"/>
-            <w:bottom w:val="single" w:color="000000" w:sz="2" w:space="0"/>
-            <w:right w:val="single" w:color="000000" w:sz="2" w:space="0"/>
-            <w:insideH w:val="single" w:color="000000" w:sz="2" w:space="0"/>
-            <w:insideV w:val="single" w:color="000000" w:sz="2" w:space="0"/>
-          </w:tblBorders>
+          <w:tblW w:w="7137" w:type="dxa"/>
+          <w:jc w:val="center"/>
+          <w:tblLayout w:type="fixed"/>
           <w:tblCellMar>
             <w:top w:w="0" w:type="dxa"/>
             <w:left w:w="0" w:type="dxa"/>
@@ -988,7 +909,7 @@
           </w:tblCellMar>
         </w:tblPrEx>
         <w:trPr>
-          <w:trHeight w:val="516" w:hRule="atLeast"/>
+          <w:trHeight w:val="516"/>
           <w:jc w:val="center"/>
         </w:trPr>
         <w:tc>
@@ -1010,11 +931,11 @@
               <w:adjustRightInd w:val="0"/>
               <w:snapToGrid w:val="0"/>
               <w:spacing w:before="173" w:line="267" w:lineRule="exact"/>
-              <w:ind w:left="0" w:leftChars="0" w:right="0" w:rightChars="0" w:firstLine="0" w:firstLineChars="0"/>
+              <w:ind w:left="0" w:right="0" w:firstLine="0" w:leftChars="0" w:rightChars="0" w:firstLineChars="0"/>
               <w:jc w:val="center"/>
               <w:textAlignment w:val="baseline"/>
               <w:rPr>
-                <w:rFonts w:hint="default" w:ascii="宋体" w:hAnsi="宋体" w:eastAsia="宋体" w:cs="宋体"/>
+                <w:rFonts w:ascii="宋体" w:eastAsia="宋体" w:hAnsi="宋体" w:cs="宋体" w:hint="default"/>
                 <w:sz w:val="20"/>
                 <w:szCs w:val="20"/>
                 <w:lang w:val="en-US" w:eastAsia="zh-CN"/>
@@ -1022,7 +943,7 @@
             </w:pPr>
             <w:r>
               <w:rPr>
-                <w:rFonts w:ascii="宋体" w:hAnsi="宋体" w:eastAsia="宋体" w:cs="宋体"/>
+                <w:rFonts w:ascii="宋体" w:eastAsia="宋体" w:hAnsi="宋体" w:cs="宋体"/>
                 <w:spacing w:val="3"/>
                 <w:position w:val="1"/>
                 <w:sz w:val="20"/>
@@ -1032,7 +953,7 @@
             </w:r>
             <w:r>
               <w:rPr>
-                <w:rFonts w:hint="eastAsia" w:ascii="宋体" w:hAnsi="宋体" w:cs="宋体"/>
+                <w:rFonts w:ascii="宋体" w:hAnsi="宋体" w:cs="宋体" w:hint="eastAsia"/>
                 <w:spacing w:val="3"/>
                 <w:position w:val="1"/>
                 <w:sz w:val="20"/>
@@ -1062,18 +983,18 @@
               <w:adjustRightInd w:val="0"/>
               <w:snapToGrid w:val="0"/>
               <w:spacing w:before="173" w:line="267" w:lineRule="exact"/>
-              <w:ind w:left="0" w:leftChars="0" w:right="0" w:rightChars="0" w:firstLine="0" w:firstLineChars="0"/>
+              <w:ind w:left="0" w:right="0" w:firstLine="0" w:leftChars="0" w:rightChars="0" w:firstLineChars="0"/>
               <w:jc w:val="center"/>
               <w:textAlignment w:val="baseline"/>
               <w:rPr>
-                <w:rFonts w:ascii="宋体" w:hAnsi="宋体" w:eastAsia="宋体" w:cs="宋体"/>
+                <w:rFonts w:ascii="宋体" w:eastAsia="宋体" w:hAnsi="宋体" w:cs="宋体"/>
                 <w:sz w:val="20"/>
                 <w:szCs w:val="20"/>
               </w:rPr>
             </w:pPr>
             <w:r>
               <w:rPr>
-                <w:rFonts w:ascii="宋体" w:hAnsi="宋体" w:eastAsia="宋体" w:cs="宋体"/>
+                <w:rFonts w:ascii="宋体" w:eastAsia="宋体" w:hAnsi="宋体" w:cs="宋体"/>
                 <w:spacing w:val="4"/>
                 <w:position w:val="1"/>
                 <w:sz w:val="20"/>
@@ -1102,18 +1023,18 @@
               <w:adjustRightInd w:val="0"/>
               <w:snapToGrid w:val="0"/>
               <w:spacing w:before="172" w:line="228" w:lineRule="auto"/>
-              <w:ind w:left="0" w:leftChars="0" w:right="0" w:rightChars="0" w:firstLine="0" w:firstLineChars="0"/>
+              <w:ind w:left="0" w:right="0" w:firstLine="0" w:leftChars="0" w:rightChars="0" w:firstLineChars="0"/>
               <w:jc w:val="center"/>
               <w:textAlignment w:val="baseline"/>
               <w:rPr>
-                <w:rFonts w:ascii="宋体" w:hAnsi="宋体" w:eastAsia="宋体" w:cs="宋体"/>
+                <w:rFonts w:ascii="宋体" w:eastAsia="宋体" w:hAnsi="宋体" w:cs="宋体"/>
                 <w:sz w:val="20"/>
                 <w:szCs w:val="20"/>
               </w:rPr>
             </w:pPr>
             <w:r>
               <w:rPr>
-                <w:rFonts w:ascii="宋体" w:hAnsi="宋体" w:eastAsia="宋体" w:cs="宋体"/>
+                <w:rFonts w:ascii="宋体" w:eastAsia="宋体" w:hAnsi="宋体" w:cs="宋体"/>
                 <w:spacing w:val="7"/>
                 <w:sz w:val="20"/>
                 <w:szCs w:val="20"/>
@@ -1141,11 +1062,11 @@
               <w:adjustRightInd w:val="0"/>
               <w:snapToGrid w:val="0"/>
               <w:spacing w:before="173" w:line="229" w:lineRule="auto"/>
-              <w:ind w:left="0" w:leftChars="0" w:right="0" w:rightChars="0" w:firstLine="0" w:firstLineChars="0"/>
+              <w:ind w:left="0" w:right="0" w:firstLine="0" w:leftChars="0" w:rightChars="0" w:firstLineChars="0"/>
               <w:jc w:val="center"/>
               <w:textAlignment w:val="baseline"/>
               <w:rPr>
-                <w:rFonts w:ascii="宋体" w:hAnsi="宋体" w:eastAsia="宋体" w:cs="宋体"/>
+                <w:rFonts w:ascii="宋体" w:eastAsia="宋体" w:hAnsi="宋体" w:cs="宋体"/>
                 <w:sz w:val="20"/>
                 <w:szCs w:val="20"/>
               </w:rPr>
@@ -1162,14 +1083,9 @@
       </w:tr>
       <w:tr>
         <w:tblPrEx>
-          <w:tblBorders>
-            <w:top w:val="single" w:color="000000" w:sz="2" w:space="0"/>
-            <w:left w:val="single" w:color="000000" w:sz="2" w:space="0"/>
-            <w:bottom w:val="single" w:color="000000" w:sz="2" w:space="0"/>
-            <w:right w:val="single" w:color="000000" w:sz="2" w:space="0"/>
-            <w:insideH w:val="single" w:color="000000" w:sz="2" w:space="0"/>
-            <w:insideV w:val="single" w:color="000000" w:sz="2" w:space="0"/>
-          </w:tblBorders>
+          <w:tblW w:w="7137" w:type="dxa"/>
+          <w:jc w:val="center"/>
+          <w:tblLayout w:type="fixed"/>
           <w:tblCellMar>
             <w:top w:w="0" w:type="dxa"/>
             <w:left w:w="0" w:type="dxa"/>
@@ -1178,7 +1094,7 @@
           </w:tblCellMar>
         </w:tblPrEx>
         <w:trPr>
-          <w:trHeight w:val="556" w:hRule="atLeast"/>
+          <w:trHeight w:val="556"/>
           <w:jc w:val="center"/>
         </w:trPr>
         <w:tc>
@@ -1187,7 +1103,7 @@
           </w:tcPr>
           <w:p>
             <w:pPr>
-              <w:pStyle w:val="27"/>
+              <w:pStyle w:val="TableText"/>
               <w:keepNext w:val="0"/>
               <w:keepLines w:val="0"/>
               <w:pageBreakBefore w:val="0"/>
@@ -1200,7 +1116,7 @@
               <w:bidi w:val="0"/>
               <w:adjustRightInd w:val="0"/>
               <w:snapToGrid w:val="0"/>
-              <w:ind w:left="0" w:leftChars="0" w:right="0" w:rightChars="0" w:firstLine="0" w:firstLineChars="0"/>
+              <w:ind w:left="0" w:right="0" w:firstLine="0" w:leftChars="0" w:rightChars="0" w:firstLineChars="0"/>
               <w:jc w:val="center"/>
               <w:textAlignment w:val="baseline"/>
             </w:pPr>
@@ -1212,7 +1128,7 @@
           </w:tcPr>
           <w:p>
             <w:pPr>
-              <w:pStyle w:val="27"/>
+              <w:pStyle w:val="TableText"/>
               <w:keepNext w:val="0"/>
               <w:keepLines w:val="0"/>
               <w:pageBreakBefore w:val="0"/>
@@ -1225,7 +1141,7 @@
               <w:bidi w:val="0"/>
               <w:adjustRightInd w:val="0"/>
               <w:snapToGrid w:val="0"/>
-              <w:ind w:left="0" w:leftChars="0" w:right="0" w:rightChars="0" w:firstLine="0" w:firstLineChars="0"/>
+              <w:ind w:left="0" w:right="0" w:firstLine="0" w:leftChars="0" w:rightChars="0" w:firstLineChars="0"/>
               <w:jc w:val="center"/>
               <w:textAlignment w:val="baseline"/>
             </w:pPr>
@@ -1237,7 +1153,7 @@
           </w:tcPr>
           <w:p>
             <w:pPr>
-              <w:pStyle w:val="27"/>
+              <w:pStyle w:val="TableText"/>
               <w:keepNext w:val="0"/>
               <w:keepLines w:val="0"/>
               <w:pageBreakBefore w:val="0"/>
@@ -1250,7 +1166,7 @@
               <w:bidi w:val="0"/>
               <w:adjustRightInd w:val="0"/>
               <w:snapToGrid w:val="0"/>
-              <w:ind w:left="0" w:leftChars="0" w:right="0" w:rightChars="0" w:firstLine="0" w:firstLineChars="0"/>
+              <w:ind w:left="0" w:right="0" w:firstLine="0" w:leftChars="0" w:rightChars="0" w:firstLineChars="0"/>
               <w:jc w:val="center"/>
               <w:textAlignment w:val="baseline"/>
             </w:pPr>
@@ -1262,7 +1178,7 @@
           </w:tcPr>
           <w:p>
             <w:pPr>
-              <w:pStyle w:val="27"/>
+              <w:pStyle w:val="TableText"/>
               <w:keepNext w:val="0"/>
               <w:keepLines w:val="0"/>
               <w:pageBreakBefore w:val="0"/>
@@ -1275,7 +1191,7 @@
               <w:bidi w:val="0"/>
               <w:adjustRightInd w:val="0"/>
               <w:snapToGrid w:val="0"/>
-              <w:ind w:left="0" w:leftChars="0" w:right="0" w:rightChars="0" w:firstLine="0" w:firstLineChars="0"/>
+              <w:ind w:left="0" w:right="0" w:firstLine="0" w:leftChars="0" w:rightChars="0" w:firstLineChars="0"/>
               <w:jc w:val="center"/>
               <w:textAlignment w:val="baseline"/>
             </w:pPr>
@@ -1284,14 +1200,9 @@
       </w:tr>
       <w:tr>
         <w:tblPrEx>
-          <w:tblBorders>
-            <w:top w:val="single" w:color="000000" w:sz="2" w:space="0"/>
-            <w:left w:val="single" w:color="000000" w:sz="2" w:space="0"/>
-            <w:bottom w:val="single" w:color="000000" w:sz="2" w:space="0"/>
-            <w:right w:val="single" w:color="000000" w:sz="2" w:space="0"/>
-            <w:insideH w:val="single" w:color="000000" w:sz="2" w:space="0"/>
-            <w:insideV w:val="single" w:color="000000" w:sz="2" w:space="0"/>
-          </w:tblBorders>
+          <w:tblW w:w="7137" w:type="dxa"/>
+          <w:jc w:val="center"/>
+          <w:tblLayout w:type="fixed"/>
           <w:tblCellMar>
             <w:top w:w="0" w:type="dxa"/>
             <w:left w:w="0" w:type="dxa"/>
@@ -1300,7 +1211,7 @@
           </w:tblCellMar>
         </w:tblPrEx>
         <w:trPr>
-          <w:trHeight w:val="556" w:hRule="atLeast"/>
+          <w:trHeight w:val="556"/>
           <w:jc w:val="center"/>
         </w:trPr>
         <w:tc>
@@ -1309,7 +1220,7 @@
           </w:tcPr>
           <w:p>
             <w:pPr>
-              <w:pStyle w:val="27"/>
+              <w:pStyle w:val="TableText"/>
               <w:keepNext w:val="0"/>
               <w:keepLines w:val="0"/>
               <w:pageBreakBefore w:val="0"/>
@@ -1322,7 +1233,7 @@
               <w:bidi w:val="0"/>
               <w:adjustRightInd w:val="0"/>
               <w:snapToGrid w:val="0"/>
-              <w:ind w:left="0" w:leftChars="0" w:right="0" w:rightChars="0" w:firstLine="0" w:firstLineChars="0"/>
+              <w:ind w:left="0" w:right="0" w:firstLine="0" w:leftChars="0" w:rightChars="0" w:firstLineChars="0"/>
               <w:jc w:val="center"/>
               <w:textAlignment w:val="baseline"/>
             </w:pPr>
@@ -1334,7 +1245,7 @@
           </w:tcPr>
           <w:p>
             <w:pPr>
-              <w:pStyle w:val="27"/>
+              <w:pStyle w:val="TableText"/>
               <w:keepNext w:val="0"/>
               <w:keepLines w:val="0"/>
               <w:pageBreakBefore w:val="0"/>
@@ -1347,7 +1258,7 @@
               <w:bidi w:val="0"/>
               <w:adjustRightInd w:val="0"/>
               <w:snapToGrid w:val="0"/>
-              <w:ind w:left="0" w:leftChars="0" w:right="0" w:rightChars="0" w:firstLine="0" w:firstLineChars="0"/>
+              <w:ind w:left="0" w:right="0" w:firstLine="0" w:leftChars="0" w:rightChars="0" w:firstLineChars="0"/>
               <w:jc w:val="center"/>
               <w:textAlignment w:val="baseline"/>
             </w:pPr>
@@ -1359,7 +1270,7 @@
           </w:tcPr>
           <w:p>
             <w:pPr>
-              <w:pStyle w:val="27"/>
+              <w:pStyle w:val="TableText"/>
               <w:keepNext w:val="0"/>
               <w:keepLines w:val="0"/>
               <w:pageBreakBefore w:val="0"/>
@@ -1372,7 +1283,7 @@
               <w:bidi w:val="0"/>
               <w:adjustRightInd w:val="0"/>
               <w:snapToGrid w:val="0"/>
-              <w:ind w:left="0" w:leftChars="0" w:right="0" w:rightChars="0" w:firstLine="0" w:firstLineChars="0"/>
+              <w:ind w:left="0" w:right="0" w:firstLine="0" w:leftChars="0" w:rightChars="0" w:firstLineChars="0"/>
               <w:jc w:val="center"/>
               <w:textAlignment w:val="baseline"/>
             </w:pPr>
@@ -1384,7 +1295,7 @@
           </w:tcPr>
           <w:p>
             <w:pPr>
-              <w:pStyle w:val="27"/>
+              <w:pStyle w:val="TableText"/>
               <w:keepNext w:val="0"/>
               <w:keepLines w:val="0"/>
               <w:pageBreakBefore w:val="0"/>
@@ -1397,7 +1308,7 @@
               <w:bidi w:val="0"/>
               <w:adjustRightInd w:val="0"/>
               <w:snapToGrid w:val="0"/>
-              <w:ind w:left="0" w:leftChars="0" w:right="0" w:rightChars="0" w:firstLine="0" w:firstLineChars="0"/>
+              <w:ind w:left="0" w:right="0" w:firstLine="0" w:leftChars="0" w:rightChars="0" w:firstLineChars="0"/>
               <w:jc w:val="center"/>
               <w:textAlignment w:val="baseline"/>
             </w:pPr>
@@ -1406,14 +1317,9 @@
       </w:tr>
       <w:tr>
         <w:tblPrEx>
-          <w:tblBorders>
-            <w:top w:val="single" w:color="000000" w:sz="2" w:space="0"/>
-            <w:left w:val="single" w:color="000000" w:sz="2" w:space="0"/>
-            <w:bottom w:val="single" w:color="000000" w:sz="2" w:space="0"/>
-            <w:right w:val="single" w:color="000000" w:sz="2" w:space="0"/>
-            <w:insideH w:val="single" w:color="000000" w:sz="2" w:space="0"/>
-            <w:insideV w:val="single" w:color="000000" w:sz="2" w:space="0"/>
-          </w:tblBorders>
+          <w:tblW w:w="7137" w:type="dxa"/>
+          <w:jc w:val="center"/>
+          <w:tblLayout w:type="fixed"/>
           <w:tblCellMar>
             <w:top w:w="0" w:type="dxa"/>
             <w:left w:w="0" w:type="dxa"/>
@@ -1422,7 +1328,7 @@
           </w:tblCellMar>
         </w:tblPrEx>
         <w:trPr>
-          <w:trHeight w:val="557" w:hRule="atLeast"/>
+          <w:trHeight w:val="557"/>
           <w:jc w:val="center"/>
         </w:trPr>
         <w:tc>
@@ -1431,7 +1337,7 @@
           </w:tcPr>
           <w:p>
             <w:pPr>
-              <w:pStyle w:val="27"/>
+              <w:pStyle w:val="TableText"/>
               <w:keepNext w:val="0"/>
               <w:keepLines w:val="0"/>
               <w:pageBreakBefore w:val="0"/>
@@ -1444,7 +1350,7 @@
               <w:bidi w:val="0"/>
               <w:adjustRightInd w:val="0"/>
               <w:snapToGrid w:val="0"/>
-              <w:ind w:left="0" w:leftChars="0" w:right="0" w:rightChars="0" w:firstLine="0" w:firstLineChars="0"/>
+              <w:ind w:left="0" w:right="0" w:firstLine="0" w:leftChars="0" w:rightChars="0" w:firstLineChars="0"/>
               <w:jc w:val="center"/>
               <w:textAlignment w:val="baseline"/>
             </w:pPr>
@@ -1456,7 +1362,7 @@
           </w:tcPr>
           <w:p>
             <w:pPr>
-              <w:pStyle w:val="27"/>
+              <w:pStyle w:val="TableText"/>
               <w:keepNext w:val="0"/>
               <w:keepLines w:val="0"/>
               <w:pageBreakBefore w:val="0"/>
@@ -1469,7 +1375,7 @@
               <w:bidi w:val="0"/>
               <w:adjustRightInd w:val="0"/>
               <w:snapToGrid w:val="0"/>
-              <w:ind w:left="0" w:leftChars="0" w:right="0" w:rightChars="0" w:firstLine="0" w:firstLineChars="0"/>
+              <w:ind w:left="0" w:right="0" w:firstLine="0" w:leftChars="0" w:rightChars="0" w:firstLineChars="0"/>
               <w:jc w:val="center"/>
               <w:textAlignment w:val="baseline"/>
             </w:pPr>
@@ -1481,7 +1387,7 @@
           </w:tcPr>
           <w:p>
             <w:pPr>
-              <w:pStyle w:val="27"/>
+              <w:pStyle w:val="TableText"/>
               <w:keepNext w:val="0"/>
               <w:keepLines w:val="0"/>
               <w:pageBreakBefore w:val="0"/>
@@ -1494,7 +1400,7 @@
               <w:bidi w:val="0"/>
               <w:adjustRightInd w:val="0"/>
               <w:snapToGrid w:val="0"/>
-              <w:ind w:left="0" w:leftChars="0" w:right="0" w:rightChars="0" w:firstLine="0" w:firstLineChars="0"/>
+              <w:ind w:left="0" w:right="0" w:firstLine="0" w:leftChars="0" w:rightChars="0" w:firstLineChars="0"/>
               <w:jc w:val="center"/>
               <w:textAlignment w:val="baseline"/>
             </w:pPr>
@@ -1506,7 +1412,7 @@
           </w:tcPr>
           <w:p>
             <w:pPr>
-              <w:pStyle w:val="27"/>
+              <w:pStyle w:val="TableText"/>
               <w:keepNext w:val="0"/>
               <w:keepLines w:val="0"/>
               <w:pageBreakBefore w:val="0"/>
@@ -1519,7 +1425,7 @@
               <w:bidi w:val="0"/>
               <w:adjustRightInd w:val="0"/>
               <w:snapToGrid w:val="0"/>
-              <w:ind w:left="0" w:leftChars="0" w:right="0" w:rightChars="0" w:firstLine="0" w:firstLineChars="0"/>
+              <w:ind w:left="0" w:right="0" w:firstLine="0" w:leftChars="0" w:rightChars="0" w:firstLineChars="0"/>
               <w:jc w:val="center"/>
               <w:textAlignment w:val="baseline"/>
             </w:pPr>
@@ -1550,7 +1456,7 @@
     <w:sdt>
       <w:sdtPr>
         <w:rPr>
-          <w:rFonts w:ascii="宋体" w:hAnsi="宋体" w:eastAsia="宋体" w:cs="Arial"/>
+          <w:rFonts w:ascii="宋体" w:eastAsia="宋体" w:hAnsi="宋体" w:cs="Arial"/>
           <w:snapToGrid w:val="0"/>
           <w:color w:val="000000"/>
           <w:kern w:val="0"/>
@@ -1566,7 +1472,7 @@
       </w:sdtPr>
       <w:sdtEndPr>
         <w:rPr>
-          <w:rFonts w:hint="eastAsia" w:ascii="宋体" w:hAnsi="宋体" w:eastAsia="宋体" w:cs="宋体"/>
+          <w:rFonts w:ascii="宋体" w:eastAsia="宋体" w:hAnsi="宋体" w:cs="宋体" w:hint="eastAsia"/>
           <w:snapToGrid w:val="0"/>
           <w:color w:val="000000"/>
           <w:kern w:val="0"/>
@@ -1591,18 +1497,18 @@
             <w:adjustRightInd w:val="0"/>
             <w:snapToGrid w:val="0"/>
             <w:spacing w:before="0" w:beforeLines="0" w:after="0" w:afterLines="0" w:line="240" w:lineRule="auto"/>
-            <w:ind w:left="0" w:leftChars="0" w:right="0" w:rightChars="0" w:firstLine="0" w:firstLineChars="0"/>
+            <w:ind w:left="0" w:right="0" w:firstLine="0" w:leftChars="0" w:rightChars="0" w:firstLineChars="0"/>
             <w:jc w:val="center"/>
             <w:textAlignment w:val="baseline"/>
             <w:rPr>
-              <w:rFonts w:hint="eastAsia" w:ascii="宋体" w:hAnsi="宋体" w:eastAsia="宋体" w:cs="宋体"/>
+              <w:rFonts w:ascii="宋体" w:eastAsia="宋体" w:hAnsi="宋体" w:cs="宋体" w:hint="eastAsia"/>
               <w:sz w:val="24"/>
               <w:szCs w:val="24"/>
             </w:rPr>
           </w:pPr>
           <w:r>
             <w:rPr>
-              <w:rFonts w:hint="eastAsia" w:ascii="宋体" w:hAnsi="宋体" w:eastAsia="宋体" w:cs="宋体"/>
+              <w:rFonts w:ascii="宋体" w:eastAsia="宋体" w:hAnsi="宋体" w:cs="宋体" w:hint="eastAsia"/>
               <w:sz w:val="24"/>
               <w:szCs w:val="24"/>
             </w:rPr>
@@ -1611,16 +1517,16 @@
         </w:p>
         <w:p>
           <w:pPr>
-            <w:pStyle w:val="16"/>
+            <w:pStyle w:val="TOC1"/>
             <w:tabs>
               <w:tab w:val="right" w:leader="dot" w:pos="8306"/>
             </w:tabs>
           </w:pPr>
-          <w:bookmarkStart w:id="32" w:name="_GoBack"/>
-          <w:bookmarkEnd w:id="32"/>
-          <w:r>
-            <w:rPr>
-              <w:rFonts w:hint="eastAsia" w:ascii="宋体" w:hAnsi="宋体" w:eastAsia="宋体" w:cs="宋体"/>
+          <w:bookmarkStart w:id="2" w:name="_GoBack"/>
+          <w:bookmarkEnd w:id="2"/>
+          <w:r>
+            <w:rPr>
+              <w:rFonts w:ascii="宋体" w:eastAsia="宋体" w:hAnsi="宋体" w:cs="宋体" w:hint="eastAsia"/>
               <w:sz w:val="24"/>
               <w:szCs w:val="24"/>
             </w:rPr>
@@ -1628,7 +1534,7 @@
           </w:r>
           <w:r>
             <w:rPr>
-              <w:rFonts w:hint="eastAsia" w:ascii="宋体" w:hAnsi="宋体" w:eastAsia="宋体" w:cs="宋体"/>
+              <w:rFonts w:ascii="宋体" w:eastAsia="宋体" w:hAnsi="宋体" w:cs="宋体" w:hint="eastAsia"/>
               <w:sz w:val="24"/>
               <w:szCs w:val="24"/>
             </w:rPr>
@@ -1636,7 +1542,7 @@
           </w:r>
           <w:r>
             <w:rPr>
-              <w:rFonts w:hint="eastAsia" w:ascii="宋体" w:hAnsi="宋体" w:eastAsia="宋体" w:cs="宋体"/>
+              <w:rFonts w:ascii="宋体" w:eastAsia="宋体" w:hAnsi="宋体" w:cs="宋体" w:hint="eastAsia"/>
               <w:sz w:val="24"/>
               <w:szCs w:val="24"/>
             </w:rPr>
@@ -1644,21 +1550,21 @@
           </w:r>
           <w:r>
             <w:rPr>
-              <w:rFonts w:hint="eastAsia" w:ascii="宋体" w:hAnsi="宋体" w:eastAsia="宋体" w:cs="宋体"/>
+              <w:rFonts w:ascii="宋体" w:eastAsia="宋体" w:hAnsi="宋体" w:cs="宋体" w:hint="eastAsia"/>
               <w:szCs w:val="24"/>
             </w:rPr>
             <w:fldChar w:fldCharType="begin"/>
           </w:r>
           <w:r>
             <w:rPr>
-              <w:rFonts w:hint="eastAsia" w:ascii="宋体" w:hAnsi="宋体" w:eastAsia="宋体" w:cs="宋体"/>
+              <w:rFonts w:ascii="宋体" w:eastAsia="宋体" w:hAnsi="宋体" w:cs="宋体" w:hint="eastAsia"/>
               <w:szCs w:val="24"/>
             </w:rPr>
             <w:instrText xml:space="preserve"> HYPERLINK \l _Toc11222 </w:instrText>
           </w:r>
           <w:r>
             <w:rPr>
-              <w:rFonts w:hint="eastAsia" w:ascii="宋体" w:hAnsi="宋体" w:eastAsia="宋体" w:cs="宋体"/>
+              <w:rFonts w:ascii="宋体" w:eastAsia="宋体" w:hAnsi="宋体" w:cs="宋体" w:hint="eastAsia"/>
               <w:szCs w:val="24"/>
             </w:rPr>
             <w:fldChar w:fldCharType="separate"/>
@@ -1690,7 +1596,7 @@
           </w:r>
           <w:r>
             <w:rPr>
-              <w:rFonts w:hint="eastAsia" w:ascii="宋体" w:hAnsi="宋体" w:eastAsia="宋体" w:cs="宋体"/>
+              <w:rFonts w:ascii="宋体" w:eastAsia="宋体" w:hAnsi="宋体" w:cs="宋体" w:hint="eastAsia"/>
               <w:szCs w:val="24"/>
             </w:rPr>
             <w:fldChar w:fldCharType="end"/>
@@ -1698,28 +1604,28 @@
         </w:p>
         <w:p>
           <w:pPr>
-            <w:pStyle w:val="16"/>
+            <w:pStyle w:val="TOC1"/>
             <w:tabs>
               <w:tab w:val="right" w:leader="dot" w:pos="8306"/>
             </w:tabs>
           </w:pPr>
           <w:r>
             <w:rPr>
-              <w:rFonts w:hint="eastAsia" w:ascii="宋体" w:hAnsi="宋体" w:eastAsia="宋体" w:cs="宋体"/>
+              <w:rFonts w:ascii="宋体" w:eastAsia="宋体" w:hAnsi="宋体" w:cs="宋体" w:hint="eastAsia"/>
               <w:szCs w:val="24"/>
             </w:rPr>
             <w:fldChar w:fldCharType="begin"/>
           </w:r>
           <w:r>
             <w:rPr>
-              <w:rFonts w:hint="eastAsia" w:ascii="宋体" w:hAnsi="宋体" w:eastAsia="宋体" w:cs="宋体"/>
+              <w:rFonts w:ascii="宋体" w:eastAsia="宋体" w:hAnsi="宋体" w:cs="宋体" w:hint="eastAsia"/>
               <w:szCs w:val="24"/>
             </w:rPr>
             <w:instrText xml:space="preserve"> HYPERLINK \l _Toc15696 </w:instrText>
           </w:r>
           <w:r>
             <w:rPr>
-              <w:rFonts w:hint="eastAsia" w:ascii="宋体" w:hAnsi="宋体" w:eastAsia="宋体" w:cs="宋体"/>
+              <w:rFonts w:ascii="宋体" w:eastAsia="宋体" w:hAnsi="宋体" w:cs="宋体" w:hint="eastAsia"/>
               <w:szCs w:val="24"/>
             </w:rPr>
             <w:fldChar w:fldCharType="separate"/>
@@ -1751,7 +1657,7 @@
           </w:r>
           <w:r>
             <w:rPr>
-              <w:rFonts w:hint="eastAsia" w:ascii="宋体" w:hAnsi="宋体" w:eastAsia="宋体" w:cs="宋体"/>
+              <w:rFonts w:ascii="宋体" w:eastAsia="宋体" w:hAnsi="宋体" w:cs="宋体" w:hint="eastAsia"/>
               <w:szCs w:val="24"/>
             </w:rPr>
             <w:fldChar w:fldCharType="end"/>
@@ -1759,28 +1665,28 @@
         </w:p>
         <w:p>
           <w:pPr>
-            <w:pStyle w:val="16"/>
+            <w:pStyle w:val="TOC1"/>
             <w:tabs>
               <w:tab w:val="right" w:leader="dot" w:pos="8306"/>
             </w:tabs>
           </w:pPr>
           <w:r>
             <w:rPr>
-              <w:rFonts w:hint="eastAsia" w:ascii="宋体" w:hAnsi="宋体" w:eastAsia="宋体" w:cs="宋体"/>
+              <w:rFonts w:ascii="宋体" w:eastAsia="宋体" w:hAnsi="宋体" w:cs="宋体" w:hint="eastAsia"/>
               <w:szCs w:val="24"/>
             </w:rPr>
             <w:fldChar w:fldCharType="begin"/>
           </w:r>
           <w:r>
             <w:rPr>
-              <w:rFonts w:hint="eastAsia" w:ascii="宋体" w:hAnsi="宋体" w:eastAsia="宋体" w:cs="宋体"/>
+              <w:rFonts w:ascii="宋体" w:eastAsia="宋体" w:hAnsi="宋体" w:cs="宋体" w:hint="eastAsia"/>
               <w:szCs w:val="24"/>
             </w:rPr>
             <w:instrText xml:space="preserve"> HYPERLINK \l _Toc14351 </w:instrText>
           </w:r>
           <w:r>
             <w:rPr>
-              <w:rFonts w:hint="eastAsia" w:ascii="宋体" w:hAnsi="宋体" w:eastAsia="宋体" w:cs="宋体"/>
+              <w:rFonts w:ascii="宋体" w:eastAsia="宋体" w:hAnsi="宋体" w:cs="宋体" w:hint="eastAsia"/>
               <w:szCs w:val="24"/>
             </w:rPr>
             <w:fldChar w:fldCharType="separate"/>
@@ -1819,7 +1725,7 @@
           </w:r>
           <w:r>
             <w:rPr>
-              <w:rFonts w:hint="eastAsia" w:ascii="宋体" w:hAnsi="宋体" w:eastAsia="宋体" w:cs="宋体"/>
+              <w:rFonts w:ascii="宋体" w:eastAsia="宋体" w:hAnsi="宋体" w:cs="宋体" w:hint="eastAsia"/>
               <w:szCs w:val="24"/>
             </w:rPr>
             <w:fldChar w:fldCharType="end"/>
@@ -1827,28 +1733,28 @@
         </w:p>
         <w:p>
           <w:pPr>
-            <w:pStyle w:val="17"/>
+            <w:pStyle w:val="TOC2"/>
             <w:tabs>
               <w:tab w:val="right" w:leader="dot" w:pos="8306"/>
             </w:tabs>
           </w:pPr>
           <w:r>
             <w:rPr>
-              <w:rFonts w:hint="eastAsia" w:ascii="宋体" w:hAnsi="宋体" w:eastAsia="宋体" w:cs="宋体"/>
+              <w:rFonts w:ascii="宋体" w:eastAsia="宋体" w:hAnsi="宋体" w:cs="宋体" w:hint="eastAsia"/>
               <w:szCs w:val="24"/>
             </w:rPr>
             <w:fldChar w:fldCharType="begin"/>
           </w:r>
           <w:r>
             <w:rPr>
-              <w:rFonts w:hint="eastAsia" w:ascii="宋体" w:hAnsi="宋体" w:eastAsia="宋体" w:cs="宋体"/>
+              <w:rFonts w:ascii="宋体" w:eastAsia="宋体" w:hAnsi="宋体" w:cs="宋体" w:hint="eastAsia"/>
               <w:szCs w:val="24"/>
             </w:rPr>
             <w:instrText xml:space="preserve"> HYPERLINK \l _Toc5821 </w:instrText>
           </w:r>
           <w:r>
             <w:rPr>
-              <w:rFonts w:hint="eastAsia" w:ascii="宋体" w:hAnsi="宋体" w:eastAsia="宋体" w:cs="宋体"/>
+              <w:rFonts w:ascii="宋体" w:eastAsia="宋体" w:hAnsi="宋体" w:cs="宋体" w:hint="eastAsia"/>
               <w:szCs w:val="24"/>
             </w:rPr>
             <w:fldChar w:fldCharType="separate"/>
@@ -1887,7 +1793,7 @@
           </w:r>
           <w:r>
             <w:rPr>
-              <w:rFonts w:hint="eastAsia" w:ascii="宋体" w:hAnsi="宋体" w:eastAsia="宋体" w:cs="宋体"/>
+              <w:rFonts w:ascii="宋体" w:eastAsia="宋体" w:hAnsi="宋体" w:cs="宋体" w:hint="eastAsia"/>
               <w:szCs w:val="24"/>
             </w:rPr>
             <w:fldChar w:fldCharType="end"/>
@@ -1895,28 +1801,28 @@
         </w:p>
         <w:p>
           <w:pPr>
-            <w:pStyle w:val="17"/>
+            <w:pStyle w:val="TOC2"/>
             <w:tabs>
               <w:tab w:val="right" w:leader="dot" w:pos="8306"/>
             </w:tabs>
           </w:pPr>
           <w:r>
             <w:rPr>
-              <w:rFonts w:hint="eastAsia" w:ascii="宋体" w:hAnsi="宋体" w:eastAsia="宋体" w:cs="宋体"/>
+              <w:rFonts w:ascii="宋体" w:eastAsia="宋体" w:hAnsi="宋体" w:cs="宋体" w:hint="eastAsia"/>
               <w:szCs w:val="24"/>
             </w:rPr>
             <w:fldChar w:fldCharType="begin"/>
           </w:r>
           <w:r>
             <w:rPr>
-              <w:rFonts w:hint="eastAsia" w:ascii="宋体" w:hAnsi="宋体" w:eastAsia="宋体" w:cs="宋体"/>
+              <w:rFonts w:ascii="宋体" w:eastAsia="宋体" w:hAnsi="宋体" w:cs="宋体" w:hint="eastAsia"/>
               <w:szCs w:val="24"/>
             </w:rPr>
             <w:instrText xml:space="preserve"> HYPERLINK \l _Toc14499 </w:instrText>
           </w:r>
           <w:r>
             <w:rPr>
-              <w:rFonts w:hint="eastAsia" w:ascii="宋体" w:hAnsi="宋体" w:eastAsia="宋体" w:cs="宋体"/>
+              <w:rFonts w:ascii="宋体" w:eastAsia="宋体" w:hAnsi="宋体" w:cs="宋体" w:hint="eastAsia"/>
               <w:szCs w:val="24"/>
             </w:rPr>
             <w:fldChar w:fldCharType="separate"/>
@@ -1955,7 +1861,7 @@
           </w:r>
           <w:r>
             <w:rPr>
-              <w:rFonts w:hint="eastAsia" w:ascii="宋体" w:hAnsi="宋体" w:eastAsia="宋体" w:cs="宋体"/>
+              <w:rFonts w:ascii="宋体" w:eastAsia="宋体" w:hAnsi="宋体" w:cs="宋体" w:hint="eastAsia"/>
               <w:szCs w:val="24"/>
             </w:rPr>
             <w:fldChar w:fldCharType="end"/>
@@ -1963,28 +1869,28 @@
         </w:p>
         <w:p>
           <w:pPr>
-            <w:pStyle w:val="17"/>
+            <w:pStyle w:val="TOC2"/>
             <w:tabs>
               <w:tab w:val="right" w:leader="dot" w:pos="8306"/>
             </w:tabs>
           </w:pPr>
           <w:r>
             <w:rPr>
-              <w:rFonts w:hint="eastAsia" w:ascii="宋体" w:hAnsi="宋体" w:eastAsia="宋体" w:cs="宋体"/>
+              <w:rFonts w:ascii="宋体" w:eastAsia="宋体" w:hAnsi="宋体" w:cs="宋体" w:hint="eastAsia"/>
               <w:szCs w:val="24"/>
             </w:rPr>
             <w:fldChar w:fldCharType="begin"/>
           </w:r>
           <w:r>
             <w:rPr>
-              <w:rFonts w:hint="eastAsia" w:ascii="宋体" w:hAnsi="宋体" w:eastAsia="宋体" w:cs="宋体"/>
+              <w:rFonts w:ascii="宋体" w:eastAsia="宋体" w:hAnsi="宋体" w:cs="宋体" w:hint="eastAsia"/>
               <w:szCs w:val="24"/>
             </w:rPr>
             <w:instrText xml:space="preserve"> HYPERLINK \l _Toc22804 </w:instrText>
           </w:r>
           <w:r>
             <w:rPr>
-              <w:rFonts w:hint="eastAsia" w:ascii="宋体" w:hAnsi="宋体" w:eastAsia="宋体" w:cs="宋体"/>
+              <w:rFonts w:ascii="宋体" w:eastAsia="宋体" w:hAnsi="宋体" w:cs="宋体" w:hint="eastAsia"/>
               <w:szCs w:val="24"/>
             </w:rPr>
             <w:fldChar w:fldCharType="separate"/>
@@ -2023,7 +1929,7 @@
           </w:r>
           <w:r>
             <w:rPr>
-              <w:rFonts w:hint="eastAsia" w:ascii="宋体" w:hAnsi="宋体" w:eastAsia="宋体" w:cs="宋体"/>
+              <w:rFonts w:ascii="宋体" w:eastAsia="宋体" w:hAnsi="宋体" w:cs="宋体" w:hint="eastAsia"/>
               <w:szCs w:val="24"/>
             </w:rPr>
             <w:fldChar w:fldCharType="end"/>
@@ -2031,28 +1937,28 @@
         </w:p>
         <w:p>
           <w:pPr>
-            <w:pStyle w:val="17"/>
+            <w:pStyle w:val="TOC2"/>
             <w:tabs>
               <w:tab w:val="right" w:leader="dot" w:pos="8306"/>
             </w:tabs>
           </w:pPr>
           <w:r>
             <w:rPr>
-              <w:rFonts w:hint="eastAsia" w:ascii="宋体" w:hAnsi="宋体" w:eastAsia="宋体" w:cs="宋体"/>
+              <w:rFonts w:ascii="宋体" w:eastAsia="宋体" w:hAnsi="宋体" w:cs="宋体" w:hint="eastAsia"/>
               <w:szCs w:val="24"/>
             </w:rPr>
             <w:fldChar w:fldCharType="begin"/>
           </w:r>
           <w:r>
             <w:rPr>
-              <w:rFonts w:hint="eastAsia" w:ascii="宋体" w:hAnsi="宋体" w:eastAsia="宋体" w:cs="宋体"/>
+              <w:rFonts w:ascii="宋体" w:eastAsia="宋体" w:hAnsi="宋体" w:cs="宋体" w:hint="eastAsia"/>
               <w:szCs w:val="24"/>
             </w:rPr>
             <w:instrText xml:space="preserve"> HYPERLINK \l _Toc25993 </w:instrText>
           </w:r>
           <w:r>
             <w:rPr>
-              <w:rFonts w:hint="eastAsia" w:ascii="宋体" w:hAnsi="宋体" w:eastAsia="宋体" w:cs="宋体"/>
+              <w:rFonts w:ascii="宋体" w:eastAsia="宋体" w:hAnsi="宋体" w:cs="宋体" w:hint="eastAsia"/>
               <w:szCs w:val="24"/>
             </w:rPr>
             <w:fldChar w:fldCharType="separate"/>
@@ -2091,7 +1997,7 @@
           </w:r>
           <w:r>
             <w:rPr>
-              <w:rFonts w:hint="eastAsia" w:ascii="宋体" w:hAnsi="宋体" w:eastAsia="宋体" w:cs="宋体"/>
+              <w:rFonts w:ascii="宋体" w:eastAsia="宋体" w:hAnsi="宋体" w:cs="宋体" w:hint="eastAsia"/>
               <w:szCs w:val="24"/>
             </w:rPr>
             <w:fldChar w:fldCharType="end"/>
@@ -2099,28 +2005,28 @@
         </w:p>
         <w:p>
           <w:pPr>
-            <w:pStyle w:val="13"/>
+            <w:pStyle w:val="TOC3"/>
             <w:tabs>
               <w:tab w:val="right" w:leader="dot" w:pos="8306"/>
             </w:tabs>
           </w:pPr>
           <w:r>
             <w:rPr>
-              <w:rFonts w:hint="eastAsia" w:ascii="宋体" w:hAnsi="宋体" w:eastAsia="宋体" w:cs="宋体"/>
+              <w:rFonts w:ascii="宋体" w:eastAsia="宋体" w:hAnsi="宋体" w:cs="宋体" w:hint="eastAsia"/>
               <w:szCs w:val="24"/>
             </w:rPr>
             <w:fldChar w:fldCharType="begin"/>
           </w:r>
           <w:r>
             <w:rPr>
-              <w:rFonts w:hint="eastAsia" w:ascii="宋体" w:hAnsi="宋体" w:eastAsia="宋体" w:cs="宋体"/>
+              <w:rFonts w:ascii="宋体" w:eastAsia="宋体" w:hAnsi="宋体" w:cs="宋体" w:hint="eastAsia"/>
               <w:szCs w:val="24"/>
             </w:rPr>
             <w:instrText xml:space="preserve"> HYPERLINK \l _Toc13886 </w:instrText>
           </w:r>
           <w:r>
             <w:rPr>
-              <w:rFonts w:hint="eastAsia" w:ascii="宋体" w:hAnsi="宋体" w:eastAsia="宋体" w:cs="宋体"/>
+              <w:rFonts w:ascii="宋体" w:eastAsia="宋体" w:hAnsi="宋体" w:cs="宋体" w:hint="eastAsia"/>
               <w:szCs w:val="24"/>
             </w:rPr>
             <w:fldChar w:fldCharType="separate"/>
@@ -2159,7 +2065,7 @@
           </w:r>
           <w:r>
             <w:rPr>
-              <w:rFonts w:hint="eastAsia" w:ascii="宋体" w:hAnsi="宋体" w:eastAsia="宋体" w:cs="宋体"/>
+              <w:rFonts w:ascii="宋体" w:eastAsia="宋体" w:hAnsi="宋体" w:cs="宋体" w:hint="eastAsia"/>
               <w:szCs w:val="24"/>
             </w:rPr>
             <w:fldChar w:fldCharType="end"/>
@@ -2167,28 +2073,28 @@
         </w:p>
         <w:p>
           <w:pPr>
-            <w:pStyle w:val="13"/>
+            <w:pStyle w:val="TOC3"/>
             <w:tabs>
               <w:tab w:val="right" w:leader="dot" w:pos="8306"/>
             </w:tabs>
           </w:pPr>
           <w:r>
             <w:rPr>
-              <w:rFonts w:hint="eastAsia" w:ascii="宋体" w:hAnsi="宋体" w:eastAsia="宋体" w:cs="宋体"/>
+              <w:rFonts w:ascii="宋体" w:eastAsia="宋体" w:hAnsi="宋体" w:cs="宋体" w:hint="eastAsia"/>
               <w:szCs w:val="24"/>
             </w:rPr>
             <w:fldChar w:fldCharType="begin"/>
           </w:r>
           <w:r>
             <w:rPr>
-              <w:rFonts w:hint="eastAsia" w:ascii="宋体" w:hAnsi="宋体" w:eastAsia="宋体" w:cs="宋体"/>
+              <w:rFonts w:ascii="宋体" w:eastAsia="宋体" w:hAnsi="宋体" w:cs="宋体" w:hint="eastAsia"/>
               <w:szCs w:val="24"/>
             </w:rPr>
             <w:instrText xml:space="preserve"> HYPERLINK \l _Toc25489 </w:instrText>
           </w:r>
           <w:r>
             <w:rPr>
-              <w:rFonts w:hint="eastAsia" w:ascii="宋体" w:hAnsi="宋体" w:eastAsia="宋体" w:cs="宋体"/>
+              <w:rFonts w:ascii="宋体" w:eastAsia="宋体" w:hAnsi="宋体" w:cs="宋体" w:hint="eastAsia"/>
               <w:szCs w:val="24"/>
             </w:rPr>
             <w:fldChar w:fldCharType="separate"/>
@@ -2227,7 +2133,7 @@
           </w:r>
           <w:r>
             <w:rPr>
-              <w:rFonts w:hint="eastAsia" w:ascii="宋体" w:hAnsi="宋体" w:eastAsia="宋体" w:cs="宋体"/>
+              <w:rFonts w:ascii="宋体" w:eastAsia="宋体" w:hAnsi="宋体" w:cs="宋体" w:hint="eastAsia"/>
               <w:szCs w:val="24"/>
             </w:rPr>
             <w:fldChar w:fldCharType="end"/>
@@ -2235,28 +2141,28 @@
         </w:p>
         <w:p>
           <w:pPr>
-            <w:pStyle w:val="13"/>
+            <w:pStyle w:val="TOC3"/>
             <w:tabs>
               <w:tab w:val="right" w:leader="dot" w:pos="8306"/>
             </w:tabs>
           </w:pPr>
           <w:r>
             <w:rPr>
-              <w:rFonts w:hint="eastAsia" w:ascii="宋体" w:hAnsi="宋体" w:eastAsia="宋体" w:cs="宋体"/>
+              <w:rFonts w:ascii="宋体" w:eastAsia="宋体" w:hAnsi="宋体" w:cs="宋体" w:hint="eastAsia"/>
               <w:szCs w:val="24"/>
             </w:rPr>
             <w:fldChar w:fldCharType="begin"/>
           </w:r>
           <w:r>
             <w:rPr>
-              <w:rFonts w:hint="eastAsia" w:ascii="宋体" w:hAnsi="宋体" w:eastAsia="宋体" w:cs="宋体"/>
+              <w:rFonts w:ascii="宋体" w:eastAsia="宋体" w:hAnsi="宋体" w:cs="宋体" w:hint="eastAsia"/>
               <w:szCs w:val="24"/>
             </w:rPr>
             <w:instrText xml:space="preserve"> HYPERLINK \l _Toc14385 </w:instrText>
           </w:r>
           <w:r>
             <w:rPr>
-              <w:rFonts w:hint="eastAsia" w:ascii="宋体" w:hAnsi="宋体" w:eastAsia="宋体" w:cs="宋体"/>
+              <w:rFonts w:ascii="宋体" w:eastAsia="宋体" w:hAnsi="宋体" w:cs="宋体" w:hint="eastAsia"/>
               <w:szCs w:val="24"/>
             </w:rPr>
             <w:fldChar w:fldCharType="separate"/>
@@ -2295,7 +2201,7 @@
           </w:r>
           <w:r>
             <w:rPr>
-              <w:rFonts w:hint="eastAsia" w:ascii="宋体" w:hAnsi="宋体" w:eastAsia="宋体" w:cs="宋体"/>
+              <w:rFonts w:ascii="宋体" w:eastAsia="宋体" w:hAnsi="宋体" w:cs="宋体" w:hint="eastAsia"/>
               <w:szCs w:val="24"/>
             </w:rPr>
             <w:fldChar w:fldCharType="end"/>
@@ -2303,28 +2209,28 @@
         </w:p>
         <w:p>
           <w:pPr>
-            <w:pStyle w:val="13"/>
+            <w:pStyle w:val="TOC3"/>
             <w:tabs>
               <w:tab w:val="right" w:leader="dot" w:pos="8306"/>
             </w:tabs>
           </w:pPr>
           <w:r>
             <w:rPr>
-              <w:rFonts w:hint="eastAsia" w:ascii="宋体" w:hAnsi="宋体" w:eastAsia="宋体" w:cs="宋体"/>
+              <w:rFonts w:ascii="宋体" w:eastAsia="宋体" w:hAnsi="宋体" w:cs="宋体" w:hint="eastAsia"/>
               <w:szCs w:val="24"/>
             </w:rPr>
             <w:fldChar w:fldCharType="begin"/>
           </w:r>
           <w:r>
             <w:rPr>
-              <w:rFonts w:hint="eastAsia" w:ascii="宋体" w:hAnsi="宋体" w:eastAsia="宋体" w:cs="宋体"/>
+              <w:rFonts w:ascii="宋体" w:eastAsia="宋体" w:hAnsi="宋体" w:cs="宋体" w:hint="eastAsia"/>
               <w:szCs w:val="24"/>
             </w:rPr>
             <w:instrText xml:space="preserve"> HYPERLINK \l _Toc13236 </w:instrText>
           </w:r>
           <w:r>
             <w:rPr>
-              <w:rFonts w:hint="eastAsia" w:ascii="宋体" w:hAnsi="宋体" w:eastAsia="宋体" w:cs="宋体"/>
+              <w:rFonts w:ascii="宋体" w:eastAsia="宋体" w:hAnsi="宋体" w:cs="宋体" w:hint="eastAsia"/>
               <w:szCs w:val="24"/>
             </w:rPr>
             <w:fldChar w:fldCharType="separate"/>
@@ -2363,7 +2269,7 @@
           </w:r>
           <w:r>
             <w:rPr>
-              <w:rFonts w:hint="eastAsia" w:ascii="宋体" w:hAnsi="宋体" w:eastAsia="宋体" w:cs="宋体"/>
+              <w:rFonts w:ascii="宋体" w:eastAsia="宋体" w:hAnsi="宋体" w:cs="宋体" w:hint="eastAsia"/>
               <w:szCs w:val="24"/>
             </w:rPr>
             <w:fldChar w:fldCharType="end"/>
@@ -2371,28 +2277,28 @@
         </w:p>
         <w:p>
           <w:pPr>
-            <w:pStyle w:val="16"/>
+            <w:pStyle w:val="TOC1"/>
             <w:tabs>
               <w:tab w:val="right" w:leader="dot" w:pos="8306"/>
             </w:tabs>
           </w:pPr>
           <w:r>
             <w:rPr>
-              <w:rFonts w:hint="eastAsia" w:ascii="宋体" w:hAnsi="宋体" w:eastAsia="宋体" w:cs="宋体"/>
+              <w:rFonts w:ascii="宋体" w:eastAsia="宋体" w:hAnsi="宋体" w:cs="宋体" w:hint="eastAsia"/>
               <w:szCs w:val="24"/>
             </w:rPr>
             <w:fldChar w:fldCharType="begin"/>
           </w:r>
           <w:r>
             <w:rPr>
-              <w:rFonts w:hint="eastAsia" w:ascii="宋体" w:hAnsi="宋体" w:eastAsia="宋体" w:cs="宋体"/>
+              <w:rFonts w:ascii="宋体" w:eastAsia="宋体" w:hAnsi="宋体" w:cs="宋体" w:hint="eastAsia"/>
               <w:szCs w:val="24"/>
             </w:rPr>
             <w:instrText xml:space="preserve"> HYPERLINK \l _Toc26487 </w:instrText>
           </w:r>
           <w:r>
             <w:rPr>
-              <w:rFonts w:hint="eastAsia" w:ascii="宋体" w:hAnsi="宋体" w:eastAsia="宋体" w:cs="宋体"/>
+              <w:rFonts w:ascii="宋体" w:eastAsia="宋体" w:hAnsi="宋体" w:cs="宋体" w:hint="eastAsia"/>
               <w:szCs w:val="24"/>
             </w:rPr>
             <w:fldChar w:fldCharType="separate"/>
@@ -2431,7 +2337,7 @@
           </w:r>
           <w:r>
             <w:rPr>
-              <w:rFonts w:hint="eastAsia" w:ascii="宋体" w:hAnsi="宋体" w:eastAsia="宋体" w:cs="宋体"/>
+              <w:rFonts w:ascii="宋体" w:eastAsia="宋体" w:hAnsi="宋体" w:cs="宋体" w:hint="eastAsia"/>
               <w:szCs w:val="24"/>
             </w:rPr>
             <w:fldChar w:fldCharType="end"/>
@@ -2439,28 +2345,28 @@
         </w:p>
         <w:p>
           <w:pPr>
-            <w:pStyle w:val="16"/>
+            <w:pStyle w:val="TOC1"/>
             <w:tabs>
               <w:tab w:val="right" w:leader="dot" w:pos="8306"/>
             </w:tabs>
           </w:pPr>
           <w:r>
             <w:rPr>
-              <w:rFonts w:hint="eastAsia" w:ascii="宋体" w:hAnsi="宋体" w:eastAsia="宋体" w:cs="宋体"/>
+              <w:rFonts w:ascii="宋体" w:eastAsia="宋体" w:hAnsi="宋体" w:cs="宋体" w:hint="eastAsia"/>
               <w:szCs w:val="24"/>
             </w:rPr>
             <w:fldChar w:fldCharType="begin"/>
           </w:r>
           <w:r>
             <w:rPr>
-              <w:rFonts w:hint="eastAsia" w:ascii="宋体" w:hAnsi="宋体" w:eastAsia="宋体" w:cs="宋体"/>
+              <w:rFonts w:ascii="宋体" w:eastAsia="宋体" w:hAnsi="宋体" w:cs="宋体" w:hint="eastAsia"/>
               <w:szCs w:val="24"/>
             </w:rPr>
             <w:instrText xml:space="preserve"> HYPERLINK \l _Toc25086 </w:instrText>
           </w:r>
           <w:r>
             <w:rPr>
-              <w:rFonts w:hint="eastAsia" w:ascii="宋体" w:hAnsi="宋体" w:eastAsia="宋体" w:cs="宋体"/>
+              <w:rFonts w:ascii="宋体" w:eastAsia="宋体" w:hAnsi="宋体" w:cs="宋体" w:hint="eastAsia"/>
               <w:szCs w:val="24"/>
             </w:rPr>
             <w:fldChar w:fldCharType="separate"/>
@@ -2499,7 +2405,7 @@
           </w:r>
           <w:r>
             <w:rPr>
-              <w:rFonts w:hint="eastAsia" w:ascii="宋体" w:hAnsi="宋体" w:eastAsia="宋体" w:cs="宋体"/>
+              <w:rFonts w:ascii="宋体" w:eastAsia="宋体" w:hAnsi="宋体" w:cs="宋体" w:hint="eastAsia"/>
               <w:szCs w:val="24"/>
             </w:rPr>
             <w:fldChar w:fldCharType="end"/>
@@ -2507,28 +2413,28 @@
         </w:p>
         <w:p>
           <w:pPr>
-            <w:pStyle w:val="17"/>
+            <w:pStyle w:val="TOC2"/>
             <w:tabs>
               <w:tab w:val="right" w:leader="dot" w:pos="8306"/>
             </w:tabs>
           </w:pPr>
           <w:r>
             <w:rPr>
-              <w:rFonts w:hint="eastAsia" w:ascii="宋体" w:hAnsi="宋体" w:eastAsia="宋体" w:cs="宋体"/>
+              <w:rFonts w:ascii="宋体" w:eastAsia="宋体" w:hAnsi="宋体" w:cs="宋体" w:hint="eastAsia"/>
               <w:szCs w:val="24"/>
             </w:rPr>
             <w:fldChar w:fldCharType="begin"/>
           </w:r>
           <w:r>
             <w:rPr>
-              <w:rFonts w:hint="eastAsia" w:ascii="宋体" w:hAnsi="宋体" w:eastAsia="宋体" w:cs="宋体"/>
+              <w:rFonts w:ascii="宋体" w:eastAsia="宋体" w:hAnsi="宋体" w:cs="宋体" w:hint="eastAsia"/>
               <w:szCs w:val="24"/>
             </w:rPr>
             <w:instrText xml:space="preserve"> HYPERLINK \l _Toc22248 </w:instrText>
           </w:r>
           <w:r>
             <w:rPr>
-              <w:rFonts w:hint="eastAsia" w:ascii="宋体" w:hAnsi="宋体" w:eastAsia="宋体" w:cs="宋体"/>
+              <w:rFonts w:ascii="宋体" w:eastAsia="宋体" w:hAnsi="宋体" w:cs="宋体" w:hint="eastAsia"/>
               <w:szCs w:val="24"/>
             </w:rPr>
             <w:fldChar w:fldCharType="separate"/>
@@ -2567,7 +2473,7 @@
           </w:r>
           <w:r>
             <w:rPr>
-              <w:rFonts w:hint="eastAsia" w:ascii="宋体" w:hAnsi="宋体" w:eastAsia="宋体" w:cs="宋体"/>
+              <w:rFonts w:ascii="宋体" w:eastAsia="宋体" w:hAnsi="宋体" w:cs="宋体" w:hint="eastAsia"/>
               <w:szCs w:val="24"/>
             </w:rPr>
             <w:fldChar w:fldCharType="end"/>
@@ -2575,28 +2481,28 @@
         </w:p>
         <w:p>
           <w:pPr>
-            <w:pStyle w:val="17"/>
+            <w:pStyle w:val="TOC2"/>
             <w:tabs>
               <w:tab w:val="right" w:leader="dot" w:pos="8306"/>
             </w:tabs>
           </w:pPr>
           <w:r>
             <w:rPr>
-              <w:rFonts w:hint="eastAsia" w:ascii="宋体" w:hAnsi="宋体" w:eastAsia="宋体" w:cs="宋体"/>
+              <w:rFonts w:ascii="宋体" w:eastAsia="宋体" w:hAnsi="宋体" w:cs="宋体" w:hint="eastAsia"/>
               <w:szCs w:val="24"/>
             </w:rPr>
             <w:fldChar w:fldCharType="begin"/>
           </w:r>
           <w:r>
             <w:rPr>
-              <w:rFonts w:hint="eastAsia" w:ascii="宋体" w:hAnsi="宋体" w:eastAsia="宋体" w:cs="宋体"/>
+              <w:rFonts w:ascii="宋体" w:eastAsia="宋体" w:hAnsi="宋体" w:cs="宋体" w:hint="eastAsia"/>
               <w:szCs w:val="24"/>
             </w:rPr>
             <w:instrText xml:space="preserve"> HYPERLINK \l _Toc6368 </w:instrText>
           </w:r>
           <w:r>
             <w:rPr>
-              <w:rFonts w:hint="eastAsia" w:ascii="宋体" w:hAnsi="宋体" w:eastAsia="宋体" w:cs="宋体"/>
+              <w:rFonts w:ascii="宋体" w:eastAsia="宋体" w:hAnsi="宋体" w:cs="宋体" w:hint="eastAsia"/>
               <w:szCs w:val="24"/>
             </w:rPr>
             <w:fldChar w:fldCharType="separate"/>
@@ -2635,7 +2541,7 @@
           </w:r>
           <w:r>
             <w:rPr>
-              <w:rFonts w:hint="eastAsia" w:ascii="宋体" w:hAnsi="宋体" w:eastAsia="宋体" w:cs="宋体"/>
+              <w:rFonts w:ascii="宋体" w:eastAsia="宋体" w:hAnsi="宋体" w:cs="宋体" w:hint="eastAsia"/>
               <w:szCs w:val="24"/>
             </w:rPr>
             <w:fldChar w:fldCharType="end"/>
@@ -2643,28 +2549,28 @@
         </w:p>
         <w:p>
           <w:pPr>
-            <w:pStyle w:val="17"/>
+            <w:pStyle w:val="TOC2"/>
             <w:tabs>
               <w:tab w:val="right" w:leader="dot" w:pos="8306"/>
             </w:tabs>
           </w:pPr>
           <w:r>
             <w:rPr>
-              <w:rFonts w:hint="eastAsia" w:ascii="宋体" w:hAnsi="宋体" w:eastAsia="宋体" w:cs="宋体"/>
+              <w:rFonts w:ascii="宋体" w:eastAsia="宋体" w:hAnsi="宋体" w:cs="宋体" w:hint="eastAsia"/>
               <w:szCs w:val="24"/>
             </w:rPr>
             <w:fldChar w:fldCharType="begin"/>
           </w:r>
           <w:r>
             <w:rPr>
-              <w:rFonts w:hint="eastAsia" w:ascii="宋体" w:hAnsi="宋体" w:eastAsia="宋体" w:cs="宋体"/>
+              <w:rFonts w:ascii="宋体" w:eastAsia="宋体" w:hAnsi="宋体" w:cs="宋体" w:hint="eastAsia"/>
               <w:szCs w:val="24"/>
             </w:rPr>
             <w:instrText xml:space="preserve"> HYPERLINK \l _Toc17987 </w:instrText>
           </w:r>
           <w:r>
             <w:rPr>
-              <w:rFonts w:hint="eastAsia" w:ascii="宋体" w:hAnsi="宋体" w:eastAsia="宋体" w:cs="宋体"/>
+              <w:rFonts w:ascii="宋体" w:eastAsia="宋体" w:hAnsi="宋体" w:cs="宋体" w:hint="eastAsia"/>
               <w:szCs w:val="24"/>
             </w:rPr>
             <w:fldChar w:fldCharType="separate"/>
@@ -2703,7 +2609,7 @@
           </w:r>
           <w:r>
             <w:rPr>
-              <w:rFonts w:hint="eastAsia" w:ascii="宋体" w:hAnsi="宋体" w:eastAsia="宋体" w:cs="宋体"/>
+              <w:rFonts w:ascii="宋体" w:eastAsia="宋体" w:hAnsi="宋体" w:cs="宋体" w:hint="eastAsia"/>
               <w:szCs w:val="24"/>
             </w:rPr>
             <w:fldChar w:fldCharType="end"/>
@@ -2711,28 +2617,28 @@
         </w:p>
         <w:p>
           <w:pPr>
-            <w:pStyle w:val="16"/>
+            <w:pStyle w:val="TOC1"/>
             <w:tabs>
               <w:tab w:val="right" w:leader="dot" w:pos="8306"/>
             </w:tabs>
           </w:pPr>
           <w:r>
             <w:rPr>
-              <w:rFonts w:hint="eastAsia" w:ascii="宋体" w:hAnsi="宋体" w:eastAsia="宋体" w:cs="宋体"/>
+              <w:rFonts w:ascii="宋体" w:eastAsia="宋体" w:hAnsi="宋体" w:cs="宋体" w:hint="eastAsia"/>
               <w:szCs w:val="24"/>
             </w:rPr>
             <w:fldChar w:fldCharType="begin"/>
           </w:r>
           <w:r>
             <w:rPr>
-              <w:rFonts w:hint="eastAsia" w:ascii="宋体" w:hAnsi="宋体" w:eastAsia="宋体" w:cs="宋体"/>
+              <w:rFonts w:ascii="宋体" w:eastAsia="宋体" w:hAnsi="宋体" w:cs="宋体" w:hint="eastAsia"/>
               <w:szCs w:val="24"/>
             </w:rPr>
             <w:instrText xml:space="preserve"> HYPERLINK \l _Toc9188 </w:instrText>
           </w:r>
           <w:r>
             <w:rPr>
-              <w:rFonts w:hint="eastAsia" w:ascii="宋体" w:hAnsi="宋体" w:eastAsia="宋体" w:cs="宋体"/>
+              <w:rFonts w:ascii="宋体" w:eastAsia="宋体" w:hAnsi="宋体" w:cs="宋体" w:hint="eastAsia"/>
               <w:szCs w:val="24"/>
             </w:rPr>
             <w:fldChar w:fldCharType="separate"/>
@@ -2771,7 +2677,7 @@
           </w:r>
           <w:r>
             <w:rPr>
-              <w:rFonts w:hint="eastAsia" w:ascii="宋体" w:hAnsi="宋体" w:eastAsia="宋体" w:cs="宋体"/>
+              <w:rFonts w:ascii="宋体" w:eastAsia="宋体" w:hAnsi="宋体" w:cs="宋体" w:hint="eastAsia"/>
               <w:szCs w:val="24"/>
             </w:rPr>
             <w:fldChar w:fldCharType="end"/>
@@ -2779,28 +2685,28 @@
         </w:p>
         <w:p>
           <w:pPr>
-            <w:pStyle w:val="17"/>
+            <w:pStyle w:val="TOC2"/>
             <w:tabs>
               <w:tab w:val="right" w:leader="dot" w:pos="8306"/>
             </w:tabs>
           </w:pPr>
           <w:r>
             <w:rPr>
-              <w:rFonts w:hint="eastAsia" w:ascii="宋体" w:hAnsi="宋体" w:eastAsia="宋体" w:cs="宋体"/>
+              <w:rFonts w:ascii="宋体" w:eastAsia="宋体" w:hAnsi="宋体" w:cs="宋体" w:hint="eastAsia"/>
               <w:szCs w:val="24"/>
             </w:rPr>
             <w:fldChar w:fldCharType="begin"/>
           </w:r>
           <w:r>
             <w:rPr>
-              <w:rFonts w:hint="eastAsia" w:ascii="宋体" w:hAnsi="宋体" w:eastAsia="宋体" w:cs="宋体"/>
+              <w:rFonts w:ascii="宋体" w:eastAsia="宋体" w:hAnsi="宋体" w:cs="宋体" w:hint="eastAsia"/>
               <w:szCs w:val="24"/>
             </w:rPr>
             <w:instrText xml:space="preserve"> HYPERLINK \l _Toc23184 </w:instrText>
           </w:r>
           <w:r>
             <w:rPr>
-              <w:rFonts w:hint="eastAsia" w:ascii="宋体" w:hAnsi="宋体" w:eastAsia="宋体" w:cs="宋体"/>
+              <w:rFonts w:ascii="宋体" w:eastAsia="宋体" w:hAnsi="宋体" w:cs="宋体" w:hint="eastAsia"/>
               <w:szCs w:val="24"/>
             </w:rPr>
             <w:fldChar w:fldCharType="separate"/>
@@ -2839,7 +2745,7 @@
           </w:r>
           <w:r>
             <w:rPr>
-              <w:rFonts w:hint="eastAsia" w:ascii="宋体" w:hAnsi="宋体" w:eastAsia="宋体" w:cs="宋体"/>
+              <w:rFonts w:ascii="宋体" w:eastAsia="宋体" w:hAnsi="宋体" w:cs="宋体" w:hint="eastAsia"/>
               <w:szCs w:val="24"/>
             </w:rPr>
             <w:fldChar w:fldCharType="end"/>
@@ -2847,28 +2753,28 @@
         </w:p>
         <w:p>
           <w:pPr>
-            <w:pStyle w:val="17"/>
+            <w:pStyle w:val="TOC2"/>
             <w:tabs>
               <w:tab w:val="right" w:leader="dot" w:pos="8306"/>
             </w:tabs>
           </w:pPr>
           <w:r>
             <w:rPr>
-              <w:rFonts w:hint="eastAsia" w:ascii="宋体" w:hAnsi="宋体" w:eastAsia="宋体" w:cs="宋体"/>
+              <w:rFonts w:ascii="宋体" w:eastAsia="宋体" w:hAnsi="宋体" w:cs="宋体" w:hint="eastAsia"/>
               <w:szCs w:val="24"/>
             </w:rPr>
             <w:fldChar w:fldCharType="begin"/>
           </w:r>
           <w:r>
             <w:rPr>
-              <w:rFonts w:hint="eastAsia" w:ascii="宋体" w:hAnsi="宋体" w:eastAsia="宋体" w:cs="宋体"/>
+              <w:rFonts w:ascii="宋体" w:eastAsia="宋体" w:hAnsi="宋体" w:cs="宋体" w:hint="eastAsia"/>
               <w:szCs w:val="24"/>
             </w:rPr>
             <w:instrText xml:space="preserve"> HYPERLINK \l _Toc1300 </w:instrText>
           </w:r>
           <w:r>
             <w:rPr>
-              <w:rFonts w:hint="eastAsia" w:ascii="宋体" w:hAnsi="宋体" w:eastAsia="宋体" w:cs="宋体"/>
+              <w:rFonts w:ascii="宋体" w:eastAsia="宋体" w:hAnsi="宋体" w:cs="宋体" w:hint="eastAsia"/>
               <w:szCs w:val="24"/>
             </w:rPr>
             <w:fldChar w:fldCharType="separate"/>
@@ -2907,7 +2813,7 @@
           </w:r>
           <w:r>
             <w:rPr>
-              <w:rFonts w:hint="eastAsia" w:ascii="宋体" w:hAnsi="宋体" w:eastAsia="宋体" w:cs="宋体"/>
+              <w:rFonts w:ascii="宋体" w:eastAsia="宋体" w:hAnsi="宋体" w:cs="宋体" w:hint="eastAsia"/>
               <w:szCs w:val="24"/>
             </w:rPr>
             <w:fldChar w:fldCharType="end"/>
@@ -2915,28 +2821,28 @@
         </w:p>
         <w:p>
           <w:pPr>
-            <w:pStyle w:val="17"/>
+            <w:pStyle w:val="TOC2"/>
             <w:tabs>
               <w:tab w:val="right" w:leader="dot" w:pos="8306"/>
             </w:tabs>
           </w:pPr>
           <w:r>
             <w:rPr>
-              <w:rFonts w:hint="eastAsia" w:ascii="宋体" w:hAnsi="宋体" w:eastAsia="宋体" w:cs="宋体"/>
+              <w:rFonts w:ascii="宋体" w:eastAsia="宋体" w:hAnsi="宋体" w:cs="宋体" w:hint="eastAsia"/>
               <w:szCs w:val="24"/>
             </w:rPr>
             <w:fldChar w:fldCharType="begin"/>
           </w:r>
           <w:r>
             <w:rPr>
-              <w:rFonts w:hint="eastAsia" w:ascii="宋体" w:hAnsi="宋体" w:eastAsia="宋体" w:cs="宋体"/>
+              <w:rFonts w:ascii="宋体" w:eastAsia="宋体" w:hAnsi="宋体" w:cs="宋体" w:hint="eastAsia"/>
               <w:szCs w:val="24"/>
             </w:rPr>
             <w:instrText xml:space="preserve"> HYPERLINK \l _Toc8802 </w:instrText>
           </w:r>
           <w:r>
             <w:rPr>
-              <w:rFonts w:hint="eastAsia" w:ascii="宋体" w:hAnsi="宋体" w:eastAsia="宋体" w:cs="宋体"/>
+              <w:rFonts w:ascii="宋体" w:eastAsia="宋体" w:hAnsi="宋体" w:cs="宋体" w:hint="eastAsia"/>
               <w:szCs w:val="24"/>
             </w:rPr>
             <w:fldChar w:fldCharType="separate"/>
@@ -2975,7 +2881,7 @@
           </w:r>
           <w:r>
             <w:rPr>
-              <w:rFonts w:hint="eastAsia" w:ascii="宋体" w:hAnsi="宋体" w:eastAsia="宋体" w:cs="宋体"/>
+              <w:rFonts w:ascii="宋体" w:eastAsia="宋体" w:hAnsi="宋体" w:cs="宋体" w:hint="eastAsia"/>
               <w:szCs w:val="24"/>
             </w:rPr>
             <w:fldChar w:fldCharType="end"/>
@@ -2983,28 +2889,28 @@
         </w:p>
         <w:p>
           <w:pPr>
-            <w:pStyle w:val="17"/>
+            <w:pStyle w:val="TOC2"/>
             <w:tabs>
               <w:tab w:val="right" w:leader="dot" w:pos="8306"/>
             </w:tabs>
           </w:pPr>
           <w:r>
             <w:rPr>
-              <w:rFonts w:hint="eastAsia" w:ascii="宋体" w:hAnsi="宋体" w:eastAsia="宋体" w:cs="宋体"/>
+              <w:rFonts w:ascii="宋体" w:eastAsia="宋体" w:hAnsi="宋体" w:cs="宋体" w:hint="eastAsia"/>
               <w:szCs w:val="24"/>
             </w:rPr>
             <w:fldChar w:fldCharType="begin"/>
           </w:r>
           <w:r>
             <w:rPr>
-              <w:rFonts w:hint="eastAsia" w:ascii="宋体" w:hAnsi="宋体" w:eastAsia="宋体" w:cs="宋体"/>
+              <w:rFonts w:ascii="宋体" w:eastAsia="宋体" w:hAnsi="宋体" w:cs="宋体" w:hint="eastAsia"/>
               <w:szCs w:val="24"/>
             </w:rPr>
             <w:instrText xml:space="preserve"> HYPERLINK \l _Toc6808 </w:instrText>
           </w:r>
           <w:r>
             <w:rPr>
-              <w:rFonts w:hint="eastAsia" w:ascii="宋体" w:hAnsi="宋体" w:eastAsia="宋体" w:cs="宋体"/>
+              <w:rFonts w:ascii="宋体" w:eastAsia="宋体" w:hAnsi="宋体" w:cs="宋体" w:hint="eastAsia"/>
               <w:szCs w:val="24"/>
             </w:rPr>
             <w:fldChar w:fldCharType="separate"/>
@@ -3043,7 +2949,7 @@
           </w:r>
           <w:r>
             <w:rPr>
-              <w:rFonts w:hint="eastAsia" w:ascii="宋体" w:hAnsi="宋体" w:eastAsia="宋体" w:cs="宋体"/>
+              <w:rFonts w:ascii="宋体" w:eastAsia="宋体" w:hAnsi="宋体" w:cs="宋体" w:hint="eastAsia"/>
               <w:szCs w:val="24"/>
             </w:rPr>
             <w:fldChar w:fldCharType="end"/>
@@ -3051,28 +2957,28 @@
         </w:p>
         <w:p>
           <w:pPr>
-            <w:pStyle w:val="17"/>
+            <w:pStyle w:val="TOC2"/>
             <w:tabs>
               <w:tab w:val="right" w:leader="dot" w:pos="8306"/>
             </w:tabs>
           </w:pPr>
           <w:r>
             <w:rPr>
-              <w:rFonts w:hint="eastAsia" w:ascii="宋体" w:hAnsi="宋体" w:eastAsia="宋体" w:cs="宋体"/>
+              <w:rFonts w:ascii="宋体" w:eastAsia="宋体" w:hAnsi="宋体" w:cs="宋体" w:hint="eastAsia"/>
               <w:szCs w:val="24"/>
             </w:rPr>
             <w:fldChar w:fldCharType="begin"/>
           </w:r>
           <w:r>
             <w:rPr>
-              <w:rFonts w:hint="eastAsia" w:ascii="宋体" w:hAnsi="宋体" w:eastAsia="宋体" w:cs="宋体"/>
+              <w:rFonts w:ascii="宋体" w:eastAsia="宋体" w:hAnsi="宋体" w:cs="宋体" w:hint="eastAsia"/>
               <w:szCs w:val="24"/>
             </w:rPr>
             <w:instrText xml:space="preserve"> HYPERLINK \l _Toc3456 </w:instrText>
           </w:r>
           <w:r>
             <w:rPr>
-              <w:rFonts w:hint="eastAsia" w:ascii="宋体" w:hAnsi="宋体" w:eastAsia="宋体" w:cs="宋体"/>
+              <w:rFonts w:ascii="宋体" w:eastAsia="宋体" w:hAnsi="宋体" w:cs="宋体" w:hint="eastAsia"/>
               <w:szCs w:val="24"/>
             </w:rPr>
             <w:fldChar w:fldCharType="separate"/>
@@ -3111,7 +3017,7 @@
           </w:r>
           <w:r>
             <w:rPr>
-              <w:rFonts w:hint="eastAsia" w:ascii="宋体" w:hAnsi="宋体" w:eastAsia="宋体" w:cs="宋体"/>
+              <w:rFonts w:ascii="宋体" w:eastAsia="宋体" w:hAnsi="宋体" w:cs="宋体" w:hint="eastAsia"/>
               <w:szCs w:val="24"/>
             </w:rPr>
             <w:fldChar w:fldCharType="end"/>
@@ -3119,28 +3025,28 @@
         </w:p>
         <w:p>
           <w:pPr>
-            <w:pStyle w:val="17"/>
+            <w:pStyle w:val="TOC2"/>
             <w:tabs>
               <w:tab w:val="right" w:leader="dot" w:pos="8306"/>
             </w:tabs>
           </w:pPr>
           <w:r>
             <w:rPr>
-              <w:rFonts w:hint="eastAsia" w:ascii="宋体" w:hAnsi="宋体" w:eastAsia="宋体" w:cs="宋体"/>
+              <w:rFonts w:ascii="宋体" w:eastAsia="宋体" w:hAnsi="宋体" w:cs="宋体" w:hint="eastAsia"/>
               <w:szCs w:val="24"/>
             </w:rPr>
             <w:fldChar w:fldCharType="begin"/>
           </w:r>
           <w:r>
             <w:rPr>
-              <w:rFonts w:hint="eastAsia" w:ascii="宋体" w:hAnsi="宋体" w:eastAsia="宋体" w:cs="宋体"/>
+              <w:rFonts w:ascii="宋体" w:eastAsia="宋体" w:hAnsi="宋体" w:cs="宋体" w:hint="eastAsia"/>
               <w:szCs w:val="24"/>
             </w:rPr>
             <w:instrText xml:space="preserve"> HYPERLINK \l _Toc32349 </w:instrText>
           </w:r>
           <w:r>
             <w:rPr>
-              <w:rFonts w:hint="eastAsia" w:ascii="宋体" w:hAnsi="宋体" w:eastAsia="宋体" w:cs="宋体"/>
+              <w:rFonts w:ascii="宋体" w:eastAsia="宋体" w:hAnsi="宋体" w:cs="宋体" w:hint="eastAsia"/>
               <w:szCs w:val="24"/>
             </w:rPr>
             <w:fldChar w:fldCharType="separate"/>
@@ -3179,7 +3085,7 @@
           </w:r>
           <w:r>
             <w:rPr>
-              <w:rFonts w:hint="eastAsia" w:ascii="宋体" w:hAnsi="宋体" w:eastAsia="宋体" w:cs="宋体"/>
+              <w:rFonts w:ascii="宋体" w:eastAsia="宋体" w:hAnsi="宋体" w:cs="宋体" w:hint="eastAsia"/>
               <w:szCs w:val="24"/>
             </w:rPr>
             <w:fldChar w:fldCharType="end"/>
@@ -3187,28 +3093,28 @@
         </w:p>
         <w:p>
           <w:pPr>
-            <w:pStyle w:val="13"/>
+            <w:pStyle w:val="TOC3"/>
             <w:tabs>
               <w:tab w:val="right" w:leader="dot" w:pos="8306"/>
             </w:tabs>
           </w:pPr>
           <w:r>
             <w:rPr>
-              <w:rFonts w:hint="eastAsia" w:ascii="宋体" w:hAnsi="宋体" w:eastAsia="宋体" w:cs="宋体"/>
+              <w:rFonts w:ascii="宋体" w:eastAsia="宋体" w:hAnsi="宋体" w:cs="宋体" w:hint="eastAsia"/>
               <w:szCs w:val="24"/>
             </w:rPr>
             <w:fldChar w:fldCharType="begin"/>
           </w:r>
           <w:r>
             <w:rPr>
-              <w:rFonts w:hint="eastAsia" w:ascii="宋体" w:hAnsi="宋体" w:eastAsia="宋体" w:cs="宋体"/>
+              <w:rFonts w:ascii="宋体" w:eastAsia="宋体" w:hAnsi="宋体" w:cs="宋体" w:hint="eastAsia"/>
               <w:szCs w:val="24"/>
             </w:rPr>
             <w:instrText xml:space="preserve"> HYPERLINK \l _Toc31354 </w:instrText>
           </w:r>
           <w:r>
             <w:rPr>
-              <w:rFonts w:hint="eastAsia" w:ascii="宋体" w:hAnsi="宋体" w:eastAsia="宋体" w:cs="宋体"/>
+              <w:rFonts w:ascii="宋体" w:eastAsia="宋体" w:hAnsi="宋体" w:cs="宋体" w:hint="eastAsia"/>
               <w:szCs w:val="24"/>
             </w:rPr>
             <w:fldChar w:fldCharType="separate"/>
@@ -3247,7 +3153,7 @@
           </w:r>
           <w:r>
             <w:rPr>
-              <w:rFonts w:hint="eastAsia" w:ascii="宋体" w:hAnsi="宋体" w:eastAsia="宋体" w:cs="宋体"/>
+              <w:rFonts w:ascii="宋体" w:eastAsia="宋体" w:hAnsi="宋体" w:cs="宋体" w:hint="eastAsia"/>
               <w:szCs w:val="24"/>
             </w:rPr>
             <w:fldChar w:fldCharType="end"/>
@@ -3255,28 +3161,28 @@
         </w:p>
         <w:p>
           <w:pPr>
-            <w:pStyle w:val="13"/>
+            <w:pStyle w:val="TOC3"/>
             <w:tabs>
               <w:tab w:val="right" w:leader="dot" w:pos="8306"/>
             </w:tabs>
           </w:pPr>
           <w:r>
             <w:rPr>
-              <w:rFonts w:hint="eastAsia" w:ascii="宋体" w:hAnsi="宋体" w:eastAsia="宋体" w:cs="宋体"/>
+              <w:rFonts w:ascii="宋体" w:eastAsia="宋体" w:hAnsi="宋体" w:cs="宋体" w:hint="eastAsia"/>
               <w:szCs w:val="24"/>
             </w:rPr>
             <w:fldChar w:fldCharType="begin"/>
           </w:r>
           <w:r>
             <w:rPr>
-              <w:rFonts w:hint="eastAsia" w:ascii="宋体" w:hAnsi="宋体" w:eastAsia="宋体" w:cs="宋体"/>
+              <w:rFonts w:ascii="宋体" w:eastAsia="宋体" w:hAnsi="宋体" w:cs="宋体" w:hint="eastAsia"/>
               <w:szCs w:val="24"/>
             </w:rPr>
             <w:instrText xml:space="preserve"> HYPERLINK \l _Toc22456 </w:instrText>
           </w:r>
           <w:r>
             <w:rPr>
-              <w:rFonts w:hint="eastAsia" w:ascii="宋体" w:hAnsi="宋体" w:eastAsia="宋体" w:cs="宋体"/>
+              <w:rFonts w:ascii="宋体" w:eastAsia="宋体" w:hAnsi="宋体" w:cs="宋体" w:hint="eastAsia"/>
               <w:szCs w:val="24"/>
             </w:rPr>
             <w:fldChar w:fldCharType="separate"/>
@@ -3315,7 +3221,7 @@
           </w:r>
           <w:r>
             <w:rPr>
-              <w:rFonts w:hint="eastAsia" w:ascii="宋体" w:hAnsi="宋体" w:eastAsia="宋体" w:cs="宋体"/>
+              <w:rFonts w:ascii="宋体" w:eastAsia="宋体" w:hAnsi="宋体" w:cs="宋体" w:hint="eastAsia"/>
               <w:szCs w:val="24"/>
             </w:rPr>
             <w:fldChar w:fldCharType="end"/>
@@ -3323,28 +3229,28 @@
         </w:p>
         <w:p>
           <w:pPr>
-            <w:pStyle w:val="13"/>
+            <w:pStyle w:val="TOC3"/>
             <w:tabs>
               <w:tab w:val="right" w:leader="dot" w:pos="8306"/>
             </w:tabs>
           </w:pPr>
           <w:r>
             <w:rPr>
-              <w:rFonts w:hint="eastAsia" w:ascii="宋体" w:hAnsi="宋体" w:eastAsia="宋体" w:cs="宋体"/>
+              <w:rFonts w:ascii="宋体" w:eastAsia="宋体" w:hAnsi="宋体" w:cs="宋体" w:hint="eastAsia"/>
               <w:szCs w:val="24"/>
             </w:rPr>
             <w:fldChar w:fldCharType="begin"/>
           </w:r>
           <w:r>
             <w:rPr>
-              <w:rFonts w:hint="eastAsia" w:ascii="宋体" w:hAnsi="宋体" w:eastAsia="宋体" w:cs="宋体"/>
+              <w:rFonts w:ascii="宋体" w:eastAsia="宋体" w:hAnsi="宋体" w:cs="宋体" w:hint="eastAsia"/>
               <w:szCs w:val="24"/>
             </w:rPr>
             <w:instrText xml:space="preserve"> HYPERLINK \l _Toc21039 </w:instrText>
           </w:r>
           <w:r>
             <w:rPr>
-              <w:rFonts w:hint="eastAsia" w:ascii="宋体" w:hAnsi="宋体" w:eastAsia="宋体" w:cs="宋体"/>
+              <w:rFonts w:ascii="宋体" w:eastAsia="宋体" w:hAnsi="宋体" w:cs="宋体" w:hint="eastAsia"/>
               <w:szCs w:val="24"/>
             </w:rPr>
             <w:fldChar w:fldCharType="separate"/>
@@ -3383,7 +3289,7 @@
           </w:r>
           <w:r>
             <w:rPr>
-              <w:rFonts w:hint="eastAsia" w:ascii="宋体" w:hAnsi="宋体" w:eastAsia="宋体" w:cs="宋体"/>
+              <w:rFonts w:ascii="宋体" w:eastAsia="宋体" w:hAnsi="宋体" w:cs="宋体" w:hint="eastAsia"/>
               <w:szCs w:val="24"/>
             </w:rPr>
             <w:fldChar w:fldCharType="end"/>
@@ -3391,28 +3297,28 @@
         </w:p>
         <w:p>
           <w:pPr>
-            <w:pStyle w:val="13"/>
+            <w:pStyle w:val="TOC3"/>
             <w:tabs>
               <w:tab w:val="right" w:leader="dot" w:pos="8306"/>
             </w:tabs>
           </w:pPr>
           <w:r>
             <w:rPr>
-              <w:rFonts w:hint="eastAsia" w:ascii="宋体" w:hAnsi="宋体" w:eastAsia="宋体" w:cs="宋体"/>
+              <w:rFonts w:ascii="宋体" w:eastAsia="宋体" w:hAnsi="宋体" w:cs="宋体" w:hint="eastAsia"/>
               <w:szCs w:val="24"/>
             </w:rPr>
             <w:fldChar w:fldCharType="begin"/>
           </w:r>
           <w:r>
             <w:rPr>
-              <w:rFonts w:hint="eastAsia" w:ascii="宋体" w:hAnsi="宋体" w:eastAsia="宋体" w:cs="宋体"/>
+              <w:rFonts w:ascii="宋体" w:eastAsia="宋体" w:hAnsi="宋体" w:cs="宋体" w:hint="eastAsia"/>
               <w:szCs w:val="24"/>
             </w:rPr>
             <w:instrText xml:space="preserve"> HYPERLINK \l _Toc22374 </w:instrText>
           </w:r>
           <w:r>
             <w:rPr>
-              <w:rFonts w:hint="eastAsia" w:ascii="宋体" w:hAnsi="宋体" w:eastAsia="宋体" w:cs="宋体"/>
+              <w:rFonts w:ascii="宋体" w:eastAsia="宋体" w:hAnsi="宋体" w:cs="宋体" w:hint="eastAsia"/>
               <w:szCs w:val="24"/>
             </w:rPr>
             <w:fldChar w:fldCharType="separate"/>
@@ -3451,7 +3357,7 @@
           </w:r>
           <w:r>
             <w:rPr>
-              <w:rFonts w:hint="eastAsia" w:ascii="宋体" w:hAnsi="宋体" w:eastAsia="宋体" w:cs="宋体"/>
+              <w:rFonts w:ascii="宋体" w:eastAsia="宋体" w:hAnsi="宋体" w:cs="宋体" w:hint="eastAsia"/>
               <w:szCs w:val="24"/>
             </w:rPr>
             <w:fldChar w:fldCharType="end"/>
@@ -3459,28 +3365,28 @@
         </w:p>
         <w:p>
           <w:pPr>
-            <w:pStyle w:val="13"/>
+            <w:pStyle w:val="TOC3"/>
             <w:tabs>
               <w:tab w:val="right" w:leader="dot" w:pos="8306"/>
             </w:tabs>
           </w:pPr>
           <w:r>
             <w:rPr>
-              <w:rFonts w:hint="eastAsia" w:ascii="宋体" w:hAnsi="宋体" w:eastAsia="宋体" w:cs="宋体"/>
+              <w:rFonts w:ascii="宋体" w:eastAsia="宋体" w:hAnsi="宋体" w:cs="宋体" w:hint="eastAsia"/>
               <w:szCs w:val="24"/>
             </w:rPr>
             <w:fldChar w:fldCharType="begin"/>
           </w:r>
           <w:r>
             <w:rPr>
-              <w:rFonts w:hint="eastAsia" w:ascii="宋体" w:hAnsi="宋体" w:eastAsia="宋体" w:cs="宋体"/>
+              <w:rFonts w:ascii="宋体" w:eastAsia="宋体" w:hAnsi="宋体" w:cs="宋体" w:hint="eastAsia"/>
               <w:szCs w:val="24"/>
             </w:rPr>
             <w:instrText xml:space="preserve"> HYPERLINK \l _Toc10331 </w:instrText>
           </w:r>
           <w:r>
             <w:rPr>
-              <w:rFonts w:hint="eastAsia" w:ascii="宋体" w:hAnsi="宋体" w:eastAsia="宋体" w:cs="宋体"/>
+              <w:rFonts w:ascii="宋体" w:eastAsia="宋体" w:hAnsi="宋体" w:cs="宋体" w:hint="eastAsia"/>
               <w:szCs w:val="24"/>
             </w:rPr>
             <w:fldChar w:fldCharType="separate"/>
@@ -3519,7 +3425,7 @@
           </w:r>
           <w:r>
             <w:rPr>
-              <w:rFonts w:hint="eastAsia" w:ascii="宋体" w:hAnsi="宋体" w:eastAsia="宋体" w:cs="宋体"/>
+              <w:rFonts w:ascii="宋体" w:eastAsia="宋体" w:hAnsi="宋体" w:cs="宋体" w:hint="eastAsia"/>
               <w:szCs w:val="24"/>
             </w:rPr>
             <w:fldChar w:fldCharType="end"/>
@@ -3527,28 +3433,28 @@
         </w:p>
         <w:p>
           <w:pPr>
-            <w:pStyle w:val="17"/>
+            <w:pStyle w:val="TOC2"/>
             <w:tabs>
               <w:tab w:val="right" w:leader="dot" w:pos="8306"/>
             </w:tabs>
           </w:pPr>
           <w:r>
             <w:rPr>
-              <w:rFonts w:hint="eastAsia" w:ascii="宋体" w:hAnsi="宋体" w:eastAsia="宋体" w:cs="宋体"/>
+              <w:rFonts w:ascii="宋体" w:eastAsia="宋体" w:hAnsi="宋体" w:cs="宋体" w:hint="eastAsia"/>
               <w:szCs w:val="24"/>
             </w:rPr>
             <w:fldChar w:fldCharType="begin"/>
           </w:r>
           <w:r>
             <w:rPr>
-              <w:rFonts w:hint="eastAsia" w:ascii="宋体" w:hAnsi="宋体" w:eastAsia="宋体" w:cs="宋体"/>
+              <w:rFonts w:ascii="宋体" w:eastAsia="宋体" w:hAnsi="宋体" w:cs="宋体" w:hint="eastAsia"/>
               <w:szCs w:val="24"/>
             </w:rPr>
             <w:instrText xml:space="preserve"> HYPERLINK \l _Toc6238 </w:instrText>
           </w:r>
           <w:r>
             <w:rPr>
-              <w:rFonts w:hint="eastAsia" w:ascii="宋体" w:hAnsi="宋体" w:eastAsia="宋体" w:cs="宋体"/>
+              <w:rFonts w:ascii="宋体" w:eastAsia="宋体" w:hAnsi="宋体" w:cs="宋体" w:hint="eastAsia"/>
               <w:szCs w:val="24"/>
             </w:rPr>
             <w:fldChar w:fldCharType="separate"/>
@@ -3587,7 +3493,7 @@
           </w:r>
           <w:r>
             <w:rPr>
-              <w:rFonts w:hint="eastAsia" w:ascii="宋体" w:hAnsi="宋体" w:eastAsia="宋体" w:cs="宋体"/>
+              <w:rFonts w:ascii="宋体" w:eastAsia="宋体" w:hAnsi="宋体" w:cs="宋体" w:hint="eastAsia"/>
               <w:szCs w:val="24"/>
             </w:rPr>
             <w:fldChar w:fldCharType="end"/>
@@ -3595,28 +3501,28 @@
         </w:p>
         <w:p>
           <w:pPr>
-            <w:pStyle w:val="16"/>
+            <w:pStyle w:val="TOC1"/>
             <w:tabs>
               <w:tab w:val="right" w:leader="dot" w:pos="8306"/>
             </w:tabs>
           </w:pPr>
           <w:r>
             <w:rPr>
-              <w:rFonts w:hint="eastAsia" w:ascii="宋体" w:hAnsi="宋体" w:eastAsia="宋体" w:cs="宋体"/>
+              <w:rFonts w:ascii="宋体" w:eastAsia="宋体" w:hAnsi="宋体" w:cs="宋体" w:hint="eastAsia"/>
               <w:szCs w:val="24"/>
             </w:rPr>
             <w:fldChar w:fldCharType="begin"/>
           </w:r>
           <w:r>
             <w:rPr>
-              <w:rFonts w:hint="eastAsia" w:ascii="宋体" w:hAnsi="宋体" w:eastAsia="宋体" w:cs="宋体"/>
+              <w:rFonts w:ascii="宋体" w:eastAsia="宋体" w:hAnsi="宋体" w:cs="宋体" w:hint="eastAsia"/>
               <w:szCs w:val="24"/>
             </w:rPr>
             <w:instrText xml:space="preserve"> HYPERLINK \l _Toc20890 </w:instrText>
           </w:r>
           <w:r>
             <w:rPr>
-              <w:rFonts w:hint="eastAsia" w:ascii="宋体" w:hAnsi="宋体" w:eastAsia="宋体" w:cs="宋体"/>
+              <w:rFonts w:ascii="宋体" w:eastAsia="宋体" w:hAnsi="宋体" w:cs="宋体" w:hint="eastAsia"/>
               <w:szCs w:val="24"/>
             </w:rPr>
             <w:fldChar w:fldCharType="separate"/>
@@ -3655,7 +3561,7 @@
           </w:r>
           <w:r>
             <w:rPr>
-              <w:rFonts w:hint="eastAsia" w:ascii="宋体" w:hAnsi="宋体" w:eastAsia="宋体" w:cs="宋体"/>
+              <w:rFonts w:ascii="宋体" w:eastAsia="宋体" w:hAnsi="宋体" w:cs="宋体" w:hint="eastAsia"/>
               <w:szCs w:val="24"/>
             </w:rPr>
             <w:fldChar w:fldCharType="end"/>
@@ -3663,28 +3569,28 @@
         </w:p>
         <w:p>
           <w:pPr>
-            <w:pStyle w:val="16"/>
+            <w:pStyle w:val="TOC1"/>
             <w:tabs>
               <w:tab w:val="right" w:leader="dot" w:pos="8306"/>
             </w:tabs>
           </w:pPr>
           <w:r>
             <w:rPr>
-              <w:rFonts w:hint="eastAsia" w:ascii="宋体" w:hAnsi="宋体" w:eastAsia="宋体" w:cs="宋体"/>
+              <w:rFonts w:ascii="宋体" w:eastAsia="宋体" w:hAnsi="宋体" w:cs="宋体" w:hint="eastAsia"/>
               <w:szCs w:val="24"/>
             </w:rPr>
             <w:fldChar w:fldCharType="begin"/>
           </w:r>
           <w:r>
             <w:rPr>
-              <w:rFonts w:hint="eastAsia" w:ascii="宋体" w:hAnsi="宋体" w:eastAsia="宋体" w:cs="宋体"/>
+              <w:rFonts w:ascii="宋体" w:eastAsia="宋体" w:hAnsi="宋体" w:cs="宋体" w:hint="eastAsia"/>
               <w:szCs w:val="24"/>
             </w:rPr>
             <w:instrText xml:space="preserve"> HYPERLINK \l _Toc13385 </w:instrText>
           </w:r>
           <w:r>
             <w:rPr>
-              <w:rFonts w:hint="eastAsia" w:ascii="宋体" w:hAnsi="宋体" w:eastAsia="宋体" w:cs="宋体"/>
+              <w:rFonts w:ascii="宋体" w:eastAsia="宋体" w:hAnsi="宋体" w:cs="宋体" w:hint="eastAsia"/>
               <w:szCs w:val="24"/>
             </w:rPr>
             <w:fldChar w:fldCharType="separate"/>
@@ -3723,7 +3629,7 @@
           </w:r>
           <w:r>
             <w:rPr>
-              <w:rFonts w:hint="eastAsia" w:ascii="宋体" w:hAnsi="宋体" w:eastAsia="宋体" w:cs="宋体"/>
+              <w:rFonts w:ascii="宋体" w:eastAsia="宋体" w:hAnsi="宋体" w:cs="宋体" w:hint="eastAsia"/>
               <w:szCs w:val="24"/>
             </w:rPr>
             <w:fldChar w:fldCharType="end"/>
@@ -3731,28 +3637,28 @@
         </w:p>
         <w:p>
           <w:pPr>
-            <w:pStyle w:val="16"/>
+            <w:pStyle w:val="TOC1"/>
             <w:tabs>
               <w:tab w:val="right" w:leader="dot" w:pos="8306"/>
             </w:tabs>
           </w:pPr>
           <w:r>
             <w:rPr>
-              <w:rFonts w:hint="eastAsia" w:ascii="宋体" w:hAnsi="宋体" w:eastAsia="宋体" w:cs="宋体"/>
+              <w:rFonts w:ascii="宋体" w:eastAsia="宋体" w:hAnsi="宋体" w:cs="宋体" w:hint="eastAsia"/>
               <w:szCs w:val="24"/>
             </w:rPr>
             <w:fldChar w:fldCharType="begin"/>
           </w:r>
           <w:r>
             <w:rPr>
-              <w:rFonts w:hint="eastAsia" w:ascii="宋体" w:hAnsi="宋体" w:eastAsia="宋体" w:cs="宋体"/>
+              <w:rFonts w:ascii="宋体" w:eastAsia="宋体" w:hAnsi="宋体" w:cs="宋体" w:hint="eastAsia"/>
               <w:szCs w:val="24"/>
             </w:rPr>
             <w:instrText xml:space="preserve"> HYPERLINK \l _Toc8839 </w:instrText>
           </w:r>
           <w:r>
             <w:rPr>
-              <w:rFonts w:hint="eastAsia" w:ascii="宋体" w:hAnsi="宋体" w:eastAsia="宋体" w:cs="宋体"/>
+              <w:rFonts w:ascii="宋体" w:eastAsia="宋体" w:hAnsi="宋体" w:cs="宋体" w:hint="eastAsia"/>
               <w:szCs w:val="24"/>
             </w:rPr>
             <w:fldChar w:fldCharType="separate"/>
@@ -3791,7 +3697,7 @@
           </w:r>
           <w:r>
             <w:rPr>
-              <w:rFonts w:hint="eastAsia" w:ascii="宋体" w:hAnsi="宋体" w:eastAsia="宋体" w:cs="宋体"/>
+              <w:rFonts w:ascii="宋体" w:eastAsia="宋体" w:hAnsi="宋体" w:cs="宋体" w:hint="eastAsia"/>
               <w:szCs w:val="24"/>
             </w:rPr>
             <w:fldChar w:fldCharType="end"/>
@@ -3813,7 +3719,7 @@
             <w:snapToGrid w:val="0"/>
             <w:textAlignment w:val="baseline"/>
             <w:rPr>
-              <w:rFonts w:hint="eastAsia" w:ascii="宋体" w:hAnsi="宋体" w:eastAsia="宋体" w:cs="宋体"/>
+              <w:rFonts w:ascii="宋体" w:eastAsia="宋体" w:hAnsi="宋体" w:cs="宋体" w:hint="eastAsia"/>
               <w:snapToGrid w:val="0"/>
               <w:color w:val="000000"/>
               <w:kern w:val="0"/>
@@ -3824,7 +3730,7 @@
           </w:pPr>
           <w:r>
             <w:rPr>
-              <w:rFonts w:hint="eastAsia" w:ascii="宋体" w:hAnsi="宋体" w:eastAsia="宋体" w:cs="宋体"/>
+              <w:rFonts w:ascii="宋体" w:eastAsia="宋体" w:hAnsi="宋体" w:cs="宋体" w:hint="eastAsia"/>
               <w:szCs w:val="24"/>
             </w:rPr>
             <w:fldChar w:fldCharType="end"/>
@@ -3848,7 +3754,7 @@
         <w:snapToGrid w:val="0"/>
         <w:textAlignment w:val="baseline"/>
         <w:rPr>
-          <w:rFonts w:ascii="Arial" w:hAnsi="Arial" w:eastAsia="Arial" w:cs="Arial"/>
+          <w:rFonts w:ascii="Arial" w:eastAsia="Arial" w:hAnsi="Arial" w:cs="Arial"/>
           <w:snapToGrid w:val="0"/>
           <w:color w:val="000000"/>
           <w:kern w:val="0"/>
@@ -3859,7 +3765,7 @@
       </w:pPr>
       <w:r>
         <w:rPr>
-          <w:rFonts w:ascii="Arial" w:hAnsi="Arial" w:eastAsia="Arial" w:cs="Arial"/>
+          <w:rFonts w:ascii="Arial" w:eastAsia="Arial" w:hAnsi="Arial" w:cs="Arial"/>
           <w:snapToGrid w:val="0"/>
           <w:color w:val="000000"/>
           <w:kern w:val="0"/>
@@ -3872,14 +3778,14 @@
     </w:p>
     <w:p>
       <w:pPr>
-        <w:pStyle w:val="28"/>
+        <w:pStyle w:val="1"/>
         <w:bidi w:val="0"/>
         <w:rPr>
           <w:rFonts w:hint="eastAsia"/>
           <w:lang w:val="en-US" w:eastAsia="zh-CN"/>
         </w:rPr>
       </w:pPr>
-      <w:bookmarkStart w:id="2" w:name="_Toc14351"/>
+      <w:bookmarkStart w:id="3" w:name="_Toc14351"/>
       <w:r>
         <w:rPr>
           <w:rFonts w:hint="eastAsia"/>
@@ -3887,18 +3793,18 @@
         </w:rPr>
         <w:t>总则</w:t>
       </w:r>
-      <w:bookmarkEnd w:id="2"/>
-    </w:p>
-    <w:p>
-      <w:pPr>
-        <w:pStyle w:val="30"/>
+      <w:bookmarkEnd w:id="3"/>
+    </w:p>
+    <w:p>
+      <w:pPr>
+        <w:pStyle w:val="2"/>
         <w:bidi w:val="0"/>
         <w:rPr>
           <w:rFonts w:hint="eastAsia"/>
           <w:lang w:val="en-US" w:eastAsia="zh-CN"/>
         </w:rPr>
       </w:pPr>
-      <w:bookmarkStart w:id="3" w:name="_Toc5821"/>
+      <w:bookmarkStart w:id="4" w:name="_Toc5821"/>
       <w:r>
         <w:rPr>
           <w:rFonts w:hint="eastAsia"/>
@@ -3906,11 +3812,11 @@
         </w:rPr>
         <w:t>目的</w:t>
       </w:r>
-      <w:bookmarkEnd w:id="3"/>
-    </w:p>
-    <w:p>
-      <w:pPr>
-        <w:pStyle w:val="29"/>
+      <w:bookmarkEnd w:id="4"/>
+    </w:p>
+    <w:p>
+      <w:pPr>
+        <w:pStyle w:val="a1"/>
         <w:rPr>
           <w:rFonts w:hint="eastAsia"/>
           <w:lang w:val="en-US" w:eastAsia="zh-CN"/>
@@ -3926,14 +3832,14 @@
     </w:p>
     <w:p>
       <w:pPr>
-        <w:pStyle w:val="30"/>
+        <w:pStyle w:val="2"/>
         <w:bidi w:val="0"/>
         <w:rPr>
           <w:rFonts w:hint="eastAsia"/>
           <w:lang w:val="en-US" w:eastAsia="zh-CN"/>
         </w:rPr>
       </w:pPr>
-      <w:bookmarkStart w:id="4" w:name="_Toc14499"/>
+      <w:bookmarkStart w:id="5" w:name="_Toc14499"/>
       <w:r>
         <w:rPr>
           <w:rFonts w:hint="eastAsia"/>
@@ -3941,11 +3847,11 @@
         </w:rPr>
         <w:t>适用范围</w:t>
       </w:r>
-      <w:bookmarkEnd w:id="4"/>
-    </w:p>
-    <w:p>
-      <w:pPr>
-        <w:pStyle w:val="29"/>
+      <w:bookmarkEnd w:id="5"/>
+    </w:p>
+    <w:p>
+      <w:pPr>
+        <w:pStyle w:val="a1"/>
         <w:rPr>
           <w:rFonts w:hint="eastAsia"/>
           <w:lang w:val="en-US" w:eastAsia="zh-CN"/>
@@ -3961,14 +3867,14 @@
     </w:p>
     <w:p>
       <w:pPr>
-        <w:pStyle w:val="30"/>
+        <w:pStyle w:val="2"/>
         <w:bidi w:val="0"/>
         <w:rPr>
           <w:rFonts w:hint="eastAsia"/>
           <w:lang w:val="en-US" w:eastAsia="zh-CN"/>
         </w:rPr>
       </w:pPr>
-      <w:bookmarkStart w:id="5" w:name="_Toc22804"/>
+      <w:bookmarkStart w:id="6" w:name="_Toc22804"/>
       <w:r>
         <w:rPr>
           <w:rFonts w:hint="eastAsia"/>
@@ -3976,16 +3882,16 @@
         </w:rPr>
         <w:t>原则</w:t>
       </w:r>
-      <w:bookmarkEnd w:id="5"/>
-    </w:p>
-    <w:p>
-      <w:pPr>
-        <w:pStyle w:val="29"/>
+      <w:bookmarkEnd w:id="6"/>
+    </w:p>
+    <w:p>
+      <w:pPr>
+        <w:pStyle w:val="a1"/>
         <w:numPr>
           <w:ilvl w:val="0"/>
           <w:numId w:val="2"/>
         </w:numPr>
-        <w:ind w:left="425" w:leftChars="0" w:hanging="425" w:firstLineChars="0"/>
+        <w:ind w:left="425" w:hanging="425" w:leftChars="0" w:firstLineChars="0"/>
         <w:rPr>
           <w:rFonts w:hint="eastAsia"/>
           <w:lang w:val="en-US" w:eastAsia="zh-CN"/>
@@ -4001,12 +3907,12 @@
     </w:p>
     <w:p>
       <w:pPr>
-        <w:pStyle w:val="29"/>
+        <w:pStyle w:val="a1"/>
         <w:numPr>
           <w:ilvl w:val="0"/>
           <w:numId w:val="2"/>
         </w:numPr>
-        <w:ind w:left="425" w:leftChars="0" w:hanging="425" w:firstLineChars="0"/>
+        <w:ind w:left="425" w:hanging="425" w:leftChars="0" w:firstLineChars="0"/>
         <w:rPr>
           <w:rFonts w:hint="eastAsia"/>
           <w:lang w:val="en-US" w:eastAsia="zh-CN"/>
@@ -4022,12 +3928,12 @@
     </w:p>
     <w:p>
       <w:pPr>
-        <w:pStyle w:val="29"/>
+        <w:pStyle w:val="a1"/>
         <w:numPr>
           <w:ilvl w:val="0"/>
           <w:numId w:val="2"/>
         </w:numPr>
-        <w:ind w:left="425" w:leftChars="0" w:hanging="425" w:firstLineChars="0"/>
+        <w:ind w:left="425" w:hanging="425" w:leftChars="0" w:firstLineChars="0"/>
         <w:rPr>
           <w:rFonts w:hint="eastAsia"/>
           <w:lang w:val="en-US" w:eastAsia="zh-CN"/>
@@ -4043,14 +3949,14 @@
     </w:p>
     <w:p>
       <w:pPr>
-        <w:pStyle w:val="30"/>
+        <w:pStyle w:val="2"/>
         <w:bidi w:val="0"/>
         <w:rPr>
           <w:rFonts w:hint="eastAsia"/>
           <w:lang w:val="en-US" w:eastAsia="zh-CN"/>
         </w:rPr>
       </w:pPr>
-      <w:bookmarkStart w:id="6" w:name="_Toc25993"/>
+      <w:bookmarkStart w:id="7" w:name="_Toc25993"/>
       <w:r>
         <w:rPr>
           <w:rFonts w:hint="eastAsia"/>
@@ -4058,18 +3964,18 @@
         </w:rPr>
         <w:t>岗位职责</w:t>
       </w:r>
-      <w:bookmarkEnd w:id="6"/>
-    </w:p>
-    <w:p>
-      <w:pPr>
-        <w:pStyle w:val="31"/>
+      <w:bookmarkEnd w:id="7"/>
+    </w:p>
+    <w:p>
+      <w:pPr>
+        <w:pStyle w:val="3"/>
         <w:bidi w:val="0"/>
         <w:rPr>
           <w:rFonts w:hint="eastAsia"/>
           <w:lang w:val="en-US" w:eastAsia="zh-CN"/>
         </w:rPr>
       </w:pPr>
-      <w:bookmarkStart w:id="7" w:name="_Toc13886"/>
+      <w:bookmarkStart w:id="8" w:name="_Toc13886"/>
       <w:r>
         <w:rPr>
           <w:rFonts w:hint="eastAsia"/>
@@ -4077,11 +3983,11 @@
         </w:rPr>
         <w:t>运维部</w:t>
       </w:r>
-      <w:bookmarkEnd w:id="7"/>
-    </w:p>
-    <w:p>
-      <w:pPr>
-        <w:pStyle w:val="29"/>
+      <w:bookmarkEnd w:id="8"/>
+    </w:p>
+    <w:p>
+      <w:pPr>
+        <w:pStyle w:val="a1"/>
         <w:rPr>
           <w:rFonts w:hint="eastAsia"/>
           <w:lang w:val="en-US" w:eastAsia="zh-CN"/>
@@ -4097,14 +4003,14 @@
     </w:p>
     <w:p>
       <w:pPr>
-        <w:pStyle w:val="31"/>
+        <w:pStyle w:val="3"/>
         <w:bidi w:val="0"/>
         <w:rPr>
           <w:rFonts w:hint="eastAsia"/>
           <w:lang w:val="en-US" w:eastAsia="zh-CN"/>
         </w:rPr>
       </w:pPr>
-      <w:bookmarkStart w:id="8" w:name="_Toc25489"/>
+      <w:bookmarkStart w:id="9" w:name="_Toc25489"/>
       <w:r>
         <w:rPr>
           <w:rFonts w:hint="eastAsia"/>
@@ -4112,11 +4018,11 @@
         </w:rPr>
         <w:t>研发部</w:t>
       </w:r>
-      <w:bookmarkEnd w:id="8"/>
-    </w:p>
-    <w:p>
-      <w:pPr>
-        <w:pStyle w:val="29"/>
+      <w:bookmarkEnd w:id="9"/>
+    </w:p>
+    <w:p>
+      <w:pPr>
+        <w:pStyle w:val="a1"/>
         <w:rPr>
           <w:rFonts w:hint="eastAsia"/>
           <w:lang w:val="en-US" w:eastAsia="zh-CN"/>
@@ -4132,14 +4038,14 @@
     </w:p>
     <w:p>
       <w:pPr>
-        <w:pStyle w:val="31"/>
+        <w:pStyle w:val="3"/>
         <w:bidi w:val="0"/>
         <w:rPr>
           <w:rFonts w:hint="eastAsia"/>
           <w:lang w:val="en-US" w:eastAsia="zh-CN"/>
         </w:rPr>
       </w:pPr>
-      <w:bookmarkStart w:id="9" w:name="_Toc14385"/>
+      <w:bookmarkStart w:id="10" w:name="_Toc14385"/>
       <w:r>
         <w:rPr>
           <w:rFonts w:hint="eastAsia"/>
@@ -4147,11 +4053,11 @@
         </w:rPr>
         <w:t>质量部</w:t>
       </w:r>
-      <w:bookmarkEnd w:id="9"/>
-    </w:p>
-    <w:p>
-      <w:pPr>
-        <w:pStyle w:val="29"/>
+      <w:bookmarkEnd w:id="10"/>
+    </w:p>
+    <w:p>
+      <w:pPr>
+        <w:pStyle w:val="a1"/>
         <w:rPr>
           <w:rFonts w:hint="eastAsia"/>
           <w:lang w:val="en-US" w:eastAsia="zh-CN"/>
@@ -4167,14 +4073,14 @@
     </w:p>
     <w:p>
       <w:pPr>
-        <w:pStyle w:val="31"/>
+        <w:pStyle w:val="3"/>
         <w:bidi w:val="0"/>
         <w:rPr>
           <w:rFonts w:hint="eastAsia"/>
           <w:lang w:val="en-US" w:eastAsia="zh-CN"/>
         </w:rPr>
       </w:pPr>
-      <w:bookmarkStart w:id="10" w:name="_Toc13236"/>
+      <w:bookmarkStart w:id="11" w:name="_Toc13236"/>
       <w:r>
         <w:rPr>
           <w:rFonts w:hint="eastAsia"/>
@@ -4182,11 +4088,11 @@
         </w:rPr>
         <w:t>人力部</w:t>
       </w:r>
-      <w:bookmarkEnd w:id="10"/>
-    </w:p>
-    <w:p>
-      <w:pPr>
-        <w:pStyle w:val="29"/>
+      <w:bookmarkEnd w:id="11"/>
+    </w:p>
+    <w:p>
+      <w:pPr>
+        <w:pStyle w:val="a1"/>
         <w:rPr>
           <w:rFonts w:hint="eastAsia"/>
           <w:lang w:val="en-US" w:eastAsia="zh-CN"/>
@@ -4202,14 +4108,14 @@
     </w:p>
     <w:p>
       <w:pPr>
-        <w:pStyle w:val="28"/>
+        <w:pStyle w:val="1"/>
         <w:bidi w:val="0"/>
         <w:rPr>
           <w:rFonts w:hint="eastAsia"/>
           <w:lang w:val="en-US" w:eastAsia="zh-CN"/>
         </w:rPr>
       </w:pPr>
-      <w:bookmarkStart w:id="11" w:name="_Toc26487"/>
+      <w:bookmarkStart w:id="12" w:name="_Toc26487"/>
       <w:r>
         <w:rPr>
           <w:rFonts w:hint="eastAsia"/>
@@ -4217,11 +4123,11 @@
         </w:rPr>
         <w:t>引用依据</w:t>
       </w:r>
-      <w:bookmarkEnd w:id="11"/>
-    </w:p>
-    <w:p>
-      <w:pPr>
-        <w:pStyle w:val="29"/>
+      <w:bookmarkEnd w:id="12"/>
+    </w:p>
+    <w:p>
+      <w:pPr>
+        <w:pStyle w:val="a1"/>
         <w:rPr>
           <w:rFonts w:hint="eastAsia"/>
           <w:lang w:val="en-US" w:eastAsia="zh-CN"/>
@@ -4237,12 +4143,12 @@
     </w:p>
     <w:p>
       <w:pPr>
-        <w:pStyle w:val="29"/>
+        <w:pStyle w:val="a1"/>
         <w:numPr>
           <w:ilvl w:val="0"/>
           <w:numId w:val="3"/>
         </w:numPr>
-        <w:ind w:left="425" w:leftChars="0" w:hanging="425" w:firstLineChars="0"/>
+        <w:ind w:left="425" w:hanging="425" w:leftChars="0" w:firstLineChars="0"/>
         <w:rPr>
           <w:rFonts w:hint="eastAsia"/>
           <w:lang w:val="en-US" w:eastAsia="zh-CN"/>
@@ -4258,12 +4164,12 @@
     </w:p>
     <w:p>
       <w:pPr>
-        <w:pStyle w:val="29"/>
+        <w:pStyle w:val="a1"/>
         <w:numPr>
           <w:ilvl w:val="0"/>
           <w:numId w:val="3"/>
         </w:numPr>
-        <w:ind w:left="425" w:leftChars="0" w:hanging="425" w:firstLineChars="0"/>
+        <w:ind w:left="425" w:hanging="425" w:leftChars="0" w:firstLineChars="0"/>
         <w:rPr>
           <w:rFonts w:hint="eastAsia"/>
           <w:lang w:val="en-US" w:eastAsia="zh-CN"/>
@@ -4279,12 +4185,12 @@
     </w:p>
     <w:p>
       <w:pPr>
-        <w:pStyle w:val="29"/>
+        <w:pStyle w:val="a1"/>
         <w:numPr>
           <w:ilvl w:val="0"/>
           <w:numId w:val="3"/>
         </w:numPr>
-        <w:ind w:left="425" w:leftChars="0" w:hanging="425" w:firstLineChars="0"/>
+        <w:ind w:left="425" w:hanging="425" w:leftChars="0" w:firstLineChars="0"/>
         <w:rPr>
           <w:rFonts w:hint="eastAsia"/>
           <w:lang w:val="en-US" w:eastAsia="zh-CN"/>
@@ -4300,12 +4206,12 @@
     </w:p>
     <w:p>
       <w:pPr>
-        <w:pStyle w:val="29"/>
+        <w:pStyle w:val="a1"/>
         <w:numPr>
           <w:ilvl w:val="0"/>
           <w:numId w:val="3"/>
         </w:numPr>
-        <w:ind w:left="425" w:leftChars="0" w:hanging="425" w:firstLineChars="0"/>
+        <w:ind w:left="425" w:hanging="425" w:leftChars="0" w:firstLineChars="0"/>
         <w:rPr>
           <w:rFonts w:hint="eastAsia"/>
           <w:lang w:val="en-US" w:eastAsia="zh-CN"/>
@@ -4321,14 +4227,14 @@
     </w:p>
     <w:p>
       <w:pPr>
-        <w:pStyle w:val="28"/>
+        <w:pStyle w:val="1"/>
         <w:bidi w:val="0"/>
         <w:rPr>
           <w:rFonts w:hint="eastAsia"/>
           <w:lang w:val="en-US" w:eastAsia="zh-CN"/>
         </w:rPr>
       </w:pPr>
-      <w:bookmarkStart w:id="12" w:name="_Toc25086"/>
+      <w:bookmarkStart w:id="13" w:name="_Toc25086"/>
       <w:r>
         <w:rPr>
           <w:rFonts w:hint="eastAsia"/>
@@ -4336,18 +4242,18 @@
         </w:rPr>
         <w:t>定义与术语</w:t>
       </w:r>
-      <w:bookmarkEnd w:id="12"/>
-    </w:p>
-    <w:p>
-      <w:pPr>
-        <w:pStyle w:val="30"/>
+      <w:bookmarkEnd w:id="13"/>
+    </w:p>
+    <w:p>
+      <w:pPr>
+        <w:pStyle w:val="2"/>
         <w:bidi w:val="0"/>
         <w:rPr>
           <w:rFonts w:hint="eastAsia"/>
           <w:lang w:val="en-US" w:eastAsia="zh-CN"/>
         </w:rPr>
       </w:pPr>
-      <w:bookmarkStart w:id="13" w:name="_Toc22248"/>
+      <w:bookmarkStart w:id="14" w:name="_Toc22248"/>
       <w:r>
         <w:rPr>
           <w:rFonts w:hint="eastAsia"/>
@@ -4355,11 +4261,11 @@
         </w:rPr>
         <w:t>运维工具</w:t>
       </w:r>
-      <w:bookmarkEnd w:id="13"/>
-    </w:p>
-    <w:p>
-      <w:pPr>
-        <w:pStyle w:val="29"/>
+      <w:bookmarkEnd w:id="14"/>
+    </w:p>
+    <w:p>
+      <w:pPr>
+        <w:pStyle w:val="a1"/>
         <w:rPr>
           <w:rFonts w:hint="eastAsia"/>
           <w:lang w:val="en-US" w:eastAsia="zh-CN"/>
@@ -4375,14 +4281,14 @@
     </w:p>
     <w:p>
       <w:pPr>
-        <w:pStyle w:val="30"/>
+        <w:pStyle w:val="2"/>
         <w:bidi w:val="0"/>
         <w:rPr>
           <w:rFonts w:hint="eastAsia"/>
           <w:lang w:val="en-US" w:eastAsia="zh-CN"/>
         </w:rPr>
       </w:pPr>
-      <w:bookmarkStart w:id="14" w:name="_Toc6368"/>
+      <w:bookmarkStart w:id="15" w:name="_Toc6368"/>
       <w:r>
         <w:rPr>
           <w:rFonts w:hint="eastAsia"/>
@@ -4390,11 +4296,11 @@
         </w:rPr>
         <w:t>产品基线</w:t>
       </w:r>
-      <w:bookmarkEnd w:id="14"/>
-    </w:p>
-    <w:p>
-      <w:pPr>
-        <w:pStyle w:val="29"/>
+      <w:bookmarkEnd w:id="15"/>
+    </w:p>
+    <w:p>
+      <w:pPr>
+        <w:pStyle w:val="a1"/>
         <w:rPr>
           <w:rFonts w:hint="eastAsia"/>
           <w:lang w:val="en-US" w:eastAsia="zh-CN"/>
@@ -4410,14 +4316,14 @@
     </w:p>
     <w:p>
       <w:pPr>
-        <w:pStyle w:val="30"/>
+        <w:pStyle w:val="2"/>
         <w:bidi w:val="0"/>
         <w:rPr>
           <w:rFonts w:hint="eastAsia"/>
           <w:lang w:val="en-US" w:eastAsia="zh-CN"/>
         </w:rPr>
       </w:pPr>
-      <w:bookmarkStart w:id="15" w:name="_Toc17987"/>
+      <w:bookmarkStart w:id="16" w:name="_Toc17987"/>
       <w:r>
         <w:rPr>
           <w:rFonts w:hint="eastAsia"/>
@@ -4425,11 +4331,11 @@
         </w:rPr>
         <w:t>代码走查</w:t>
       </w:r>
-      <w:bookmarkEnd w:id="15"/>
-    </w:p>
-    <w:p>
-      <w:pPr>
-        <w:pStyle w:val="29"/>
+      <w:bookmarkEnd w:id="16"/>
+    </w:p>
+    <w:p>
+      <w:pPr>
+        <w:pStyle w:val="a1"/>
         <w:rPr>
           <w:rFonts w:hint="eastAsia"/>
           <w:lang w:val="en-US" w:eastAsia="zh-CN"/>
@@ -4445,14 +4351,14 @@
     </w:p>
     <w:p>
       <w:pPr>
-        <w:pStyle w:val="28"/>
+        <w:pStyle w:val="1"/>
         <w:bidi w:val="0"/>
         <w:rPr>
           <w:rFonts w:hint="eastAsia"/>
           <w:lang w:val="en-US" w:eastAsia="zh-CN"/>
         </w:rPr>
       </w:pPr>
-      <w:bookmarkStart w:id="16" w:name="_Toc9188"/>
+      <w:bookmarkStart w:id="17" w:name="_Toc9188"/>
       <w:r>
         <w:rPr>
           <w:rFonts w:hint="eastAsia"/>
@@ -4460,18 +4366,18 @@
         </w:rPr>
         <w:t>管理内容与要求</w:t>
       </w:r>
-      <w:bookmarkEnd w:id="16"/>
-    </w:p>
-    <w:p>
-      <w:pPr>
-        <w:pStyle w:val="30"/>
+      <w:bookmarkEnd w:id="17"/>
+    </w:p>
+    <w:p>
+      <w:pPr>
+        <w:pStyle w:val="2"/>
         <w:bidi w:val="0"/>
         <w:rPr>
           <w:rFonts w:hint="eastAsia"/>
           <w:lang w:val="en-US" w:eastAsia="zh-CN"/>
         </w:rPr>
       </w:pPr>
-      <w:bookmarkStart w:id="17" w:name="_Toc23184"/>
+      <w:bookmarkStart w:id="18" w:name="_Toc23184"/>
       <w:r>
         <w:rPr>
           <w:rFonts w:hint="eastAsia"/>
@@ -4479,16 +4385,16 @@
         </w:rPr>
         <w:t>立项阶段</w:t>
       </w:r>
-      <w:bookmarkEnd w:id="17"/>
-    </w:p>
-    <w:p>
-      <w:pPr>
-        <w:pStyle w:val="29"/>
+      <w:bookmarkEnd w:id="18"/>
+    </w:p>
+    <w:p>
+      <w:pPr>
+        <w:pStyle w:val="a1"/>
         <w:numPr>
           <w:ilvl w:val="0"/>
           <w:numId w:val="4"/>
         </w:numPr>
-        <w:ind w:left="425" w:leftChars="0" w:hanging="425" w:firstLineChars="0"/>
+        <w:ind w:left="425" w:hanging="425" w:leftChars="0" w:firstLineChars="0"/>
         <w:rPr>
           <w:rFonts w:hint="eastAsia"/>
           <w:lang w:val="en-US" w:eastAsia="zh-CN"/>
@@ -4504,12 +4410,12 @@
     </w:p>
     <w:p>
       <w:pPr>
-        <w:pStyle w:val="29"/>
+        <w:pStyle w:val="a1"/>
         <w:numPr>
           <w:ilvl w:val="0"/>
           <w:numId w:val="4"/>
         </w:numPr>
-        <w:ind w:left="425" w:leftChars="0" w:hanging="425" w:firstLineChars="0"/>
+        <w:ind w:left="425" w:hanging="425" w:leftChars="0" w:firstLineChars="0"/>
         <w:rPr>
           <w:rFonts w:hint="eastAsia"/>
           <w:lang w:val="en-US" w:eastAsia="zh-CN"/>
@@ -4525,12 +4431,12 @@
     </w:p>
     <w:p>
       <w:pPr>
-        <w:pStyle w:val="29"/>
+        <w:pStyle w:val="a1"/>
         <w:numPr>
           <w:ilvl w:val="0"/>
           <w:numId w:val="4"/>
         </w:numPr>
-        <w:ind w:left="425" w:leftChars="0" w:hanging="425" w:firstLineChars="0"/>
+        <w:ind w:left="425" w:hanging="425" w:leftChars="0" w:firstLineChars="0"/>
         <w:rPr>
           <w:rFonts w:hint="eastAsia"/>
           <w:lang w:val="en-US" w:eastAsia="zh-CN"/>
@@ -4546,14 +4452,14 @@
     </w:p>
     <w:p>
       <w:pPr>
-        <w:pStyle w:val="30"/>
+        <w:pStyle w:val="2"/>
         <w:bidi w:val="0"/>
         <w:rPr>
           <w:rFonts w:hint="eastAsia"/>
           <w:lang w:val="en-US" w:eastAsia="zh-CN"/>
         </w:rPr>
       </w:pPr>
-      <w:bookmarkStart w:id="18" w:name="_Toc1300"/>
+      <w:bookmarkStart w:id="19" w:name="_Toc1300"/>
       <w:r>
         <w:rPr>
           <w:rFonts w:hint="eastAsia"/>
@@ -4561,16 +4467,16 @@
         </w:rPr>
         <w:t>设计阶段</w:t>
       </w:r>
-      <w:bookmarkEnd w:id="18"/>
-    </w:p>
-    <w:p>
-      <w:pPr>
-        <w:pStyle w:val="29"/>
+      <w:bookmarkEnd w:id="19"/>
+    </w:p>
+    <w:p>
+      <w:pPr>
+        <w:pStyle w:val="a1"/>
         <w:numPr>
           <w:ilvl w:val="0"/>
           <w:numId w:val="5"/>
         </w:numPr>
-        <w:ind w:left="425" w:leftChars="0" w:hanging="425" w:firstLineChars="0"/>
+        <w:ind w:left="425" w:hanging="425" w:leftChars="0" w:firstLineChars="0"/>
         <w:rPr>
           <w:rFonts w:hint="eastAsia"/>
           <w:lang w:val="en-US" w:eastAsia="zh-CN"/>
@@ -4586,12 +4492,12 @@
     </w:p>
     <w:p>
       <w:pPr>
-        <w:pStyle w:val="29"/>
+        <w:pStyle w:val="a1"/>
         <w:numPr>
           <w:ilvl w:val="0"/>
           <w:numId w:val="5"/>
         </w:numPr>
-        <w:ind w:left="425" w:leftChars="0" w:hanging="425" w:firstLineChars="0"/>
+        <w:ind w:left="425" w:hanging="425" w:leftChars="0" w:firstLineChars="0"/>
         <w:rPr>
           <w:rFonts w:hint="eastAsia"/>
           <w:lang w:val="en-US" w:eastAsia="zh-CN"/>
@@ -4607,12 +4513,12 @@
     </w:p>
     <w:p>
       <w:pPr>
-        <w:pStyle w:val="29"/>
+        <w:pStyle w:val="a1"/>
         <w:numPr>
           <w:ilvl w:val="0"/>
           <w:numId w:val="5"/>
         </w:numPr>
-        <w:ind w:left="425" w:leftChars="0" w:hanging="425" w:firstLineChars="0"/>
+        <w:ind w:left="425" w:hanging="425" w:leftChars="0" w:firstLineChars="0"/>
         <w:rPr>
           <w:rFonts w:hint="eastAsia"/>
           <w:lang w:val="en-US" w:eastAsia="zh-CN"/>
@@ -4628,14 +4534,14 @@
     </w:p>
     <w:p>
       <w:pPr>
-        <w:pStyle w:val="30"/>
+        <w:pStyle w:val="2"/>
         <w:bidi w:val="0"/>
         <w:rPr>
           <w:rFonts w:hint="eastAsia"/>
           <w:lang w:val="en-US" w:eastAsia="zh-CN"/>
         </w:rPr>
       </w:pPr>
-      <w:bookmarkStart w:id="19" w:name="_Toc8802"/>
+      <w:bookmarkStart w:id="20" w:name="_Toc8802"/>
       <w:r>
         <w:rPr>
           <w:rFonts w:hint="eastAsia"/>
@@ -4643,16 +4549,16 @@
         </w:rPr>
         <w:t>实现阶段</w:t>
       </w:r>
-      <w:bookmarkEnd w:id="19"/>
-    </w:p>
-    <w:p>
-      <w:pPr>
-        <w:pStyle w:val="29"/>
+      <w:bookmarkEnd w:id="20"/>
+    </w:p>
+    <w:p>
+      <w:pPr>
+        <w:pStyle w:val="a1"/>
         <w:numPr>
           <w:ilvl w:val="0"/>
           <w:numId w:val="6"/>
         </w:numPr>
-        <w:ind w:left="425" w:leftChars="0" w:hanging="425" w:firstLineChars="0"/>
+        <w:ind w:left="425" w:hanging="425" w:leftChars="0" w:firstLineChars="0"/>
         <w:rPr>
           <w:rFonts w:hint="eastAsia"/>
           <w:lang w:val="en-US" w:eastAsia="zh-CN"/>
@@ -4668,12 +4574,12 @@
     </w:p>
     <w:p>
       <w:pPr>
-        <w:pStyle w:val="29"/>
+        <w:pStyle w:val="a1"/>
         <w:numPr>
           <w:ilvl w:val="0"/>
           <w:numId w:val="6"/>
         </w:numPr>
-        <w:ind w:left="425" w:leftChars="0" w:hanging="425" w:firstLineChars="0"/>
+        <w:ind w:left="425" w:hanging="425" w:leftChars="0" w:firstLineChars="0"/>
         <w:rPr>
           <w:rFonts w:hint="eastAsia"/>
           <w:lang w:val="en-US" w:eastAsia="zh-CN"/>
@@ -4689,12 +4595,12 @@
     </w:p>
     <w:p>
       <w:pPr>
-        <w:pStyle w:val="29"/>
+        <w:pStyle w:val="a1"/>
         <w:numPr>
           <w:ilvl w:val="0"/>
           <w:numId w:val="6"/>
         </w:numPr>
-        <w:ind w:left="425" w:leftChars="0" w:hanging="425" w:firstLineChars="0"/>
+        <w:ind w:left="425" w:hanging="425" w:leftChars="0" w:firstLineChars="0"/>
         <w:rPr>
           <w:rFonts w:hint="eastAsia"/>
           <w:lang w:val="en-US" w:eastAsia="zh-CN"/>
@@ -4710,14 +4616,14 @@
     </w:p>
     <w:p>
       <w:pPr>
-        <w:pStyle w:val="30"/>
+        <w:pStyle w:val="2"/>
         <w:bidi w:val="0"/>
         <w:rPr>
           <w:rFonts w:hint="eastAsia"/>
           <w:lang w:val="en-US" w:eastAsia="zh-CN"/>
         </w:rPr>
       </w:pPr>
-      <w:bookmarkStart w:id="20" w:name="_Toc6808"/>
+      <w:bookmarkStart w:id="21" w:name="_Toc6808"/>
       <w:r>
         <w:rPr>
           <w:rFonts w:hint="eastAsia"/>
@@ -4725,16 +4631,16 @@
         </w:rPr>
         <w:t>验证阶段</w:t>
       </w:r>
-      <w:bookmarkEnd w:id="20"/>
-    </w:p>
-    <w:p>
-      <w:pPr>
-        <w:pStyle w:val="29"/>
+      <w:bookmarkEnd w:id="21"/>
+    </w:p>
+    <w:p>
+      <w:pPr>
+        <w:pStyle w:val="a1"/>
         <w:numPr>
           <w:ilvl w:val="0"/>
           <w:numId w:val="7"/>
         </w:numPr>
-        <w:ind w:left="425" w:leftChars="0" w:hanging="425" w:firstLineChars="0"/>
+        <w:ind w:left="425" w:hanging="425" w:leftChars="0" w:firstLineChars="0"/>
         <w:rPr>
           <w:rFonts w:hint="eastAsia"/>
           <w:lang w:val="en-US" w:eastAsia="zh-CN"/>
@@ -4750,12 +4656,12 @@
     </w:p>
     <w:p>
       <w:pPr>
-        <w:pStyle w:val="29"/>
+        <w:pStyle w:val="a1"/>
         <w:numPr>
           <w:ilvl w:val="0"/>
           <w:numId w:val="7"/>
         </w:numPr>
-        <w:ind w:left="425" w:leftChars="0" w:hanging="425" w:firstLineChars="0"/>
+        <w:ind w:left="425" w:hanging="425" w:leftChars="0" w:firstLineChars="0"/>
         <w:rPr>
           <w:rFonts w:hint="eastAsia"/>
           <w:lang w:val="en-US" w:eastAsia="zh-CN"/>
@@ -4771,12 +4677,12 @@
     </w:p>
     <w:p>
       <w:pPr>
-        <w:pStyle w:val="29"/>
+        <w:pStyle w:val="a1"/>
         <w:numPr>
           <w:ilvl w:val="0"/>
           <w:numId w:val="7"/>
         </w:numPr>
-        <w:ind w:left="425" w:leftChars="0" w:hanging="425" w:firstLineChars="0"/>
+        <w:ind w:left="425" w:hanging="425" w:leftChars="0" w:firstLineChars="0"/>
         <w:rPr>
           <w:rFonts w:hint="eastAsia"/>
           <w:lang w:val="en-US" w:eastAsia="zh-CN"/>
@@ -4792,14 +4698,14 @@
     </w:p>
     <w:p>
       <w:pPr>
-        <w:pStyle w:val="30"/>
+        <w:pStyle w:val="2"/>
         <w:bidi w:val="0"/>
         <w:rPr>
           <w:rFonts w:hint="eastAsia"/>
           <w:lang w:val="en-US" w:eastAsia="zh-CN"/>
         </w:rPr>
       </w:pPr>
-      <w:bookmarkStart w:id="21" w:name="_Toc3456"/>
+      <w:bookmarkStart w:id="22" w:name="_Toc3456"/>
       <w:r>
         <w:rPr>
           <w:rFonts w:hint="eastAsia"/>
@@ -4807,16 +4713,16 @@
         </w:rPr>
         <w:t>发布阶段</w:t>
       </w:r>
-      <w:bookmarkEnd w:id="21"/>
-    </w:p>
-    <w:p>
-      <w:pPr>
-        <w:pStyle w:val="29"/>
+      <w:bookmarkEnd w:id="22"/>
+    </w:p>
+    <w:p>
+      <w:pPr>
+        <w:pStyle w:val="a1"/>
         <w:numPr>
           <w:ilvl w:val="0"/>
           <w:numId w:val="8"/>
         </w:numPr>
-        <w:ind w:left="425" w:leftChars="0" w:hanging="425" w:firstLineChars="0"/>
+        <w:ind w:left="425" w:hanging="425" w:leftChars="0" w:firstLineChars="0"/>
         <w:rPr>
           <w:rFonts w:hint="eastAsia"/>
           <w:lang w:val="en-US" w:eastAsia="zh-CN"/>
@@ -4832,12 +4738,12 @@
     </w:p>
     <w:p>
       <w:pPr>
-        <w:pStyle w:val="29"/>
+        <w:pStyle w:val="a1"/>
         <w:numPr>
           <w:ilvl w:val="0"/>
           <w:numId w:val="8"/>
         </w:numPr>
-        <w:ind w:left="425" w:leftChars="0" w:hanging="425" w:firstLineChars="0"/>
+        <w:ind w:left="425" w:hanging="425" w:leftChars="0" w:firstLineChars="0"/>
         <w:rPr>
           <w:rFonts w:hint="eastAsia"/>
           <w:lang w:val="en-US" w:eastAsia="zh-CN"/>
@@ -4853,12 +4759,12 @@
     </w:p>
     <w:p>
       <w:pPr>
-        <w:pStyle w:val="29"/>
+        <w:pStyle w:val="a1"/>
         <w:numPr>
           <w:ilvl w:val="0"/>
           <w:numId w:val="8"/>
         </w:numPr>
-        <w:ind w:left="425" w:leftChars="0" w:hanging="425" w:firstLineChars="0"/>
+        <w:ind w:left="425" w:hanging="425" w:leftChars="0" w:firstLineChars="0"/>
         <w:rPr>
           <w:rFonts w:hint="eastAsia"/>
           <w:lang w:val="en-US" w:eastAsia="zh-CN"/>
@@ -4874,14 +4780,14 @@
     </w:p>
     <w:p>
       <w:pPr>
-        <w:pStyle w:val="30"/>
+        <w:pStyle w:val="2"/>
         <w:bidi w:val="0"/>
         <w:rPr>
           <w:rFonts w:hint="eastAsia"/>
           <w:lang w:val="en-US" w:eastAsia="zh-CN"/>
         </w:rPr>
       </w:pPr>
-      <w:bookmarkStart w:id="22" w:name="_Toc32349"/>
+      <w:bookmarkStart w:id="23" w:name="_Toc32349"/>
       <w:r>
         <w:rPr>
           <w:rFonts w:hint="eastAsia"/>
@@ -4889,18 +4795,18 @@
         </w:rPr>
         <w:t>研发成果应用</w:t>
       </w:r>
-      <w:bookmarkEnd w:id="22"/>
-    </w:p>
-    <w:p>
-      <w:pPr>
-        <w:pStyle w:val="31"/>
+      <w:bookmarkEnd w:id="23"/>
+    </w:p>
+    <w:p>
+      <w:pPr>
+        <w:pStyle w:val="3"/>
         <w:bidi w:val="0"/>
         <w:rPr>
           <w:rFonts w:hint="eastAsia"/>
           <w:lang w:val="en-US" w:eastAsia="zh-CN"/>
         </w:rPr>
       </w:pPr>
-      <w:bookmarkStart w:id="23" w:name="_Toc31354"/>
+      <w:bookmarkStart w:id="24" w:name="_Toc31354"/>
       <w:r>
         <w:rPr>
           <w:rFonts w:hint="eastAsia"/>
@@ -4908,11 +4814,11 @@
         </w:rPr>
         <w:t>成果移交</w:t>
       </w:r>
-      <w:bookmarkEnd w:id="23"/>
-    </w:p>
-    <w:p>
-      <w:pPr>
-        <w:pStyle w:val="29"/>
+      <w:bookmarkEnd w:id="24"/>
+    </w:p>
+    <w:p>
+      <w:pPr>
+        <w:pStyle w:val="a1"/>
         <w:rPr>
           <w:rFonts w:hint="eastAsia"/>
           <w:lang w:val="en-US" w:eastAsia="zh-CN"/>
@@ -4928,14 +4834,14 @@
     </w:p>
     <w:p>
       <w:pPr>
-        <w:pStyle w:val="31"/>
+        <w:pStyle w:val="3"/>
         <w:bidi w:val="0"/>
         <w:rPr>
           <w:rFonts w:hint="eastAsia"/>
           <w:lang w:val="en-US" w:eastAsia="zh-CN"/>
         </w:rPr>
       </w:pPr>
-      <w:bookmarkStart w:id="24" w:name="_Toc22456"/>
+      <w:bookmarkStart w:id="25" w:name="_Toc22456"/>
       <w:r>
         <w:rPr>
           <w:rFonts w:hint="eastAsia"/>
@@ -4943,11 +4849,11 @@
         </w:rPr>
         <w:t>部署与试运行</w:t>
       </w:r>
-      <w:bookmarkEnd w:id="24"/>
-    </w:p>
-    <w:p>
-      <w:pPr>
-        <w:pStyle w:val="29"/>
+      <w:bookmarkEnd w:id="25"/>
+    </w:p>
+    <w:p>
+      <w:pPr>
+        <w:pStyle w:val="a1"/>
         <w:rPr>
           <w:rFonts w:hint="eastAsia"/>
           <w:lang w:val="en-US" w:eastAsia="zh-CN"/>
@@ -4963,14 +4869,14 @@
     </w:p>
     <w:p>
       <w:pPr>
-        <w:pStyle w:val="31"/>
+        <w:pStyle w:val="3"/>
         <w:bidi w:val="0"/>
         <w:rPr>
           <w:rFonts w:hint="eastAsia"/>
           <w:lang w:val="en-US" w:eastAsia="zh-CN"/>
         </w:rPr>
       </w:pPr>
-      <w:bookmarkStart w:id="25" w:name="_Toc21039"/>
+      <w:bookmarkStart w:id="26" w:name="_Toc21039"/>
       <w:r>
         <w:rPr>
           <w:rFonts w:hint="eastAsia"/>
@@ -4978,11 +4884,11 @@
         </w:rPr>
         <w:t>应用推广</w:t>
       </w:r>
-      <w:bookmarkEnd w:id="25"/>
-    </w:p>
-    <w:p>
-      <w:pPr>
-        <w:pStyle w:val="29"/>
+      <w:bookmarkEnd w:id="26"/>
+    </w:p>
+    <w:p>
+      <w:pPr>
+        <w:pStyle w:val="a1"/>
         <w:rPr>
           <w:rFonts w:hint="eastAsia"/>
           <w:lang w:val="en-US" w:eastAsia="zh-CN"/>
@@ -4998,14 +4904,14 @@
     </w:p>
     <w:p>
       <w:pPr>
-        <w:pStyle w:val="31"/>
+        <w:pStyle w:val="3"/>
         <w:bidi w:val="0"/>
         <w:rPr>
           <w:rFonts w:hint="eastAsia"/>
           <w:lang w:val="en-US" w:eastAsia="zh-CN"/>
         </w:rPr>
       </w:pPr>
-      <w:bookmarkStart w:id="26" w:name="_Toc22374"/>
+      <w:bookmarkStart w:id="27" w:name="_Toc22374"/>
       <w:r>
         <w:rPr>
           <w:rFonts w:hint="eastAsia"/>
@@ -5013,11 +4919,11 @@
         </w:rPr>
         <w:t>效果评估</w:t>
       </w:r>
-      <w:bookmarkEnd w:id="26"/>
-    </w:p>
-    <w:p>
-      <w:pPr>
-        <w:pStyle w:val="29"/>
+      <w:bookmarkEnd w:id="27"/>
+    </w:p>
+    <w:p>
+      <w:pPr>
+        <w:pStyle w:val="a1"/>
         <w:rPr>
           <w:rFonts w:hint="eastAsia"/>
           <w:lang w:val="en-US" w:eastAsia="zh-CN"/>
@@ -5033,14 +4939,14 @@
     </w:p>
     <w:p>
       <w:pPr>
-        <w:pStyle w:val="31"/>
+        <w:pStyle w:val="3"/>
         <w:bidi w:val="0"/>
         <w:rPr>
           <w:rFonts w:hint="eastAsia"/>
           <w:lang w:val="en-US" w:eastAsia="zh-CN"/>
         </w:rPr>
       </w:pPr>
-      <w:bookmarkStart w:id="27" w:name="_Toc10331"/>
+      <w:bookmarkStart w:id="28" w:name="_Toc10331"/>
       <w:r>
         <w:rPr>
           <w:rFonts w:hint="eastAsia"/>
@@ -5048,11 +4954,11 @@
         </w:rPr>
         <w:t>持续优化与退出</w:t>
       </w:r>
-      <w:bookmarkEnd w:id="27"/>
-    </w:p>
-    <w:p>
-      <w:pPr>
-        <w:pStyle w:val="29"/>
+      <w:bookmarkEnd w:id="28"/>
+    </w:p>
+    <w:p>
+      <w:pPr>
+        <w:pStyle w:val="a1"/>
         <w:rPr>
           <w:rFonts w:hint="eastAsia"/>
           <w:lang w:val="en-US" w:eastAsia="zh-CN"/>
@@ -5068,14 +4974,14 @@
     </w:p>
     <w:p>
       <w:pPr>
-        <w:pStyle w:val="30"/>
+        <w:pStyle w:val="2"/>
         <w:bidi w:val="0"/>
         <w:rPr>
           <w:rFonts w:hint="default"/>
           <w:lang w:val="en-US" w:eastAsia="zh-CN"/>
         </w:rPr>
       </w:pPr>
-      <w:bookmarkStart w:id="28" w:name="_Toc6238"/>
+      <w:bookmarkStart w:id="29" w:name="_Toc6238"/>
       <w:r>
         <w:rPr>
           <w:rFonts w:hint="eastAsia"/>
@@ -5083,15 +4989,15 @@
         </w:rPr>
         <w:t>考核指标</w:t>
       </w:r>
-      <w:bookmarkEnd w:id="28"/>
-    </w:p>
-    <w:p>
-      <w:pPr>
-        <w:pStyle w:val="29"/>
-        <w:ind w:left="0" w:leftChars="0" w:right="0" w:rightChars="0" w:firstLine="0" w:firstLineChars="0"/>
+      <w:bookmarkEnd w:id="29"/>
+    </w:p>
+    <w:p>
+      <w:pPr>
+        <w:pStyle w:val="a1"/>
+        <w:ind w:left="0" w:right="0" w:firstLine="0" w:leftChars="0" w:rightChars="0" w:firstLineChars="0"/>
         <w:jc w:val="center"/>
         <w:rPr>
-          <w:rFonts w:hint="default" w:eastAsia="宋体"/>
+          <w:rFonts w:eastAsia="宋体" w:hint="default"/>
           <w:lang w:val="en-US" w:eastAsia="zh-CN"/>
         </w:rPr>
       </w:pPr>
@@ -5189,18 +5095,17 @@
     </w:p>
     <w:tbl>
       <w:tblPr>
-        <w:tblStyle w:val="21"/>
+        <w:tblStyle w:val="TableGrid"/>
         <w:tblW w:w="0" w:type="auto"/>
         <w:jc w:val="center"/>
         <w:tblBorders>
-          <w:top w:val="single" w:color="auto" w:sz="4" w:space="0"/>
-          <w:left w:val="single" w:color="auto" w:sz="4" w:space="0"/>
-          <w:bottom w:val="single" w:color="auto" w:sz="4" w:space="0"/>
-          <w:right w:val="single" w:color="auto" w:sz="4" w:space="0"/>
-          <w:insideH w:val="single" w:color="auto" w:sz="4" w:space="0"/>
-          <w:insideV w:val="single" w:color="auto" w:sz="4" w:space="0"/>
+          <w:top w:val="single" w:sz="4" w:space="0" w:color="auto"/>
+          <w:left w:val="single" w:sz="4" w:space="0" w:color="auto"/>
+          <w:bottom w:val="single" w:sz="4" w:space="0" w:color="auto"/>
+          <w:right w:val="single" w:sz="4" w:space="0" w:color="auto"/>
+          <w:insideH w:val="single" w:sz="4" w:space="0" w:color="auto"/>
+          <w:insideV w:val="single" w:sz="4" w:space="0" w:color="auto"/>
         </w:tblBorders>
-        <w:tblLayout w:type="autofit"/>
         <w:tblCellMar>
           <w:top w:w="0" w:type="dxa"/>
           <w:left w:w="108" w:type="dxa"/>
@@ -5217,13 +5122,15 @@
       </w:tblGrid>
       <w:tr>
         <w:tblPrEx>
+          <w:tblW w:w="0" w:type="auto"/>
+          <w:jc w:val="center"/>
           <w:tblBorders>
-            <w:top w:val="single" w:color="auto" w:sz="4" w:space="0"/>
-            <w:left w:val="single" w:color="auto" w:sz="4" w:space="0"/>
-            <w:bottom w:val="single" w:color="auto" w:sz="4" w:space="0"/>
-            <w:right w:val="single" w:color="auto" w:sz="4" w:space="0"/>
-            <w:insideH w:val="single" w:color="auto" w:sz="4" w:space="0"/>
-            <w:insideV w:val="single" w:color="auto" w:sz="4" w:space="0"/>
+            <w:top w:val="single" w:sz="4" w:space="0" w:color="auto"/>
+            <w:left w:val="single" w:sz="4" w:space="0" w:color="auto"/>
+            <w:bottom w:val="single" w:sz="4" w:space="0" w:color="auto"/>
+            <w:right w:val="single" w:sz="4" w:space="0" w:color="auto"/>
+            <w:insideH w:val="single" w:sz="4" w:space="0" w:color="auto"/>
+            <w:insideV w:val="single" w:sz="4" w:space="0" w:color="auto"/>
           </w:tblBorders>
           <w:tblCellMar>
             <w:top w:w="0" w:type="dxa"/>
@@ -5254,7 +5161,7 @@
               <w:bidi w:val="0"/>
               <w:adjustRightInd w:val="0"/>
               <w:snapToGrid w:val="0"/>
-              <w:ind w:left="0" w:leftChars="0" w:right="0" w:rightChars="0" w:firstLine="0" w:firstLineChars="0"/>
+              <w:ind w:left="0" w:right="0" w:firstLine="0" w:leftChars="0" w:rightChars="0" w:firstLineChars="0"/>
               <w:jc w:val="center"/>
               <w:textAlignment w:val="baseline"/>
               <w:rPr>
@@ -5294,7 +5201,7 @@
               <w:bidi w:val="0"/>
               <w:adjustRightInd w:val="0"/>
               <w:snapToGrid w:val="0"/>
-              <w:ind w:left="0" w:leftChars="0" w:right="0" w:rightChars="0" w:firstLine="0" w:firstLineChars="0"/>
+              <w:ind w:left="0" w:right="0" w:firstLine="0" w:leftChars="0" w:rightChars="0" w:firstLineChars="0"/>
               <w:jc w:val="center"/>
               <w:textAlignment w:val="baseline"/>
               <w:rPr>
@@ -5334,7 +5241,7 @@
               <w:bidi w:val="0"/>
               <w:adjustRightInd w:val="0"/>
               <w:snapToGrid w:val="0"/>
-              <w:ind w:left="0" w:leftChars="0" w:right="0" w:rightChars="0" w:firstLine="0" w:firstLineChars="0"/>
+              <w:ind w:left="0" w:right="0" w:firstLine="0" w:leftChars="0" w:rightChars="0" w:firstLineChars="0"/>
               <w:jc w:val="center"/>
               <w:textAlignment w:val="baseline"/>
               <w:rPr>
@@ -5374,7 +5281,7 @@
               <w:bidi w:val="0"/>
               <w:adjustRightInd w:val="0"/>
               <w:snapToGrid w:val="0"/>
-              <w:ind w:left="0" w:leftChars="0" w:right="0" w:rightChars="0" w:firstLine="0" w:firstLineChars="0"/>
+              <w:ind w:left="0" w:right="0" w:firstLine="0" w:leftChars="0" w:rightChars="0" w:firstLineChars="0"/>
               <w:jc w:val="center"/>
               <w:textAlignment w:val="baseline"/>
               <w:rPr>
@@ -5414,7 +5321,7 @@
               <w:bidi w:val="0"/>
               <w:adjustRightInd w:val="0"/>
               <w:snapToGrid w:val="0"/>
-              <w:ind w:left="0" w:leftChars="0" w:right="0" w:rightChars="0" w:firstLine="0" w:firstLineChars="0"/>
+              <w:ind w:left="0" w:right="0" w:firstLine="0" w:leftChars="0" w:rightChars="0" w:firstLineChars="0"/>
               <w:jc w:val="center"/>
               <w:textAlignment w:val="baseline"/>
               <w:rPr>
@@ -5438,14 +5345,8 @@
       </w:tr>
       <w:tr>
         <w:tblPrEx>
-          <w:tblBorders>
-            <w:top w:val="single" w:color="auto" w:sz="4" w:space="0"/>
-            <w:left w:val="single" w:color="auto" w:sz="4" w:space="0"/>
-            <w:bottom w:val="single" w:color="auto" w:sz="4" w:space="0"/>
-            <w:right w:val="single" w:color="auto" w:sz="4" w:space="0"/>
-            <w:insideH w:val="single" w:color="auto" w:sz="4" w:space="0"/>
-            <w:insideV w:val="single" w:color="auto" w:sz="4" w:space="0"/>
-          </w:tblBorders>
+          <w:tblW w:w="0" w:type="auto"/>
+          <w:jc w:val="center"/>
           <w:tblCellMar>
             <w:top w:w="0" w:type="dxa"/>
             <w:left w:w="108" w:type="dxa"/>
@@ -5462,7 +5363,7 @@
           </w:tcPr>
           <w:p>
             <w:pPr>
-              <w:pStyle w:val="29"/>
+              <w:pStyle w:val="a1"/>
               <w:keepNext w:val="0"/>
               <w:keepLines w:val="0"/>
               <w:pageBreakBefore w:val="0"/>
@@ -5476,11 +5377,11 @@
               <w:bidi w:val="0"/>
               <w:adjustRightInd w:val="0"/>
               <w:snapToGrid w:val="0"/>
-              <w:ind w:left="0" w:leftChars="0" w:right="0" w:rightChars="0" w:firstLine="0" w:firstLineChars="0"/>
+              <w:ind w:left="0" w:right="0" w:firstLine="0" w:leftChars="0" w:rightChars="0" w:firstLineChars="0"/>
               <w:jc w:val="center"/>
               <w:textAlignment w:val="baseline"/>
               <w:rPr>
-                <w:rFonts w:hint="eastAsia" w:ascii="宋体" w:hAnsi="宋体" w:eastAsia="宋体" w:cs="宋体"/>
+                <w:rFonts w:ascii="宋体" w:eastAsia="宋体" w:hAnsi="宋体" w:cs="宋体" w:hint="eastAsia"/>
                 <w:sz w:val="21"/>
                 <w:szCs w:val="21"/>
                 <w:vertAlign w:val="baseline"/>
@@ -5489,7 +5390,7 @@
             </w:pPr>
             <w:r>
               <w:rPr>
-                <w:rFonts w:hint="eastAsia" w:ascii="宋体" w:hAnsi="宋体" w:eastAsia="宋体" w:cs="宋体"/>
+                <w:rFonts w:ascii="宋体" w:eastAsia="宋体" w:hAnsi="宋体" w:cs="宋体" w:hint="eastAsia"/>
                 <w:sz w:val="21"/>
                 <w:szCs w:val="21"/>
                 <w:vertAlign w:val="baseline"/>
@@ -5505,7 +5406,7 @@
           </w:tcPr>
           <w:p>
             <w:pPr>
-              <w:pStyle w:val="29"/>
+              <w:pStyle w:val="a1"/>
               <w:keepNext w:val="0"/>
               <w:keepLines w:val="0"/>
               <w:pageBreakBefore w:val="0"/>
@@ -5519,11 +5420,11 @@
               <w:bidi w:val="0"/>
               <w:adjustRightInd w:val="0"/>
               <w:snapToGrid w:val="0"/>
-              <w:ind w:left="0" w:leftChars="0" w:right="0" w:rightChars="0" w:firstLine="0" w:firstLineChars="0"/>
+              <w:ind w:left="0" w:right="0" w:firstLine="0" w:leftChars="0" w:rightChars="0" w:firstLineChars="0"/>
               <w:jc w:val="center"/>
               <w:textAlignment w:val="baseline"/>
               <w:rPr>
-                <w:rFonts w:hint="default" w:ascii="宋体" w:hAnsi="宋体" w:eastAsia="宋体" w:cs="宋体"/>
+                <w:rFonts w:ascii="宋体" w:eastAsia="宋体" w:hAnsi="宋体" w:cs="宋体" w:hint="default"/>
                 <w:sz w:val="21"/>
                 <w:szCs w:val="21"/>
                 <w:vertAlign w:val="baseline"/>
@@ -5532,7 +5433,7 @@
             </w:pPr>
             <w:r>
               <w:rPr>
-                <w:rFonts w:hint="eastAsia" w:ascii="宋体" w:hAnsi="宋体" w:cs="宋体"/>
+                <w:rFonts w:ascii="宋体" w:hAnsi="宋体" w:cs="宋体" w:hint="eastAsia"/>
                 <w:sz w:val="21"/>
                 <w:szCs w:val="21"/>
                 <w:lang w:val="en-US" w:eastAsia="zh-CN"/>
@@ -5547,12 +5448,12 @@
           </w:tcPr>
           <w:p>
             <w:pPr>
-              <w:pStyle w:val="29"/>
+              <w:pStyle w:val="a1"/>
               <w:widowControl w:val="0"/>
-              <w:ind w:left="0" w:leftChars="0" w:firstLine="0" w:firstLineChars="0"/>
+              <w:ind w:left="0" w:firstLine="0" w:leftChars="0" w:firstLineChars="0"/>
               <w:jc w:val="left"/>
               <w:rPr>
-                <w:rFonts w:hint="eastAsia" w:ascii="宋体" w:hAnsi="宋体" w:eastAsia="宋体" w:cs="宋体"/>
+                <w:rFonts w:ascii="宋体" w:eastAsia="宋体" w:hAnsi="宋体" w:cs="宋体" w:hint="eastAsia"/>
                 <w:sz w:val="21"/>
                 <w:szCs w:val="21"/>
                 <w:vertAlign w:val="baseline"/>
@@ -5561,7 +5462,7 @@
             </w:pPr>
             <w:r>
               <w:rPr>
-                <w:rFonts w:hint="eastAsia" w:ascii="仿宋" w:hAnsi="仿宋" w:cs="宋体"/>
+                <w:rFonts w:ascii="仿宋" w:hAnsi="仿宋" w:cs="宋体" w:hint="eastAsia"/>
                 <w:kern w:val="0"/>
                 <w:sz w:val="21"/>
                 <w:szCs w:val="21"/>
@@ -5579,7 +5480,7 @@
             </w:r>
             <w:r>
               <w:rPr>
-                <w:rFonts w:hint="eastAsia" w:ascii="仿宋" w:hAnsi="仿宋" w:cs="宋体"/>
+                <w:rFonts w:ascii="仿宋" w:hAnsi="仿宋" w:cs="宋体" w:hint="eastAsia"/>
                 <w:kern w:val="0"/>
                 <w:sz w:val="21"/>
                 <w:szCs w:val="21"/>
@@ -5603,7 +5504,7 @@
           </w:tcPr>
           <w:p>
             <w:pPr>
-              <w:pStyle w:val="29"/>
+              <w:pStyle w:val="a1"/>
               <w:keepNext w:val="0"/>
               <w:keepLines w:val="0"/>
               <w:pageBreakBefore w:val="0"/>
@@ -5617,11 +5518,11 @@
               <w:bidi w:val="0"/>
               <w:adjustRightInd w:val="0"/>
               <w:snapToGrid w:val="0"/>
-              <w:ind w:left="0" w:leftChars="0" w:right="0" w:rightChars="0" w:firstLine="0" w:firstLineChars="0"/>
+              <w:ind w:left="0" w:right="0" w:firstLine="0" w:leftChars="0" w:rightChars="0" w:firstLineChars="0"/>
               <w:jc w:val="center"/>
               <w:textAlignment w:val="baseline"/>
               <w:rPr>
-                <w:rFonts w:hint="eastAsia" w:ascii="宋体" w:hAnsi="宋体" w:eastAsia="宋体" w:cs="宋体"/>
+                <w:rFonts w:ascii="宋体" w:eastAsia="宋体" w:hAnsi="宋体" w:cs="宋体" w:hint="eastAsia"/>
                 <w:sz w:val="21"/>
                 <w:szCs w:val="21"/>
                 <w:vertAlign w:val="baseline"/>
@@ -5630,7 +5531,7 @@
             </w:pPr>
             <w:r>
               <w:rPr>
-                <w:rFonts w:hint="eastAsia" w:ascii="宋体" w:hAnsi="宋体" w:cs="宋体"/>
+                <w:rFonts w:ascii="宋体" w:hAnsi="宋体" w:cs="宋体" w:hint="eastAsia"/>
                 <w:sz w:val="21"/>
                 <w:szCs w:val="21"/>
                 <w:vertAlign w:val="baseline"/>
@@ -5646,7 +5547,7 @@
           </w:tcPr>
           <w:p>
             <w:pPr>
-              <w:pStyle w:val="29"/>
+              <w:pStyle w:val="a1"/>
               <w:keepNext w:val="0"/>
               <w:keepLines w:val="0"/>
               <w:pageBreakBefore w:val="0"/>
@@ -5660,11 +5561,11 @@
               <w:bidi w:val="0"/>
               <w:adjustRightInd w:val="0"/>
               <w:snapToGrid w:val="0"/>
-              <w:ind w:left="0" w:leftChars="0" w:right="0" w:rightChars="0" w:firstLine="0" w:firstLineChars="0"/>
+              <w:ind w:left="0" w:right="0" w:firstLine="0" w:leftChars="0" w:rightChars="0" w:firstLineChars="0"/>
               <w:jc w:val="center"/>
               <w:textAlignment w:val="baseline"/>
               <w:rPr>
-                <w:rFonts w:hint="eastAsia" w:ascii="宋体" w:hAnsi="宋体" w:eastAsia="宋体" w:cs="宋体"/>
+                <w:rFonts w:ascii="宋体" w:eastAsia="宋体" w:hAnsi="宋体" w:cs="宋体" w:hint="eastAsia"/>
                 <w:sz w:val="21"/>
                 <w:szCs w:val="21"/>
                 <w:vertAlign w:val="baseline"/>
@@ -5673,7 +5574,7 @@
             </w:pPr>
             <w:r>
               <w:rPr>
-                <w:rFonts w:hint="eastAsia" w:ascii="宋体" w:hAnsi="宋体" w:eastAsia="宋体" w:cs="宋体"/>
+                <w:rFonts w:ascii="宋体" w:eastAsia="宋体" w:hAnsi="宋体" w:cs="宋体" w:hint="eastAsia"/>
                 <w:sz w:val="21"/>
                 <w:szCs w:val="21"/>
                 <w:vertAlign w:val="baseline"/>
@@ -5683,7 +5584,7 @@
             </w:r>
             <w:r>
               <w:rPr>
-                <w:rFonts w:hint="eastAsia" w:ascii="宋体" w:hAnsi="宋体" w:cs="宋体"/>
+                <w:rFonts w:ascii="宋体" w:hAnsi="宋体" w:cs="宋体" w:hint="eastAsia"/>
                 <w:sz w:val="21"/>
                 <w:szCs w:val="21"/>
                 <w:vertAlign w:val="baseline"/>
@@ -5693,7 +5594,7 @@
             </w:r>
             <w:r>
               <w:rPr>
-                <w:rFonts w:hint="eastAsia" w:ascii="宋体" w:hAnsi="宋体" w:eastAsia="宋体" w:cs="宋体"/>
+                <w:rFonts w:ascii="宋体" w:eastAsia="宋体" w:hAnsi="宋体" w:cs="宋体" w:hint="eastAsia"/>
                 <w:sz w:val="21"/>
                 <w:szCs w:val="21"/>
                 <w:vertAlign w:val="baseline"/>
@@ -5707,14 +5608,14 @@
     </w:tbl>
     <w:p>
       <w:pPr>
-        <w:pStyle w:val="28"/>
+        <w:pStyle w:val="1"/>
         <w:bidi w:val="0"/>
         <w:rPr>
           <w:rFonts w:hint="eastAsia"/>
           <w:lang w:val="en-US" w:eastAsia="zh-CN"/>
         </w:rPr>
       </w:pPr>
-      <w:bookmarkStart w:id="29" w:name="_Toc20890"/>
+      <w:bookmarkStart w:id="30" w:name="_Toc20890"/>
       <w:r>
         <w:rPr>
           <w:rFonts w:hint="eastAsia"/>
@@ -5722,11 +5623,11 @@
         </w:rPr>
         <w:t>附则</w:t>
       </w:r>
-      <w:bookmarkEnd w:id="29"/>
-    </w:p>
-    <w:p>
-      <w:pPr>
-        <w:pStyle w:val="29"/>
+      <w:bookmarkEnd w:id="30"/>
+    </w:p>
+    <w:p>
+      <w:pPr>
+        <w:pStyle w:val="a1"/>
         <w:rPr>
           <w:rFonts w:hint="eastAsia"/>
           <w:lang w:val="en-US" w:eastAsia="zh-CN"/>
@@ -5742,7 +5643,7 @@
     </w:p>
     <w:p>
       <w:pPr>
-        <w:pStyle w:val="29"/>
+        <w:pStyle w:val="a1"/>
         <w:rPr>
           <w:rFonts w:hint="eastAsia"/>
           <w:lang w:val="en-US" w:eastAsia="zh-CN"/>
@@ -5758,14 +5659,14 @@
     </w:p>
     <w:p>
       <w:pPr>
-        <w:pStyle w:val="28"/>
+        <w:pStyle w:val="1"/>
         <w:bidi w:val="0"/>
         <w:rPr>
           <w:rFonts w:hint="eastAsia"/>
           <w:lang w:val="en-US" w:eastAsia="zh-CN"/>
         </w:rPr>
       </w:pPr>
-      <w:bookmarkStart w:id="30" w:name="_Toc13385"/>
+      <w:bookmarkStart w:id="31" w:name="_Toc13385"/>
       <w:r>
         <w:rPr>
           <w:rFonts w:hint="eastAsia"/>
@@ -5773,16 +5674,16 @@
         </w:rPr>
         <w:t>附件</w:t>
       </w:r>
-      <w:bookmarkEnd w:id="30"/>
-    </w:p>
-    <w:p>
-      <w:pPr>
-        <w:pStyle w:val="29"/>
+      <w:bookmarkEnd w:id="31"/>
+    </w:p>
+    <w:p>
+      <w:pPr>
+        <w:pStyle w:val="a1"/>
         <w:numPr>
           <w:ilvl w:val="0"/>
           <w:numId w:val="9"/>
         </w:numPr>
-        <w:ind w:left="425" w:leftChars="0" w:hanging="425" w:firstLineChars="0"/>
+        <w:ind w:left="425" w:hanging="425" w:leftChars="0" w:firstLineChars="0"/>
         <w:rPr>
           <w:rFonts w:hint="eastAsia"/>
           <w:lang w:val="en-US" w:eastAsia="zh-CN"/>
@@ -5798,12 +5699,12 @@
     </w:p>
     <w:p>
       <w:pPr>
-        <w:pStyle w:val="29"/>
+        <w:pStyle w:val="a1"/>
         <w:numPr>
           <w:ilvl w:val="0"/>
           <w:numId w:val="9"/>
         </w:numPr>
-        <w:ind w:left="425" w:leftChars="0" w:hanging="425" w:firstLineChars="0"/>
+        <w:ind w:left="425" w:hanging="425" w:leftChars="0" w:firstLineChars="0"/>
         <w:rPr>
           <w:rFonts w:hint="eastAsia"/>
           <w:lang w:val="en-US" w:eastAsia="zh-CN"/>
@@ -5819,12 +5720,12 @@
     </w:p>
     <w:p>
       <w:pPr>
-        <w:pStyle w:val="29"/>
+        <w:pStyle w:val="a1"/>
         <w:numPr>
           <w:ilvl w:val="0"/>
           <w:numId w:val="9"/>
         </w:numPr>
-        <w:ind w:left="425" w:leftChars="0" w:hanging="425" w:firstLineChars="0"/>
+        <w:ind w:left="425" w:hanging="425" w:leftChars="0" w:firstLineChars="0"/>
         <w:rPr>
           <w:rFonts w:hint="eastAsia"/>
           <w:lang w:val="en-US" w:eastAsia="zh-CN"/>
@@ -5840,12 +5741,12 @@
     </w:p>
     <w:p>
       <w:pPr>
-        <w:pStyle w:val="29"/>
+        <w:pStyle w:val="a1"/>
         <w:numPr>
           <w:ilvl w:val="0"/>
           <w:numId w:val="9"/>
         </w:numPr>
-        <w:ind w:left="425" w:leftChars="0" w:hanging="425" w:firstLineChars="0"/>
+        <w:ind w:left="425" w:hanging="425" w:leftChars="0" w:firstLineChars="0"/>
         <w:rPr>
           <w:rFonts w:hint="eastAsia"/>
           <w:lang w:val="en-US" w:eastAsia="zh-CN"/>
@@ -5861,12 +5762,12 @@
     </w:p>
     <w:p>
       <w:pPr>
-        <w:pStyle w:val="29"/>
+        <w:pStyle w:val="a1"/>
         <w:numPr>
           <w:ilvl w:val="0"/>
           <w:numId w:val="9"/>
         </w:numPr>
-        <w:ind w:left="425" w:leftChars="0" w:hanging="425" w:firstLineChars="0"/>
+        <w:ind w:left="425" w:hanging="425" w:leftChars="0" w:firstLineChars="0"/>
         <w:rPr>
           <w:rFonts w:hint="eastAsia"/>
           <w:lang w:val="en-US" w:eastAsia="zh-CN"/>
@@ -5882,12 +5783,12 @@
     </w:p>
     <w:p>
       <w:pPr>
-        <w:pStyle w:val="29"/>
+        <w:pStyle w:val="a1"/>
         <w:numPr>
           <w:ilvl w:val="0"/>
           <w:numId w:val="9"/>
         </w:numPr>
-        <w:ind w:left="425" w:leftChars="0" w:hanging="425" w:firstLineChars="0"/>
+        <w:ind w:left="425" w:hanging="425" w:leftChars="0" w:firstLineChars="0"/>
         <w:rPr>
           <w:rFonts w:hint="eastAsia"/>
           <w:lang w:val="en-US" w:eastAsia="zh-CN"/>
@@ -5903,12 +5804,12 @@
     </w:p>
     <w:p>
       <w:pPr>
-        <w:pStyle w:val="29"/>
+        <w:pStyle w:val="a1"/>
         <w:numPr>
           <w:ilvl w:val="0"/>
           <w:numId w:val="9"/>
         </w:numPr>
-        <w:ind w:left="425" w:leftChars="0" w:hanging="425" w:firstLineChars="0"/>
+        <w:ind w:left="425" w:hanging="425" w:leftChars="0" w:firstLineChars="0"/>
         <w:rPr>
           <w:rFonts w:hint="eastAsia"/>
           <w:lang w:val="en-US" w:eastAsia="zh-CN"/>
@@ -5924,12 +5825,12 @@
     </w:p>
     <w:p>
       <w:pPr>
-        <w:pStyle w:val="29"/>
+        <w:pStyle w:val="a1"/>
         <w:numPr>
           <w:ilvl w:val="0"/>
           <w:numId w:val="9"/>
         </w:numPr>
-        <w:ind w:left="425" w:leftChars="0" w:hanging="425" w:firstLineChars="0"/>
+        <w:ind w:left="425" w:hanging="425" w:leftChars="0" w:firstLineChars="0"/>
         <w:rPr>
           <w:rFonts w:hint="eastAsia"/>
           <w:lang w:val="en-US" w:eastAsia="zh-CN"/>
@@ -5945,12 +5846,12 @@
     </w:p>
     <w:p>
       <w:pPr>
-        <w:pStyle w:val="29"/>
+        <w:pStyle w:val="a1"/>
         <w:numPr>
           <w:ilvl w:val="0"/>
           <w:numId w:val="9"/>
         </w:numPr>
-        <w:ind w:left="425" w:leftChars="0" w:hanging="425" w:firstLineChars="0"/>
+        <w:ind w:left="425" w:hanging="425" w:leftChars="0" w:firstLineChars="0"/>
         <w:rPr>
           <w:rFonts w:hint="eastAsia"/>
           <w:lang w:val="en-US" w:eastAsia="zh-CN"/>
@@ -5966,14 +5867,14 @@
     </w:p>
     <w:p>
       <w:pPr>
-        <w:pStyle w:val="28"/>
+        <w:pStyle w:val="1"/>
         <w:bidi w:val="0"/>
         <w:rPr>
           <w:rFonts w:hint="eastAsia"/>
           <w:lang w:val="en-US" w:eastAsia="zh-CN"/>
         </w:rPr>
       </w:pPr>
-      <w:bookmarkStart w:id="31" w:name="_Toc8839"/>
+      <w:bookmarkStart w:id="32" w:name="_Toc8839"/>
       <w:r>
         <w:rPr>
           <w:rFonts w:hint="eastAsia"/>
@@ -5981,16 +5882,16 @@
         </w:rPr>
         <w:t>记录</w:t>
       </w:r>
-      <w:bookmarkEnd w:id="31"/>
-    </w:p>
-    <w:p>
-      <w:pPr>
-        <w:pStyle w:val="29"/>
+      <w:bookmarkEnd w:id="32"/>
+    </w:p>
+    <w:p>
+      <w:pPr>
+        <w:pStyle w:val="a1"/>
         <w:numPr>
           <w:ilvl w:val="0"/>
           <w:numId w:val="10"/>
         </w:numPr>
-        <w:ind w:left="425" w:leftChars="0" w:hanging="425" w:firstLineChars="0"/>
+        <w:ind w:left="425" w:hanging="425" w:leftChars="0" w:firstLineChars="0"/>
         <w:rPr>
           <w:rFonts w:hint="eastAsia"/>
           <w:lang w:val="en-US" w:eastAsia="zh-CN"/>
@@ -6006,12 +5907,12 @@
     </w:p>
     <w:p>
       <w:pPr>
-        <w:pStyle w:val="29"/>
+        <w:pStyle w:val="a1"/>
         <w:numPr>
           <w:ilvl w:val="0"/>
           <w:numId w:val="10"/>
         </w:numPr>
-        <w:ind w:left="425" w:leftChars="0" w:hanging="425" w:firstLineChars="0"/>
+        <w:ind w:left="425" w:hanging="425" w:leftChars="0" w:firstLineChars="0"/>
         <w:rPr>
           <w:rFonts w:hint="eastAsia"/>
           <w:lang w:val="en-US" w:eastAsia="zh-CN"/>
@@ -6027,12 +5928,12 @@
     </w:p>
     <w:p>
       <w:pPr>
-        <w:pStyle w:val="29"/>
+        <w:pStyle w:val="a1"/>
         <w:numPr>
           <w:ilvl w:val="0"/>
           <w:numId w:val="10"/>
         </w:numPr>
-        <w:ind w:left="425" w:leftChars="0" w:hanging="425" w:firstLineChars="0"/>
+        <w:ind w:left="425" w:hanging="425" w:leftChars="0" w:firstLineChars="0"/>
         <w:rPr>
           <w:rFonts w:hint="eastAsia"/>
           <w:lang w:val="en-US" w:eastAsia="zh-CN"/>
@@ -6047,108 +5948,52 @@
       </w:r>
     </w:p>
     <w:sectPr>
-      <w:headerReference r:id="rId5" w:type="default"/>
-      <w:footerReference w:type="default" r:id="rId11"/>
-      <w:headerReference w:type="first" r:id="rId12"/>
-      <w:footerReference w:type="first" r:id="rId13"/>
-      <w:headerReference w:type="even" r:id="rId14"/>
-      <w:footerReference w:type="even" r:id="rId15"/>
+      <w:headerReference w:type="even" r:id="rId6"/>
+      <w:headerReference w:type="default" r:id="rId7"/>
+      <w:footerReference w:type="even" r:id="rId8"/>
+      <w:footerReference w:type="default" r:id="rId9"/>
+      <w:headerReference w:type="first" r:id="rId10"/>
+      <w:footerReference w:type="first" r:id="rId11"/>
       <w:pgSz w:w="11906" w:h="16838"/>
       <w:pgMar w:top="1417" w:right="1800" w:bottom="1440" w:left="1800" w:header="1140" w:footer="992" w:gutter="0"/>
-      <w:cols w:space="425" w:num="1"/>
+      <w:cols w:num="1" w:space="425"/>
       <w:docGrid w:type="lines" w:linePitch="312" w:charSpace="0"/>
     </w:sectPr>
   </w:body>
 </w:document>
 </file>
 
-<file path=word/endnotes.xml><?xml version="1.0" encoding="utf-8"?>
-<w:endnotes xmlns:wpc="http://schemas.microsoft.com/office/word/2010/wordprocessingCanvas" xmlns:mc="http://schemas.openxmlformats.org/markup-compatibility/2006" xmlns:o="urn:schemas-microsoft-com:office:office" xmlns:r="http://schemas.openxmlformats.org/officeDocument/2006/relationships" xmlns:m="http://schemas.openxmlformats.org/officeDocument/2006/math" xmlns:v="urn:schemas-microsoft-com:vml" xmlns:wp14="http://schemas.microsoft.com/office/word/2010/wordprocessingDrawing" xmlns:wp="http://schemas.openxmlformats.org/drawingml/2006/wordprocessingDrawing" xmlns:w="http://schemas.openxmlformats.org/wordprocessingml/2006/main" xmlns:w14="http://schemas.microsoft.com/office/word/2010/wordml" xmlns:w15="http://schemas.microsoft.com/office/word/2012/wordml" xmlns:w10="urn:schemas-microsoft-com:office:word" xmlns:wpg="http://schemas.microsoft.com/office/word/2010/wordprocessingGroup" xmlns:wpi="http://schemas.microsoft.com/office/word/2010/wordprocessingInk" xmlns:wne="http://schemas.microsoft.com/office/word/2006/wordml" xmlns:wps="http://schemas.microsoft.com/office/word/2010/wordprocessingShape" xmlns:wpsCustomData="http://www.wps.cn/officeDocument/2013/wpsCustomData" mc:Ignorable="w14 w15 wp14">
-  <w:endnote w:type="separator" w:id="0">
-    <w:p>
-      <w:pPr>
-        <w:spacing w:line="240" w:lineRule="auto"/>
-      </w:pPr>
-      <w:r>
-        <w:separator/>
-      </w:r>
-    </w:p>
-  </w:endnote>
-  <w:endnote w:type="continuationSeparator" w:id="1">
-    <w:p>
-      <w:pPr>
-        <w:spacing w:line="240" w:lineRule="auto"/>
-      </w:pPr>
-      <w:r>
-        <w:continuationSeparator/>
-      </w:r>
-    </w:p>
-  </w:endnote>
-</w:endnotes>
-</file>
-
 <file path=word/footer1.xml><?xml version="1.0" encoding="utf-8"?>
-<w:ftr xmlns:m="http://schemas.openxmlformats.org/officeDocument/2006/math" xmlns:mc="http://schemas.openxmlformats.org/markup-compatibility/2006" xmlns:mo="http://schemas.microsoft.com/office/mac/office/2008/main" xmlns:mv="urn:schemas-microsoft-com:mac:vml" xmlns:o="urn:schemas-microsoft-com:office:office" xmlns:r="http://schemas.openxmlformats.org/officeDocument/2006/relationships" xmlns:v="urn:schemas-microsoft-com:vml" xmlns:w10="urn:schemas-microsoft-com:office:word" xmlns:w14="http://schemas.microsoft.com/office/word/2010/wordml" xmlns:w="http://schemas.openxmlformats.org/wordprocessingml/2006/main" xmlns:wne="http://schemas.microsoft.com/office/word/2006/wordml" xmlns:wp14="http://schemas.microsoft.com/office/word/2010/wordprocessingDrawing" xmlns:wp="http://schemas.openxmlformats.org/drawingml/2006/wordprocessingDrawing" xmlns:wpc="http://schemas.microsoft.com/office/word/2010/wordprocessingCanvas" xmlns:wpg="http://schemas.microsoft.com/office/word/2010/wordprocessingGroup" xmlns:wpi="http://schemas.microsoft.com/office/word/2010/wordprocessingInk" xmlns:wps="http://schemas.microsoft.com/office/word/2010/wordprocessingShape" mc:Ignorable="w14 wp14">
-  <w:p>
-    <w:pPr>
-      <w:pStyle w:val="Footer"/>
-    </w:pPr>
-  </w:p>
+<w:ftr xmlns:wpc="http://schemas.microsoft.com/office/word/2010/wordprocessingCanvas" xmlns:mc="http://schemas.openxmlformats.org/markup-compatibility/2006" xmlns:o="urn:schemas-microsoft-com:office:office" xmlns:r="http://schemas.openxmlformats.org/officeDocument/2006/relationships" xmlns:m="http://schemas.openxmlformats.org/officeDocument/2006/math" xmlns:v="urn:schemas-microsoft-com:vml" xmlns:wp14="http://schemas.microsoft.com/office/word/2010/wordprocessingDrawing" xmlns:wp="http://schemas.openxmlformats.org/drawingml/2006/wordprocessingDrawing" xmlns:w10="urn:schemas-microsoft-com:office:word" xmlns:w="http://schemas.openxmlformats.org/wordprocessingml/2006/main" xmlns:w14="http://schemas.microsoft.com/office/word/2010/wordml" xmlns:w15="http://schemas.microsoft.com/office/word/2012/wordml" xmlns:wne="http://schemas.microsoft.com/office/word/2006/wordml" xmlns:wpg="http://schemas.microsoft.com/office/word/2010/wordprocessingGroup" xmlns:wpi="http://schemas.microsoft.com/office/word/2010/wordprocessingInk" xmlns:wps="http://schemas.microsoft.com/office/word/2010/wordprocessingShape" mc:Ignorable="w14 w15 wp14">
+  <w:p/>
 </w:ftr>
 </file>
 
 <file path=word/footer2.xml><?xml version="1.0" encoding="utf-8"?>
-<w:ftr xmlns:m="http://schemas.openxmlformats.org/officeDocument/2006/math" xmlns:mc="http://schemas.openxmlformats.org/markup-compatibility/2006" xmlns:mo="http://schemas.microsoft.com/office/mac/office/2008/main" xmlns:mv="urn:schemas-microsoft-com:mac:vml" xmlns:o="urn:schemas-microsoft-com:office:office" xmlns:r="http://schemas.openxmlformats.org/officeDocument/2006/relationships" xmlns:v="urn:schemas-microsoft-com:vml" xmlns:w10="urn:schemas-microsoft-com:office:word" xmlns:w14="http://schemas.microsoft.com/office/word/2010/wordml" xmlns:w="http://schemas.openxmlformats.org/wordprocessingml/2006/main" xmlns:wne="http://schemas.microsoft.com/office/word/2006/wordml" xmlns:wp14="http://schemas.microsoft.com/office/word/2010/wordprocessingDrawing" xmlns:wp="http://schemas.openxmlformats.org/drawingml/2006/wordprocessingDrawing" xmlns:wpc="http://schemas.microsoft.com/office/word/2010/wordprocessingCanvas" xmlns:wpg="http://schemas.microsoft.com/office/word/2010/wordprocessingGroup" xmlns:wpi="http://schemas.microsoft.com/office/word/2010/wordprocessingInk" xmlns:wps="http://schemas.microsoft.com/office/word/2010/wordprocessingShape" mc:Ignorable="w14 wp14">
-  <w:p>
-    <w:pPr>
-      <w:pStyle w:val="Footer"/>
-    </w:pPr>
-  </w:p>
+<w:ftr xmlns:wpc="http://schemas.microsoft.com/office/word/2010/wordprocessingCanvas" xmlns:mc="http://schemas.openxmlformats.org/markup-compatibility/2006" xmlns:o="urn:schemas-microsoft-com:office:office" xmlns:r="http://schemas.openxmlformats.org/officeDocument/2006/relationships" xmlns:m="http://schemas.openxmlformats.org/officeDocument/2006/math" xmlns:v="urn:schemas-microsoft-com:vml" xmlns:wp14="http://schemas.microsoft.com/office/word/2010/wordprocessingDrawing" xmlns:wp="http://schemas.openxmlformats.org/drawingml/2006/wordprocessingDrawing" xmlns:w10="urn:schemas-microsoft-com:office:word" xmlns:w="http://schemas.openxmlformats.org/wordprocessingml/2006/main" xmlns:w14="http://schemas.microsoft.com/office/word/2010/wordml" xmlns:w15="http://schemas.microsoft.com/office/word/2012/wordml" xmlns:wne="http://schemas.microsoft.com/office/word/2006/wordml" xmlns:wpg="http://schemas.microsoft.com/office/word/2010/wordprocessingGroup" xmlns:wpi="http://schemas.microsoft.com/office/word/2010/wordprocessingInk" xmlns:wps="http://schemas.microsoft.com/office/word/2010/wordprocessingShape" mc:Ignorable="w14 w15 wp14">
+  <w:p/>
 </w:ftr>
 </file>
 
 <file path=word/footer3.xml><?xml version="1.0" encoding="utf-8"?>
-<w:ftr xmlns:m="http://schemas.openxmlformats.org/officeDocument/2006/math" xmlns:mc="http://schemas.openxmlformats.org/markup-compatibility/2006" xmlns:mo="http://schemas.microsoft.com/office/mac/office/2008/main" xmlns:mv="urn:schemas-microsoft-com:mac:vml" xmlns:o="urn:schemas-microsoft-com:office:office" xmlns:r="http://schemas.openxmlformats.org/officeDocument/2006/relationships" xmlns:v="urn:schemas-microsoft-com:vml" xmlns:w10="urn:schemas-microsoft-com:office:word" xmlns:w14="http://schemas.microsoft.com/office/word/2010/wordml" xmlns:w="http://schemas.openxmlformats.org/wordprocessingml/2006/main" xmlns:wne="http://schemas.microsoft.com/office/word/2006/wordml" xmlns:wp14="http://schemas.microsoft.com/office/word/2010/wordprocessingDrawing" xmlns:wp="http://schemas.openxmlformats.org/drawingml/2006/wordprocessingDrawing" xmlns:wpc="http://schemas.microsoft.com/office/word/2010/wordprocessingCanvas" xmlns:wpg="http://schemas.microsoft.com/office/word/2010/wordprocessingGroup" xmlns:wpi="http://schemas.microsoft.com/office/word/2010/wordprocessingInk" xmlns:wps="http://schemas.microsoft.com/office/word/2010/wordprocessingShape" mc:Ignorable="w14 wp14">
-  <w:p>
-    <w:pPr>
-      <w:pStyle w:val="Footer"/>
-    </w:pPr>
-  </w:p>
+<w:ftr xmlns:wpc="http://schemas.microsoft.com/office/word/2010/wordprocessingCanvas" xmlns:mc="http://schemas.openxmlformats.org/markup-compatibility/2006" xmlns:o="urn:schemas-microsoft-com:office:office" xmlns:r="http://schemas.openxmlformats.org/officeDocument/2006/relationships" xmlns:m="http://schemas.openxmlformats.org/officeDocument/2006/math" xmlns:v="urn:schemas-microsoft-com:vml" xmlns:wp14="http://schemas.microsoft.com/office/word/2010/wordprocessingDrawing" xmlns:wp="http://schemas.openxmlformats.org/drawingml/2006/wordprocessingDrawing" xmlns:w10="urn:schemas-microsoft-com:office:word" xmlns:w="http://schemas.openxmlformats.org/wordprocessingml/2006/main" xmlns:w14="http://schemas.microsoft.com/office/word/2010/wordml" xmlns:w15="http://schemas.microsoft.com/office/word/2012/wordml" xmlns:wne="http://schemas.microsoft.com/office/word/2006/wordml" xmlns:wpg="http://schemas.microsoft.com/office/word/2010/wordprocessingGroup" xmlns:wpi="http://schemas.microsoft.com/office/word/2010/wordprocessingInk" xmlns:wps="http://schemas.microsoft.com/office/word/2010/wordprocessingShape" mc:Ignorable="w14 w15 wp14">
+  <w:p/>
 </w:ftr>
 </file>
 
-<file path=word/footnotes.xml><?xml version="1.0" encoding="utf-8"?>
-<w:footnotes xmlns:wpc="http://schemas.microsoft.com/office/word/2010/wordprocessingCanvas" xmlns:mc="http://schemas.openxmlformats.org/markup-compatibility/2006" xmlns:o="urn:schemas-microsoft-com:office:office" xmlns:r="http://schemas.openxmlformats.org/officeDocument/2006/relationships" xmlns:m="http://schemas.openxmlformats.org/officeDocument/2006/math" xmlns:v="urn:schemas-microsoft-com:vml" xmlns:wp14="http://schemas.microsoft.com/office/word/2010/wordprocessingDrawing" xmlns:wp="http://schemas.openxmlformats.org/drawingml/2006/wordprocessingDrawing" xmlns:w="http://schemas.openxmlformats.org/wordprocessingml/2006/main" xmlns:w14="http://schemas.microsoft.com/office/word/2010/wordml" xmlns:w15="http://schemas.microsoft.com/office/word/2012/wordml" xmlns:w10="urn:schemas-microsoft-com:office:word" xmlns:wpg="http://schemas.microsoft.com/office/word/2010/wordprocessingGroup" xmlns:wpi="http://schemas.microsoft.com/office/word/2010/wordprocessingInk" xmlns:wne="http://schemas.microsoft.com/office/word/2006/wordml" xmlns:wps="http://schemas.microsoft.com/office/word/2010/wordprocessingShape" xmlns:wpsCustomData="http://www.wps.cn/officeDocument/2013/wpsCustomData" mc:Ignorable="w14 w15 wp14">
-  <w:footnote w:type="separator" w:id="0">
-    <w:p>
-      <w:pPr>
-        <w:spacing w:line="360" w:lineRule="auto"/>
-      </w:pPr>
-      <w:r>
-        <w:separator/>
-      </w:r>
-    </w:p>
-  </w:footnote>
-  <w:footnote w:type="continuationSeparator" w:id="1">
-    <w:p>
-      <w:pPr>
-        <w:spacing w:line="360" w:lineRule="auto"/>
-      </w:pPr>
-      <w:r>
-        <w:continuationSeparator/>
-      </w:r>
-    </w:p>
-  </w:footnote>
-</w:footnotes>
+<file path=word/header1.xml><?xml version="1.0" encoding="utf-8"?>
+<w:hdr xmlns:wpc="http://schemas.microsoft.com/office/word/2010/wordprocessingCanvas" xmlns:mc="http://schemas.openxmlformats.org/markup-compatibility/2006" xmlns:o="urn:schemas-microsoft-com:office:office" xmlns:r="http://schemas.openxmlformats.org/officeDocument/2006/relationships" xmlns:m="http://schemas.openxmlformats.org/officeDocument/2006/math" xmlns:v="urn:schemas-microsoft-com:vml" xmlns:wp14="http://schemas.microsoft.com/office/word/2010/wordprocessingDrawing" xmlns:wp="http://schemas.openxmlformats.org/drawingml/2006/wordprocessingDrawing" xmlns:w10="urn:schemas-microsoft-com:office:word" xmlns:w="http://schemas.openxmlformats.org/wordprocessingml/2006/main" xmlns:w14="http://schemas.microsoft.com/office/word/2010/wordml" xmlns:w15="http://schemas.microsoft.com/office/word/2012/wordml" xmlns:wne="http://schemas.microsoft.com/office/word/2006/wordml" xmlns:wpg="http://schemas.microsoft.com/office/word/2010/wordprocessingGroup" xmlns:wpi="http://schemas.microsoft.com/office/word/2010/wordprocessingInk" xmlns:wps="http://schemas.microsoft.com/office/word/2010/wordprocessingShape" mc:Ignorable="w14 w15 wp14">
+  <w:p/>
+</w:hdr>
 </file>
 
-<file path=word/header1.xml><?xml version="1.0" encoding="utf-8"?>
-<w:hdr xmlns:wpc="http://schemas.microsoft.com/office/word/2010/wordprocessingCanvas" xmlns:mc="http://schemas.openxmlformats.org/markup-compatibility/2006" xmlns:o="urn:schemas-microsoft-com:office:office" xmlns:r="http://schemas.openxmlformats.org/officeDocument/2006/relationships" xmlns:m="http://schemas.openxmlformats.org/officeDocument/2006/math" xmlns:v="urn:schemas-microsoft-com:vml" xmlns:wp14="http://schemas.microsoft.com/office/word/2010/wordprocessingDrawing" xmlns:wp="http://schemas.openxmlformats.org/drawingml/2006/wordprocessingDrawing" xmlns:w10="urn:schemas-microsoft-com:office:word" xmlns:w="http://schemas.openxmlformats.org/wordprocessingml/2006/main" xmlns:w14="http://schemas.microsoft.com/office/word/2010/wordml" xmlns:w15="http://schemas.microsoft.com/office/word/2012/wordml" xmlns:wpg="http://schemas.microsoft.com/office/word/2010/wordprocessingGroup" xmlns:wpi="http://schemas.microsoft.com/office/word/2010/wordprocessingInk" xmlns:wne="http://schemas.microsoft.com/office/word/2006/wordml" xmlns:wps="http://schemas.microsoft.com/office/word/2010/wordprocessingShape" xmlns:wpsCustomData="http://www.wps.cn/officeDocument/2013/wpsCustomData" mc:Ignorable="w14 w15 wp14">
+<file path=word/header2.xml><?xml version="1.0" encoding="utf-8"?>
+<w:hdr xmlns:wpc="http://schemas.microsoft.com/office/word/2010/wordprocessingCanvas" xmlns:mc="http://schemas.openxmlformats.org/markup-compatibility/2006" xmlns:o="urn:schemas-microsoft-com:office:office" xmlns:r="http://schemas.openxmlformats.org/officeDocument/2006/relationships" xmlns:m="http://schemas.openxmlformats.org/officeDocument/2006/math" xmlns:v="urn:schemas-microsoft-com:vml" xmlns:wp14="http://schemas.microsoft.com/office/word/2010/wordprocessingDrawing" xmlns:wp="http://schemas.openxmlformats.org/drawingml/2006/wordprocessingDrawing" xmlns:w10="urn:schemas-microsoft-com:office:word" xmlns:w="http://schemas.openxmlformats.org/wordprocessingml/2006/main" xmlns:w14="http://schemas.microsoft.com/office/word/2010/wordml" xmlns:w15="http://schemas.microsoft.com/office/word/2012/wordml" xmlns:wne="http://schemas.microsoft.com/office/word/2006/wordml" xmlns:wpg="http://schemas.microsoft.com/office/word/2010/wordprocessingGroup" xmlns:wpi="http://schemas.microsoft.com/office/word/2010/wordprocessingInk" xmlns:wps="http://schemas.microsoft.com/office/word/2010/wordprocessingShape" mc:Ignorable="w14 w15 wp14">
   <w:p>
     <w:pPr>
-      <w:pStyle w:val="15"/>
+      <w:pStyle w:val="Header"/>
       <w:pBdr>
-        <w:bottom w:val="single" w:color="auto" w:sz="4" w:space="1"/>
+        <w:bottom w:val="single" w:sz="4" w:space="1" w:color="auto"/>
       </w:pBdr>
       <w:tabs>
         <w:tab w:val="left" w:pos="335"/>
@@ -6156,62 +6001,36 @@
       </w:tabs>
       <w:jc w:val="right"/>
       <w:rPr>
-        <w:rFonts w:hint="eastAsia" w:eastAsiaTheme="minorEastAsia"/>
+        <w:rFonts w:eastAsiaTheme="minorEastAsia" w:hint="eastAsia"/>
         <w:lang w:eastAsia="zh-CN"/>
       </w:rPr>
     </w:pPr>
     <w:r>
       <w:rPr>
-        <w:rFonts w:hint="eastAsia" w:eastAsiaTheme="minorEastAsia"/>
+        <w:rFonts w:eastAsiaTheme="minorEastAsia" w:hint="eastAsia"/>
         <w:lang w:val="en-US" w:eastAsia="zh-CN"/>
       </w:rPr>
       <w:tab/>
       <w:tab/>
       <w:t>重庆市鹧鸪哨信息技术有限责任公司</w:t>
     </w:r>
-    <w:r>
-      <w:rPr>
-        <w:rFonts w:hint="eastAsia" w:eastAsiaTheme="minorEastAsia"/>
-        <w:lang w:val="en-US" w:eastAsia="zh-CN"/>
-      </w:rPr>
-    </w:r>
-    <w:r>
-      <w:rPr>
-        <w:rFonts w:hint="eastAsia" w:eastAsiaTheme="minorEastAsia"/>
-        <w:lang w:val="en-US" w:eastAsia="zh-CN"/>
-      </w:rPr>
-    </w:r>
-  </w:p>
-</w:hdr>
-</file>
-
-<file path=word/header2.xml><?xml version="1.0" encoding="utf-8"?>
-<w:hdr xmlns:m="http://schemas.openxmlformats.org/officeDocument/2006/math" xmlns:mc="http://schemas.openxmlformats.org/markup-compatibility/2006" xmlns:mo="http://schemas.microsoft.com/office/mac/office/2008/main" xmlns:mv="urn:schemas-microsoft-com:mac:vml" xmlns:o="urn:schemas-microsoft-com:office:office" xmlns:r="http://schemas.openxmlformats.org/officeDocument/2006/relationships" xmlns:v="urn:schemas-microsoft-com:vml" xmlns:w10="urn:schemas-microsoft-com:office:word" xmlns:w14="http://schemas.microsoft.com/office/word/2010/wordml" xmlns:w="http://schemas.openxmlformats.org/wordprocessingml/2006/main" xmlns:wne="http://schemas.microsoft.com/office/word/2006/wordml" xmlns:wp14="http://schemas.microsoft.com/office/word/2010/wordprocessingDrawing" xmlns:wp="http://schemas.openxmlformats.org/drawingml/2006/wordprocessingDrawing" xmlns:wpc="http://schemas.microsoft.com/office/word/2010/wordprocessingCanvas" xmlns:wpg="http://schemas.microsoft.com/office/word/2010/wordprocessingGroup" xmlns:wpi="http://schemas.microsoft.com/office/word/2010/wordprocessingInk" xmlns:wps="http://schemas.microsoft.com/office/word/2010/wordprocessingShape" mc:Ignorable="w14 wp14">
-  <w:p>
-    <w:pPr>
-      <w:pStyle w:val="Header"/>
-    </w:pPr>
   </w:p>
 </w:hdr>
 </file>
 
 <file path=word/header3.xml><?xml version="1.0" encoding="utf-8"?>
-<w:hdr xmlns:m="http://schemas.openxmlformats.org/officeDocument/2006/math" xmlns:mc="http://schemas.openxmlformats.org/markup-compatibility/2006" xmlns:mo="http://schemas.microsoft.com/office/mac/office/2008/main" xmlns:mv="urn:schemas-microsoft-com:mac:vml" xmlns:o="urn:schemas-microsoft-com:office:office" xmlns:r="http://schemas.openxmlformats.org/officeDocument/2006/relationships" xmlns:v="urn:schemas-microsoft-com:vml" xmlns:w10="urn:schemas-microsoft-com:office:word" xmlns:w14="http://schemas.microsoft.com/office/word/2010/wordml" xmlns:w="http://schemas.openxmlformats.org/wordprocessingml/2006/main" xmlns:wne="http://schemas.microsoft.com/office/word/2006/wordml" xmlns:wp14="http://schemas.microsoft.com/office/word/2010/wordprocessingDrawing" xmlns:wp="http://schemas.openxmlformats.org/drawingml/2006/wordprocessingDrawing" xmlns:wpc="http://schemas.microsoft.com/office/word/2010/wordprocessingCanvas" xmlns:wpg="http://schemas.microsoft.com/office/word/2010/wordprocessingGroup" xmlns:wpi="http://schemas.microsoft.com/office/word/2010/wordprocessingInk" xmlns:wps="http://schemas.microsoft.com/office/word/2010/wordprocessingShape" mc:Ignorable="w14 wp14">
-  <w:p>
-    <w:pPr>
-      <w:pStyle w:val="Header"/>
-    </w:pPr>
-  </w:p>
+<w:hdr xmlns:wpc="http://schemas.microsoft.com/office/word/2010/wordprocessingCanvas" xmlns:mc="http://schemas.openxmlformats.org/markup-compatibility/2006" xmlns:o="urn:schemas-microsoft-com:office:office" xmlns:r="http://schemas.openxmlformats.org/officeDocument/2006/relationships" xmlns:m="http://schemas.openxmlformats.org/officeDocument/2006/math" xmlns:v="urn:schemas-microsoft-com:vml" xmlns:wp14="http://schemas.microsoft.com/office/word/2010/wordprocessingDrawing" xmlns:wp="http://schemas.openxmlformats.org/drawingml/2006/wordprocessingDrawing" xmlns:w10="urn:schemas-microsoft-com:office:word" xmlns:w="http://schemas.openxmlformats.org/wordprocessingml/2006/main" xmlns:w14="http://schemas.microsoft.com/office/word/2010/wordml" xmlns:w15="http://schemas.microsoft.com/office/word/2012/wordml" xmlns:wne="http://schemas.microsoft.com/office/word/2006/wordml" xmlns:wpg="http://schemas.microsoft.com/office/word/2010/wordprocessingGroup" xmlns:wpi="http://schemas.microsoft.com/office/word/2010/wordprocessingInk" xmlns:wps="http://schemas.microsoft.com/office/word/2010/wordprocessingShape" mc:Ignorable="w14 w15 wp14">
+  <w:p/>
 </w:hdr>
 </file>
 
 <file path=word/numbering.xml><?xml version="1.0" encoding="utf-8"?>
-<w:numbering xmlns:wpc="http://schemas.microsoft.com/office/word/2010/wordprocessingCanvas" xmlns:mc="http://schemas.openxmlformats.org/markup-compatibility/2006" xmlns:o="urn:schemas-microsoft-com:office:office" xmlns:r="http://schemas.openxmlformats.org/officeDocument/2006/relationships" xmlns:m="http://schemas.openxmlformats.org/officeDocument/2006/math" xmlns:v="urn:schemas-microsoft-com:vml" xmlns:wp14="http://schemas.microsoft.com/office/word/2010/wordprocessingDrawing" xmlns:wp="http://schemas.openxmlformats.org/drawingml/2006/wordprocessingDrawing" xmlns:w10="urn:schemas-microsoft-com:office:word" xmlns:w="http://schemas.openxmlformats.org/wordprocessingml/2006/main" xmlns:w14="http://schemas.microsoft.com/office/word/2010/wordml" xmlns:wpg="http://schemas.microsoft.com/office/word/2010/wordprocessingGroup" xmlns:wpi="http://schemas.microsoft.com/office/word/2010/wordprocessingInk" xmlns:wne="http://schemas.microsoft.com/office/word/2006/wordml" xmlns:wps="http://schemas.microsoft.com/office/word/2010/wordprocessingShape" xmlns:wpsCustomData="http://www.wps.cn/officeDocument/2013/wpsCustomData" mc:Ignorable="w14 wp14">
+<w:numbering xmlns:wpc="http://schemas.microsoft.com/office/word/2010/wordprocessingCanvas" xmlns:mc="http://schemas.openxmlformats.org/markup-compatibility/2006" xmlns:o="urn:schemas-microsoft-com:office:office" xmlns:r="http://schemas.openxmlformats.org/officeDocument/2006/relationships" xmlns:m="http://schemas.openxmlformats.org/officeDocument/2006/math" xmlns:v="urn:schemas-microsoft-com:vml" xmlns:wp14="http://schemas.microsoft.com/office/word/2010/wordprocessingDrawing" xmlns:wp="http://schemas.openxmlformats.org/drawingml/2006/wordprocessingDrawing" xmlns:w10="urn:schemas-microsoft-com:office:word" xmlns:w="http://schemas.openxmlformats.org/wordprocessingml/2006/main" xmlns:w14="http://schemas.microsoft.com/office/word/2010/wordml" xmlns:w15="http://schemas.microsoft.com/office/word/2012/wordml" xmlns:wne="http://schemas.microsoft.com/office/word/2006/wordml" xmlns:wpg="http://schemas.microsoft.com/office/word/2010/wordprocessingGroup" xmlns:wpi="http://schemas.microsoft.com/office/word/2010/wordprocessingInk" xmlns:wps="http://schemas.microsoft.com/office/word/2010/wordprocessingShape" mc:Ignorable="w14 w15 wp14">
   <w:abstractNum w:abstractNumId="0">
     <w:nsid w:val="8669E365"/>
     <w:multiLevelType w:val="singleLevel"/>
     <w:tmpl w:val="8669E365"/>
-    <w:lvl w:ilvl="0" w:tentative="0">
+    <w:lvl w:ilvl="0">
       <w:start w:val="1"/>
       <w:numFmt w:val="decimal"/>
       <w:lvlText w:val="%1."/>
@@ -6228,10 +6047,10 @@
     <w:nsid w:val="8E964DCE"/>
     <w:multiLevelType w:val="multilevel"/>
     <w:tmpl w:val="8E964DCE"/>
-    <w:lvl w:ilvl="0" w:tentative="0">
+    <w:lvl w:ilvl="0">
       <w:start w:val="1"/>
       <w:numFmt w:val="decimal"/>
-      <w:pStyle w:val="2"/>
+      <w:pStyle w:val="Heading1"/>
       <w:lvlText w:val="%1."/>
       <w:lvlJc w:val="left"/>
       <w:pPr>
@@ -6241,10 +6060,10 @@
         <w:rFonts w:hint="default"/>
       </w:rPr>
     </w:lvl>
-    <w:lvl w:ilvl="1" w:tentative="0">
+    <w:lvl w:ilvl="1">
       <w:start w:val="1"/>
       <w:numFmt w:val="decimal"/>
-      <w:pStyle w:val="3"/>
+      <w:pStyle w:val="Heading2"/>
       <w:lvlText w:val="%1.%2."/>
       <w:lvlJc w:val="left"/>
       <w:pPr>
@@ -6254,10 +6073,10 @@
         <w:rFonts w:hint="default"/>
       </w:rPr>
     </w:lvl>
-    <w:lvl w:ilvl="2" w:tentative="0">
+    <w:lvl w:ilvl="2">
       <w:start w:val="1"/>
       <w:numFmt w:val="decimal"/>
-      <w:pStyle w:val="4"/>
+      <w:pStyle w:val="Heading3"/>
       <w:lvlText w:val="%1.%2.%3."/>
       <w:lvlJc w:val="left"/>
       <w:pPr>
@@ -6267,10 +6086,10 @@
         <w:rFonts w:hint="default"/>
       </w:rPr>
     </w:lvl>
-    <w:lvl w:ilvl="3" w:tentative="0">
+    <w:lvl w:ilvl="3">
       <w:start w:val="1"/>
       <w:numFmt w:val="decimal"/>
-      <w:pStyle w:val="5"/>
+      <w:pStyle w:val="Heading4"/>
       <w:lvlText w:val="%1.%2.%3.%4."/>
       <w:lvlJc w:val="left"/>
       <w:pPr>
@@ -6280,10 +6099,10 @@
         <w:rFonts w:hint="default"/>
       </w:rPr>
     </w:lvl>
-    <w:lvl w:ilvl="4" w:tentative="0">
+    <w:lvl w:ilvl="4">
       <w:start w:val="1"/>
       <w:numFmt w:val="decimal"/>
-      <w:pStyle w:val="6"/>
+      <w:pStyle w:val="Heading5"/>
       <w:lvlText w:val="%1.%2.%3.%4.%5."/>
       <w:lvlJc w:val="left"/>
       <w:pPr>
@@ -6293,10 +6112,10 @@
         <w:rFonts w:hint="default"/>
       </w:rPr>
     </w:lvl>
-    <w:lvl w:ilvl="5" w:tentative="0">
+    <w:lvl w:ilvl="5">
       <w:start w:val="1"/>
       <w:numFmt w:val="decimal"/>
-      <w:pStyle w:val="7"/>
+      <w:pStyle w:val="Heading6"/>
       <w:lvlText w:val="%1.%2.%3.%4.%5.%6."/>
       <w:lvlJc w:val="left"/>
       <w:pPr>
@@ -6306,10 +6125,10 @@
         <w:rFonts w:hint="default"/>
       </w:rPr>
     </w:lvl>
-    <w:lvl w:ilvl="6" w:tentative="0">
+    <w:lvl w:ilvl="6">
       <w:start w:val="1"/>
       <w:numFmt w:val="decimal"/>
-      <w:pStyle w:val="8"/>
+      <w:pStyle w:val="Heading7"/>
       <w:lvlText w:val="%1.%2.%3.%4.%5.%6.%7."/>
       <w:lvlJc w:val="left"/>
       <w:pPr>
@@ -6319,10 +6138,10 @@
         <w:rFonts w:hint="default"/>
       </w:rPr>
     </w:lvl>
-    <w:lvl w:ilvl="7" w:tentative="0">
+    <w:lvl w:ilvl="7">
       <w:start w:val="1"/>
       <w:numFmt w:val="decimal"/>
-      <w:pStyle w:val="9"/>
+      <w:pStyle w:val="Heading8"/>
       <w:lvlText w:val="%1.%2.%3.%4.%5.%6.%7.%8."/>
       <w:lvlJc w:val="left"/>
       <w:pPr>
@@ -6332,10 +6151,10 @@
         <w:rFonts w:hint="default"/>
       </w:rPr>
     </w:lvl>
-    <w:lvl w:ilvl="8" w:tentative="0">
+    <w:lvl w:ilvl="8">
       <w:start w:val="1"/>
       <w:numFmt w:val="decimal"/>
-      <w:pStyle w:val="10"/>
+      <w:pStyle w:val="Heading9"/>
       <w:lvlText w:val="%1.%2.%3.%4.%5.%6.%7.%8.%9."/>
       <w:lvlJc w:val="left"/>
       <w:pPr>
@@ -6350,7 +6169,7 @@
     <w:nsid w:val="9F648049"/>
     <w:multiLevelType w:val="singleLevel"/>
     <w:tmpl w:val="9F648049"/>
-    <w:lvl w:ilvl="0" w:tentative="0">
+    <w:lvl w:ilvl="0">
       <w:start w:val="1"/>
       <w:numFmt w:val="decimal"/>
       <w:lvlText w:val="%1."/>
@@ -6367,7 +6186,7 @@
     <w:nsid w:val="C38FEFC6"/>
     <w:multiLevelType w:val="singleLevel"/>
     <w:tmpl w:val="C38FEFC6"/>
-    <w:lvl w:ilvl="0" w:tentative="0">
+    <w:lvl w:ilvl="0">
       <w:start w:val="1"/>
       <w:numFmt w:val="decimal"/>
       <w:lvlText w:val="%1."/>
@@ -6384,7 +6203,7 @@
     <w:nsid w:val="FA09909B"/>
     <w:multiLevelType w:val="singleLevel"/>
     <w:tmpl w:val="FA09909B"/>
-    <w:lvl w:ilvl="0" w:tentative="0">
+    <w:lvl w:ilvl="0">
       <w:start w:val="1"/>
       <w:numFmt w:val="decimal"/>
       <w:lvlText w:val="%1."/>
@@ -6401,7 +6220,7 @@
     <w:nsid w:val="0E577423"/>
     <w:multiLevelType w:val="singleLevel"/>
     <w:tmpl w:val="0E577423"/>
-    <w:lvl w:ilvl="0" w:tentative="0">
+    <w:lvl w:ilvl="0">
       <w:start w:val="1"/>
       <w:numFmt w:val="decimal"/>
       <w:lvlText w:val="%1."/>
@@ -6418,7 +6237,7 @@
     <w:nsid w:val="1DCC3EAE"/>
     <w:multiLevelType w:val="singleLevel"/>
     <w:tmpl w:val="1DCC3EAE"/>
-    <w:lvl w:ilvl="0" w:tentative="0">
+    <w:lvl w:ilvl="0">
       <w:start w:val="1"/>
       <w:numFmt w:val="decimal"/>
       <w:lvlText w:val="%1."/>
@@ -6435,7 +6254,7 @@
     <w:nsid w:val="397583CD"/>
     <w:multiLevelType w:val="singleLevel"/>
     <w:tmpl w:val="397583CD"/>
-    <w:lvl w:ilvl="0" w:tentative="0">
+    <w:lvl w:ilvl="0">
       <w:start w:val="1"/>
       <w:numFmt w:val="decimal"/>
       <w:lvlText w:val="%1."/>
@@ -6452,7 +6271,7 @@
     <w:nsid w:val="5DC60F74"/>
     <w:multiLevelType w:val="singleLevel"/>
     <w:tmpl w:val="5DC60F74"/>
-    <w:lvl w:ilvl="0" w:tentative="0">
+    <w:lvl w:ilvl="0">
       <w:start w:val="1"/>
       <w:numFmt w:val="decimal"/>
       <w:lvlText w:val="%1."/>
@@ -6469,7 +6288,7 @@
     <w:nsid w:val="6E8198AC"/>
     <w:multiLevelType w:val="singleLevel"/>
     <w:tmpl w:val="6E8198AC"/>
-    <w:lvl w:ilvl="0" w:tentative="0">
+    <w:lvl w:ilvl="0">
       <w:start w:val="1"/>
       <w:numFmt w:val="decimal"/>
       <w:lvlText w:val="%1."/>
@@ -6516,269 +6335,267 @@
 </file>
 
 <file path=word/styles.xml><?xml version="1.0" encoding="utf-8"?>
-<w:styles xmlns:mc="http://schemas.openxmlformats.org/markup-compatibility/2006" xmlns:o="urn:schemas-microsoft-com:office:office" xmlns:r="http://schemas.openxmlformats.org/officeDocument/2006/relationships" xmlns:m="http://schemas.openxmlformats.org/officeDocument/2006/math" xmlns:v="urn:schemas-microsoft-com:vml" xmlns:w="http://schemas.openxmlformats.org/wordprocessingml/2006/main" xmlns:w14="http://schemas.microsoft.com/office/word/2010/wordml" xmlns:w10="urn:schemas-microsoft-com:office:word" xmlns:sl="http://schemas.openxmlformats.org/schemaLibrary/2006/main" xmlns:wpsCustomData="http://www.wps.cn/officeDocument/2013/wpsCustomData" mc:Ignorable="w14">
+<w:styles xmlns:mc="http://schemas.openxmlformats.org/markup-compatibility/2006" xmlns:r="http://schemas.openxmlformats.org/officeDocument/2006/relationships" xmlns:w="http://schemas.openxmlformats.org/wordprocessingml/2006/main" xmlns:w14="http://schemas.microsoft.com/office/word/2010/wordml" xmlns:w15="http://schemas.microsoft.com/office/word/2012/wordml" mc:Ignorable="w14 w15">
   <w:docDefaults>
     <w:rPrDefault>
       <w:rPr>
-        <w:rFonts w:ascii="Times New Roman" w:hAnsi="Times New Roman" w:eastAsia="宋体" w:cs="Times New Roman"/>
+        <w:rFonts w:ascii="Times New Roman" w:eastAsia="宋体" w:hAnsi="Times New Roman" w:cs="Times New Roman"/>
       </w:rPr>
     </w:rPrDefault>
     <w:pPrDefault/>
   </w:docDefaults>
-  <w:latentStyles w:count="260" w:defQFormat="0" w:defUnhideWhenUsed="1" w:defSemiHidden="1" w:defUIPriority="99" w:defLockedState="0">
-    <w:lsdException w:qFormat="1" w:unhideWhenUsed="0" w:uiPriority="0" w:semiHidden="0" w:name="Normal"/>
-    <w:lsdException w:qFormat="1" w:unhideWhenUsed="0" w:uiPriority="0" w:semiHidden="0" w:name="heading 1"/>
-    <w:lsdException w:qFormat="1" w:uiPriority="0" w:semiHidden="0" w:name="heading 2"/>
-    <w:lsdException w:qFormat="1" w:uiPriority="0" w:name="heading 3"/>
-    <w:lsdException w:qFormat="1" w:uiPriority="0" w:semiHidden="0" w:name="heading 4"/>
-    <w:lsdException w:qFormat="1" w:uiPriority="0" w:name="heading 5"/>
-    <w:lsdException w:qFormat="1" w:uiPriority="0" w:name="heading 6"/>
-    <w:lsdException w:qFormat="1" w:uiPriority="0" w:name="heading 7"/>
-    <w:lsdException w:qFormat="1" w:uiPriority="0" w:name="heading 8"/>
-    <w:lsdException w:qFormat="1" w:uiPriority="0" w:name="heading 9"/>
-    <w:lsdException w:unhideWhenUsed="0" w:uiPriority="0" w:semiHidden="0" w:name="index 1"/>
-    <w:lsdException w:unhideWhenUsed="0" w:uiPriority="0" w:semiHidden="0" w:name="index 2"/>
-    <w:lsdException w:unhideWhenUsed="0" w:uiPriority="0" w:semiHidden="0" w:name="index 3"/>
-    <w:lsdException w:unhideWhenUsed="0" w:uiPriority="0" w:semiHidden="0" w:name="index 4"/>
-    <w:lsdException w:unhideWhenUsed="0" w:uiPriority="0" w:semiHidden="0" w:name="index 5"/>
-    <w:lsdException w:unhideWhenUsed="0" w:uiPriority="0" w:semiHidden="0" w:name="index 6"/>
-    <w:lsdException w:unhideWhenUsed="0" w:uiPriority="0" w:semiHidden="0" w:name="index 7"/>
-    <w:lsdException w:unhideWhenUsed="0" w:uiPriority="0" w:semiHidden="0" w:name="index 8"/>
-    <w:lsdException w:unhideWhenUsed="0" w:uiPriority="0" w:semiHidden="0" w:name="index 9"/>
-    <w:lsdException w:qFormat="1" w:unhideWhenUsed="0" w:uiPriority="0" w:semiHidden="0" w:name="toc 1"/>
-    <w:lsdException w:qFormat="1" w:unhideWhenUsed="0" w:uiPriority="0" w:semiHidden="0" w:name="toc 2"/>
-    <w:lsdException w:qFormat="1" w:unhideWhenUsed="0" w:uiPriority="0" w:semiHidden="0" w:name="toc 3"/>
-    <w:lsdException w:unhideWhenUsed="0" w:uiPriority="0" w:semiHidden="0" w:name="toc 4"/>
-    <w:lsdException w:unhideWhenUsed="0" w:uiPriority="0" w:semiHidden="0" w:name="toc 5"/>
-    <w:lsdException w:unhideWhenUsed="0" w:uiPriority="0" w:semiHidden="0" w:name="toc 6"/>
-    <w:lsdException w:unhideWhenUsed="0" w:uiPriority="0" w:semiHidden="0" w:name="toc 7"/>
-    <w:lsdException w:unhideWhenUsed="0" w:uiPriority="0" w:semiHidden="0" w:name="toc 8"/>
-    <w:lsdException w:unhideWhenUsed="0" w:uiPriority="0" w:semiHidden="0" w:name="toc 9"/>
-    <w:lsdException w:unhideWhenUsed="0" w:uiPriority="0" w:semiHidden="0" w:name="Normal Indent"/>
-    <w:lsdException w:unhideWhenUsed="0" w:uiPriority="0" w:semiHidden="0" w:name="footnote text"/>
-    <w:lsdException w:qFormat="1" w:unhideWhenUsed="0" w:uiPriority="0" w:semiHidden="0" w:name="annotation text"/>
-    <w:lsdException w:qFormat="1" w:unhideWhenUsed="0" w:uiPriority="0" w:semiHidden="0" w:name="header"/>
-    <w:lsdException w:qFormat="1" w:unhideWhenUsed="0" w:uiPriority="0" w:semiHidden="0" w:name="footer"/>
-    <w:lsdException w:unhideWhenUsed="0" w:uiPriority="0" w:semiHidden="0" w:name="index heading"/>
-    <w:lsdException w:qFormat="1" w:uiPriority="0" w:name="caption"/>
-    <w:lsdException w:unhideWhenUsed="0" w:uiPriority="0" w:semiHidden="0" w:name="table of figures"/>
-    <w:lsdException w:unhideWhenUsed="0" w:uiPriority="0" w:semiHidden="0" w:name="envelope address"/>
-    <w:lsdException w:unhideWhenUsed="0" w:uiPriority="0" w:semiHidden="0" w:name="envelope return"/>
-    <w:lsdException w:unhideWhenUsed="0" w:uiPriority="0" w:semiHidden="0" w:name="footnote reference"/>
-    <w:lsdException w:unhideWhenUsed="0" w:uiPriority="0" w:semiHidden="0" w:name="annotation reference"/>
-    <w:lsdException w:unhideWhenUsed="0" w:uiPriority="0" w:semiHidden="0" w:name="line number"/>
-    <w:lsdException w:unhideWhenUsed="0" w:uiPriority="0" w:semiHidden="0" w:name="page number"/>
-    <w:lsdException w:unhideWhenUsed="0" w:uiPriority="0" w:semiHidden="0" w:name="endnote reference"/>
-    <w:lsdException w:unhideWhenUsed="0" w:uiPriority="0" w:semiHidden="0" w:name="endnote text"/>
-    <w:lsdException w:unhideWhenUsed="0" w:uiPriority="0" w:semiHidden="0" w:name="table of authorities"/>
-    <w:lsdException w:unhideWhenUsed="0" w:uiPriority="0" w:semiHidden="0" w:name="macro"/>
-    <w:lsdException w:unhideWhenUsed="0" w:uiPriority="0" w:semiHidden="0" w:name="toa heading"/>
-    <w:lsdException w:unhideWhenUsed="0" w:uiPriority="0" w:semiHidden="0" w:name="List"/>
-    <w:lsdException w:unhideWhenUsed="0" w:uiPriority="0" w:semiHidden="0" w:name="List Bullet"/>
-    <w:lsdException w:unhideWhenUsed="0" w:uiPriority="0" w:semiHidden="0" w:name="List Number"/>
-    <w:lsdException w:unhideWhenUsed="0" w:uiPriority="0" w:semiHidden="0" w:name="List 2"/>
-    <w:lsdException w:unhideWhenUsed="0" w:uiPriority="0" w:semiHidden="0" w:name="List 3"/>
-    <w:lsdException w:unhideWhenUsed="0" w:uiPriority="0" w:semiHidden="0" w:name="List 4"/>
-    <w:lsdException w:unhideWhenUsed="0" w:uiPriority="0" w:semiHidden="0" w:name="List 5"/>
-    <w:lsdException w:unhideWhenUsed="0" w:uiPriority="0" w:semiHidden="0" w:name="List Bullet 2"/>
-    <w:lsdException w:unhideWhenUsed="0" w:uiPriority="0" w:semiHidden="0" w:name="List Bullet 3"/>
-    <w:lsdException w:unhideWhenUsed="0" w:uiPriority="0" w:semiHidden="0" w:name="List Bullet 4"/>
-    <w:lsdException w:unhideWhenUsed="0" w:uiPriority="0" w:semiHidden="0" w:name="List Bullet 5"/>
-    <w:lsdException w:unhideWhenUsed="0" w:uiPriority="0" w:semiHidden="0" w:name="List Number 2"/>
-    <w:lsdException w:unhideWhenUsed="0" w:uiPriority="0" w:semiHidden="0" w:name="List Number 3"/>
-    <w:lsdException w:unhideWhenUsed="0" w:uiPriority="0" w:semiHidden="0" w:name="List Number 4"/>
-    <w:lsdException w:unhideWhenUsed="0" w:uiPriority="0" w:semiHidden="0" w:name="List Number 5"/>
-    <w:lsdException w:qFormat="1" w:unhideWhenUsed="0" w:uiPriority="0" w:semiHidden="0" w:name="Title"/>
-    <w:lsdException w:unhideWhenUsed="0" w:uiPriority="0" w:semiHidden="0" w:name="Closing"/>
-    <w:lsdException w:unhideWhenUsed="0" w:uiPriority="0" w:semiHidden="0" w:name="Signature"/>
-    <w:lsdException w:qFormat="1" w:unhideWhenUsed="0" w:uiPriority="0" w:name="Default Paragraph Font"/>
-    <w:lsdException w:qFormat="1" w:unhideWhenUsed="0" w:uiPriority="0" w:name="Body Text"/>
-    <w:lsdException w:unhideWhenUsed="0" w:uiPriority="0" w:semiHidden="0" w:name="Body Text Indent"/>
-    <w:lsdException w:unhideWhenUsed="0" w:uiPriority="0" w:semiHidden="0" w:name="List Continue"/>
-    <w:lsdException w:unhideWhenUsed="0" w:uiPriority="0" w:semiHidden="0" w:name="List Continue 2"/>
-    <w:lsdException w:unhideWhenUsed="0" w:uiPriority="0" w:semiHidden="0" w:name="List Continue 3"/>
-    <w:lsdException w:unhideWhenUsed="0" w:uiPriority="0" w:semiHidden="0" w:name="List Continue 4"/>
-    <w:lsdException w:unhideWhenUsed="0" w:uiPriority="0" w:semiHidden="0" w:name="List Continue 5"/>
-    <w:lsdException w:unhideWhenUsed="0" w:uiPriority="0" w:semiHidden="0" w:name="Message Header"/>
-    <w:lsdException w:qFormat="1" w:unhideWhenUsed="0" w:uiPriority="0" w:semiHidden="0" w:name="Subtitle"/>
-    <w:lsdException w:unhideWhenUsed="0" w:uiPriority="0" w:semiHidden="0" w:name="Salutation"/>
-    <w:lsdException w:unhideWhenUsed="0" w:uiPriority="0" w:semiHidden="0" w:name="Date"/>
-    <w:lsdException w:unhideWhenUsed="0" w:uiPriority="0" w:semiHidden="0" w:name="Body Text First Indent"/>
-    <w:lsdException w:unhideWhenUsed="0" w:uiPriority="0" w:semiHidden="0" w:name="Body Text First Indent 2"/>
-    <w:lsdException w:uiPriority="99" w:name="Note Heading"/>
-    <w:lsdException w:unhideWhenUsed="0" w:uiPriority="0" w:semiHidden="0" w:name="Body Text 2"/>
-    <w:lsdException w:unhideWhenUsed="0" w:uiPriority="0" w:semiHidden="0" w:name="Body Text 3"/>
-    <w:lsdException w:unhideWhenUsed="0" w:uiPriority="0" w:semiHidden="0" w:name="Body Text Indent 2"/>
-    <w:lsdException w:unhideWhenUsed="0" w:uiPriority="0" w:semiHidden="0" w:name="Body Text Indent 3"/>
-    <w:lsdException w:unhideWhenUsed="0" w:uiPriority="0" w:semiHidden="0" w:name="Block Text"/>
-    <w:lsdException w:unhideWhenUsed="0" w:uiPriority="0" w:semiHidden="0" w:name="Hyperlink"/>
-    <w:lsdException w:unhideWhenUsed="0" w:uiPriority="0" w:semiHidden="0" w:name="FollowedHyperlink"/>
-    <w:lsdException w:qFormat="1" w:unhideWhenUsed="0" w:uiPriority="0" w:semiHidden="0" w:name="Strong"/>
-    <w:lsdException w:qFormat="1" w:unhideWhenUsed="0" w:uiPriority="0" w:semiHidden="0" w:name="Emphasis"/>
-    <w:lsdException w:unhideWhenUsed="0" w:uiPriority="0" w:semiHidden="0" w:name="Document Map"/>
-    <w:lsdException w:unhideWhenUsed="0" w:uiPriority="0" w:semiHidden="0" w:name="Plain Text"/>
-    <w:lsdException w:unhideWhenUsed="0" w:uiPriority="0" w:semiHidden="0" w:name="E-mail Signature"/>
-    <w:lsdException w:qFormat="1" w:unhideWhenUsed="0" w:uiPriority="0" w:semiHidden="0" w:name="Normal (Web)"/>
-    <w:lsdException w:unhideWhenUsed="0" w:uiPriority="0" w:semiHidden="0" w:name="HTML Acronym"/>
-    <w:lsdException w:unhideWhenUsed="0" w:uiPriority="0" w:semiHidden="0" w:name="HTML Address"/>
-    <w:lsdException w:unhideWhenUsed="0" w:uiPriority="0" w:semiHidden="0" w:name="HTML Cite"/>
-    <w:lsdException w:unhideWhenUsed="0" w:uiPriority="0" w:semiHidden="0" w:name="HTML Code"/>
-    <w:lsdException w:unhideWhenUsed="0" w:uiPriority="0" w:semiHidden="0" w:name="HTML Definition"/>
-    <w:lsdException w:unhideWhenUsed="0" w:uiPriority="0" w:semiHidden="0" w:name="HTML Keyboard"/>
-    <w:lsdException w:unhideWhenUsed="0" w:uiPriority="0" w:semiHidden="0" w:name="HTML Preformatted"/>
-    <w:lsdException w:unhideWhenUsed="0" w:uiPriority="0" w:semiHidden="0" w:name="HTML Sample"/>
-    <w:lsdException w:unhideWhenUsed="0" w:uiPriority="0" w:semiHidden="0" w:name="HTML Typewriter"/>
-    <w:lsdException w:unhideWhenUsed="0" w:uiPriority="0" w:semiHidden="0" w:name="HTML Variable"/>
-    <w:lsdException w:qFormat="1" w:unhideWhenUsed="0" w:uiPriority="0" w:name="Normal Table"/>
-    <w:lsdException w:unhideWhenUsed="0" w:uiPriority="0" w:semiHidden="0" w:name="annotation subject"/>
-    <w:lsdException w:unhideWhenUsed="0" w:uiPriority="0" w:semiHidden="0" w:name="Table Simple 1"/>
-    <w:lsdException w:unhideWhenUsed="0" w:uiPriority="0" w:semiHidden="0" w:name="Table Simple 2"/>
-    <w:lsdException w:unhideWhenUsed="0" w:uiPriority="0" w:semiHidden="0" w:name="Table Simple 3"/>
-    <w:lsdException w:unhideWhenUsed="0" w:uiPriority="0" w:semiHidden="0" w:name="Table Classic 1"/>
-    <w:lsdException w:unhideWhenUsed="0" w:uiPriority="0" w:semiHidden="0" w:name="Table Classic 2"/>
-    <w:lsdException w:unhideWhenUsed="0" w:uiPriority="0" w:semiHidden="0" w:name="Table Classic 3"/>
-    <w:lsdException w:unhideWhenUsed="0" w:uiPriority="0" w:semiHidden="0" w:name="Table Classic 4"/>
-    <w:lsdException w:unhideWhenUsed="0" w:uiPriority="0" w:semiHidden="0" w:name="Table Colorful 1"/>
-    <w:lsdException w:unhideWhenUsed="0" w:uiPriority="0" w:semiHidden="0" w:name="Table Colorful 2"/>
-    <w:lsdException w:unhideWhenUsed="0" w:uiPriority="0" w:semiHidden="0" w:name="Table Colorful 3"/>
-    <w:lsdException w:unhideWhenUsed="0" w:uiPriority="0" w:semiHidden="0" w:name="Table Columns 1"/>
-    <w:lsdException w:unhideWhenUsed="0" w:uiPriority="0" w:semiHidden="0" w:name="Table Columns 2"/>
-    <w:lsdException w:unhideWhenUsed="0" w:uiPriority="0" w:semiHidden="0" w:name="Table Columns 3"/>
-    <w:lsdException w:unhideWhenUsed="0" w:uiPriority="0" w:semiHidden="0" w:name="Table Columns 4"/>
-    <w:lsdException w:unhideWhenUsed="0" w:uiPriority="0" w:semiHidden="0" w:name="Table Columns 5"/>
-    <w:lsdException w:unhideWhenUsed="0" w:uiPriority="0" w:semiHidden="0" w:name="Table Grid 1"/>
-    <w:lsdException w:unhideWhenUsed="0" w:uiPriority="0" w:semiHidden="0" w:name="Table Grid 2"/>
-    <w:lsdException w:unhideWhenUsed="0" w:uiPriority="0" w:semiHidden="0" w:name="Table Grid 3"/>
-    <w:lsdException w:unhideWhenUsed="0" w:uiPriority="0" w:semiHidden="0" w:name="Table Grid 4"/>
-    <w:lsdException w:unhideWhenUsed="0" w:uiPriority="0" w:semiHidden="0" w:name="Table Grid 5"/>
-    <w:lsdException w:unhideWhenUsed="0" w:uiPriority="0" w:semiHidden="0" w:name="Table Grid 6"/>
-    <w:lsdException w:unhideWhenUsed="0" w:uiPriority="0" w:semiHidden="0" w:name="Table Grid 7"/>
-    <w:lsdException w:unhideWhenUsed="0" w:uiPriority="0" w:semiHidden="0" w:name="Table Grid 8"/>
-    <w:lsdException w:unhideWhenUsed="0" w:uiPriority="0" w:semiHidden="0" w:name="Table List 1"/>
-    <w:lsdException w:unhideWhenUsed="0" w:uiPriority="0" w:semiHidden="0" w:name="Table List 2"/>
-    <w:lsdException w:unhideWhenUsed="0" w:uiPriority="0" w:semiHidden="0" w:name="Table List 3"/>
-    <w:lsdException w:unhideWhenUsed="0" w:uiPriority="0" w:semiHidden="0" w:name="Table List 4"/>
-    <w:lsdException w:unhideWhenUsed="0" w:uiPriority="0" w:semiHidden="0" w:name="Table List 5"/>
-    <w:lsdException w:unhideWhenUsed="0" w:uiPriority="0" w:semiHidden="0" w:name="Table List 6"/>
-    <w:lsdException w:unhideWhenUsed="0" w:uiPriority="0" w:semiHidden="0" w:name="Table List 7"/>
-    <w:lsdException w:unhideWhenUsed="0" w:uiPriority="0" w:semiHidden="0" w:name="Table List 8"/>
-    <w:lsdException w:unhideWhenUsed="0" w:uiPriority="0" w:semiHidden="0" w:name="Table 3D effects 1"/>
-    <w:lsdException w:unhideWhenUsed="0" w:uiPriority="0" w:semiHidden="0" w:name="Table 3D effects 2"/>
-    <w:lsdException w:unhideWhenUsed="0" w:uiPriority="0" w:semiHidden="0" w:name="Table 3D effects 3"/>
-    <w:lsdException w:unhideWhenUsed="0" w:uiPriority="0" w:semiHidden="0" w:name="Table Contemporary"/>
-    <w:lsdException w:unhideWhenUsed="0" w:uiPriority="0" w:semiHidden="0" w:name="Table Elegant"/>
-    <w:lsdException w:unhideWhenUsed="0" w:uiPriority="0" w:semiHidden="0" w:name="Table Professional"/>
-    <w:lsdException w:unhideWhenUsed="0" w:uiPriority="0" w:semiHidden="0" w:name="Table Subtle 1"/>
-    <w:lsdException w:unhideWhenUsed="0" w:uiPriority="0" w:semiHidden="0" w:name="Table Subtle 2"/>
-    <w:lsdException w:unhideWhenUsed="0" w:uiPriority="0" w:semiHidden="0" w:name="Table Web 1"/>
-    <w:lsdException w:unhideWhenUsed="0" w:uiPriority="0" w:semiHidden="0" w:name="Table Web 2"/>
-    <w:lsdException w:unhideWhenUsed="0" w:uiPriority="0" w:semiHidden="0" w:name="Table Web 3"/>
-    <w:lsdException w:unhideWhenUsed="0" w:uiPriority="0" w:semiHidden="0" w:name="Balloon Text"/>
-    <w:lsdException w:qFormat="1" w:unhideWhenUsed="0" w:uiPriority="0" w:semiHidden="0" w:name="Table Grid"/>
-    <w:lsdException w:unhideWhenUsed="0" w:uiPriority="0" w:semiHidden="0" w:name="Table Theme"/>
-    <w:lsdException w:unhideWhenUsed="0" w:uiPriority="60" w:semiHidden="0" w:name="Light Shading"/>
-    <w:lsdException w:unhideWhenUsed="0" w:uiPriority="61" w:semiHidden="0" w:name="Light List"/>
-    <w:lsdException w:unhideWhenUsed="0" w:uiPriority="62" w:semiHidden="0" w:name="Light Grid"/>
-    <w:lsdException w:unhideWhenUsed="0" w:uiPriority="63" w:semiHidden="0" w:name="Medium Shading 1"/>
-    <w:lsdException w:unhideWhenUsed="0" w:uiPriority="64" w:semiHidden="0" w:name="Medium Shading 2"/>
-    <w:lsdException w:unhideWhenUsed="0" w:uiPriority="65" w:semiHidden="0" w:name="Medium List 1"/>
-    <w:lsdException w:unhideWhenUsed="0" w:uiPriority="66" w:semiHidden="0" w:name="Medium List 2"/>
-    <w:lsdException w:unhideWhenUsed="0" w:uiPriority="67" w:semiHidden="0" w:name="Medium Grid 1"/>
-    <w:lsdException w:unhideWhenUsed="0" w:uiPriority="68" w:semiHidden="0" w:name="Medium Grid 2"/>
-    <w:lsdException w:unhideWhenUsed="0" w:uiPriority="69" w:semiHidden="0" w:name="Medium Grid 3"/>
-    <w:lsdException w:unhideWhenUsed="0" w:uiPriority="70" w:semiHidden="0" w:name="Dark List"/>
-    <w:lsdException w:unhideWhenUsed="0" w:uiPriority="71" w:semiHidden="0" w:name="Colorful Shading"/>
-    <w:lsdException w:unhideWhenUsed="0" w:uiPriority="72" w:semiHidden="0" w:name="Colorful List"/>
-    <w:lsdException w:unhideWhenUsed="0" w:uiPriority="73" w:semiHidden="0" w:name="Colorful Grid"/>
-    <w:lsdException w:unhideWhenUsed="0" w:uiPriority="60" w:semiHidden="0" w:name="Light Shading Accent 1"/>
-    <w:lsdException w:unhideWhenUsed="0" w:uiPriority="61" w:semiHidden="0" w:name="Light List Accent 1"/>
-    <w:lsdException w:unhideWhenUsed="0" w:uiPriority="62" w:semiHidden="0" w:name="Light Grid Accent 1"/>
-    <w:lsdException w:unhideWhenUsed="0" w:uiPriority="63" w:semiHidden="0" w:name="Medium Shading 1 Accent 1"/>
-    <w:lsdException w:unhideWhenUsed="0" w:uiPriority="64" w:semiHidden="0" w:name="Medium Shading 2 Accent 1"/>
-    <w:lsdException w:unhideWhenUsed="0" w:uiPriority="65" w:semiHidden="0" w:name="Medium List 1 Accent 1"/>
-    <w:lsdException w:unhideWhenUsed="0" w:uiPriority="66" w:semiHidden="0" w:name="Medium List 2 Accent 1"/>
-    <w:lsdException w:unhideWhenUsed="0" w:uiPriority="67" w:semiHidden="0" w:name="Medium Grid 1 Accent 1"/>
-    <w:lsdException w:unhideWhenUsed="0" w:uiPriority="68" w:semiHidden="0" w:name="Medium Grid 2 Accent 1"/>
-    <w:lsdException w:unhideWhenUsed="0" w:uiPriority="69" w:semiHidden="0" w:name="Medium Grid 3 Accent 1"/>
-    <w:lsdException w:unhideWhenUsed="0" w:uiPriority="70" w:semiHidden="0" w:name="Dark List Accent 1"/>
-    <w:lsdException w:unhideWhenUsed="0" w:uiPriority="71" w:semiHidden="0" w:name="Colorful Shading Accent 1"/>
-    <w:lsdException w:unhideWhenUsed="0" w:uiPriority="72" w:semiHidden="0" w:name="Colorful List Accent 1"/>
-    <w:lsdException w:unhideWhenUsed="0" w:uiPriority="73" w:semiHidden="0" w:name="Colorful Grid Accent 1"/>
-    <w:lsdException w:unhideWhenUsed="0" w:uiPriority="60" w:semiHidden="0" w:name="Light Shading Accent 2"/>
-    <w:lsdException w:unhideWhenUsed="0" w:uiPriority="61" w:semiHidden="0" w:name="Light List Accent 2"/>
-    <w:lsdException w:unhideWhenUsed="0" w:uiPriority="62" w:semiHidden="0" w:name="Light Grid Accent 2"/>
-    <w:lsdException w:unhideWhenUsed="0" w:uiPriority="63" w:semiHidden="0" w:name="Medium Shading 1 Accent 2"/>
-    <w:lsdException w:unhideWhenUsed="0" w:uiPriority="64" w:semiHidden="0" w:name="Medium Shading 2 Accent 2"/>
-    <w:lsdException w:unhideWhenUsed="0" w:uiPriority="65" w:semiHidden="0" w:name="Medium List 1 Accent 2"/>
-    <w:lsdException w:unhideWhenUsed="0" w:uiPriority="66" w:semiHidden="0" w:name="Medium List 2 Accent 2"/>
-    <w:lsdException w:unhideWhenUsed="0" w:uiPriority="67" w:semiHidden="0" w:name="Medium Grid 1 Accent 2"/>
-    <w:lsdException w:unhideWhenUsed="0" w:uiPriority="68" w:semiHidden="0" w:name="Medium Grid 2 Accent 2"/>
-    <w:lsdException w:unhideWhenUsed="0" w:uiPriority="69" w:semiHidden="0" w:name="Medium Grid 3 Accent 2"/>
-    <w:lsdException w:unhideWhenUsed="0" w:uiPriority="70" w:semiHidden="0" w:name="Dark List Accent 2"/>
-    <w:lsdException w:unhideWhenUsed="0" w:uiPriority="71" w:semiHidden="0" w:name="Colorful Shading Accent 2"/>
-    <w:lsdException w:unhideWhenUsed="0" w:uiPriority="72" w:semiHidden="0" w:name="Colorful List Accent 2"/>
-    <w:lsdException w:unhideWhenUsed="0" w:uiPriority="73" w:semiHidden="0" w:name="Colorful Grid Accent 2"/>
-    <w:lsdException w:unhideWhenUsed="0" w:uiPriority="60" w:semiHidden="0" w:name="Light Shading Accent 3"/>
-    <w:lsdException w:unhideWhenUsed="0" w:uiPriority="61" w:semiHidden="0" w:name="Light List Accent 3"/>
-    <w:lsdException w:unhideWhenUsed="0" w:uiPriority="62" w:semiHidden="0" w:name="Light Grid Accent 3"/>
-    <w:lsdException w:unhideWhenUsed="0" w:uiPriority="63" w:semiHidden="0" w:name="Medium Shading 1 Accent 3"/>
-    <w:lsdException w:unhideWhenUsed="0" w:uiPriority="64" w:semiHidden="0" w:name="Medium Shading 2 Accent 3"/>
-    <w:lsdException w:unhideWhenUsed="0" w:uiPriority="65" w:semiHidden="0" w:name="Medium List 1 Accent 3"/>
-    <w:lsdException w:unhideWhenUsed="0" w:uiPriority="66" w:semiHidden="0" w:name="Medium List 2 Accent 3"/>
-    <w:lsdException w:unhideWhenUsed="0" w:uiPriority="67" w:semiHidden="0" w:name="Medium Grid 1 Accent 3"/>
-    <w:lsdException w:unhideWhenUsed="0" w:uiPriority="68" w:semiHidden="0" w:name="Medium Grid 2 Accent 3"/>
-    <w:lsdException w:unhideWhenUsed="0" w:uiPriority="69" w:semiHidden="0" w:name="Medium Grid 3 Accent 3"/>
-    <w:lsdException w:unhideWhenUsed="0" w:uiPriority="70" w:semiHidden="0" w:name="Dark List Accent 3"/>
-    <w:lsdException w:unhideWhenUsed="0" w:uiPriority="71" w:semiHidden="0" w:name="Colorful Shading Accent 3"/>
-    <w:lsdException w:unhideWhenUsed="0" w:uiPriority="72" w:semiHidden="0" w:name="Colorful List Accent 3"/>
-    <w:lsdException w:unhideWhenUsed="0" w:uiPriority="73" w:semiHidden="0" w:name="Colorful Grid Accent 3"/>
-    <w:lsdException w:unhideWhenUsed="0" w:uiPriority="60" w:semiHidden="0" w:name="Light Shading Accent 4"/>
-    <w:lsdException w:unhideWhenUsed="0" w:uiPriority="61" w:semiHidden="0" w:name="Light List Accent 4"/>
-    <w:lsdException w:unhideWhenUsed="0" w:uiPriority="62" w:semiHidden="0" w:name="Light Grid Accent 4"/>
-    <w:lsdException w:unhideWhenUsed="0" w:uiPriority="63" w:semiHidden="0" w:name="Medium Shading 1 Accent 4"/>
-    <w:lsdException w:unhideWhenUsed="0" w:uiPriority="64" w:semiHidden="0" w:name="Medium Shading 2 Accent 4"/>
-    <w:lsdException w:unhideWhenUsed="0" w:uiPriority="65" w:semiHidden="0" w:name="Medium List 1 Accent 4"/>
-    <w:lsdException w:unhideWhenUsed="0" w:uiPriority="66" w:semiHidden="0" w:name="Medium List 2 Accent 4"/>
-    <w:lsdException w:unhideWhenUsed="0" w:uiPriority="67" w:semiHidden="0" w:name="Medium Grid 1 Accent 4"/>
-    <w:lsdException w:unhideWhenUsed="0" w:uiPriority="68" w:semiHidden="0" w:name="Medium Grid 2 Accent 4"/>
-    <w:lsdException w:unhideWhenUsed="0" w:uiPriority="69" w:semiHidden="0" w:name="Medium Grid 3 Accent 4"/>
-    <w:lsdException w:unhideWhenUsed="0" w:uiPriority="70" w:semiHidden="0" w:name="Dark List Accent 4"/>
-    <w:lsdException w:unhideWhenUsed="0" w:uiPriority="71" w:semiHidden="0" w:name="Colorful Shading Accent 4"/>
-    <w:lsdException w:unhideWhenUsed="0" w:uiPriority="72" w:semiHidden="0" w:name="Colorful List Accent 4"/>
-    <w:lsdException w:unhideWhenUsed="0" w:uiPriority="73" w:semiHidden="0" w:name="Colorful Grid Accent 4"/>
-    <w:lsdException w:unhideWhenUsed="0" w:uiPriority="60" w:semiHidden="0" w:name="Light Shading Accent 5"/>
-    <w:lsdException w:unhideWhenUsed="0" w:uiPriority="61" w:semiHidden="0" w:name="Light List Accent 5"/>
-    <w:lsdException w:unhideWhenUsed="0" w:uiPriority="62" w:semiHidden="0" w:name="Light Grid Accent 5"/>
-    <w:lsdException w:unhideWhenUsed="0" w:uiPriority="63" w:semiHidden="0" w:name="Medium Shading 1 Accent 5"/>
-    <w:lsdException w:unhideWhenUsed="0" w:uiPriority="64" w:semiHidden="0" w:name="Medium Shading 2 Accent 5"/>
-    <w:lsdException w:unhideWhenUsed="0" w:uiPriority="65" w:semiHidden="0" w:name="Medium List 1 Accent 5"/>
-    <w:lsdException w:unhideWhenUsed="0" w:uiPriority="66" w:semiHidden="0" w:name="Medium List 2 Accent 5"/>
-    <w:lsdException w:unhideWhenUsed="0" w:uiPriority="67" w:semiHidden="0" w:name="Medium Grid 1 Accent 5"/>
-    <w:lsdException w:unhideWhenUsed="0" w:uiPriority="68" w:semiHidden="0" w:name="Medium Grid 2 Accent 5"/>
-    <w:lsdException w:unhideWhenUsed="0" w:uiPriority="69" w:semiHidden="0" w:name="Medium Grid 3 Accent 5"/>
-    <w:lsdException w:unhideWhenUsed="0" w:uiPriority="70" w:semiHidden="0" w:name="Dark List Accent 5"/>
-    <w:lsdException w:unhideWhenUsed="0" w:uiPriority="71" w:semiHidden="0" w:name="Colorful Shading Accent 5"/>
-    <w:lsdException w:unhideWhenUsed="0" w:uiPriority="72" w:semiHidden="0" w:name="Colorful List Accent 5"/>
-    <w:lsdException w:unhideWhenUsed="0" w:uiPriority="73" w:semiHidden="0" w:name="Colorful Grid Accent 5"/>
-    <w:lsdException w:unhideWhenUsed="0" w:uiPriority="60" w:semiHidden="0" w:name="Light Shading Accent 6"/>
-    <w:lsdException w:unhideWhenUsed="0" w:uiPriority="61" w:semiHidden="0" w:name="Light List Accent 6"/>
-    <w:lsdException w:unhideWhenUsed="0" w:uiPriority="62" w:semiHidden="0" w:name="Light Grid Accent 6"/>
-    <w:lsdException w:unhideWhenUsed="0" w:uiPriority="63" w:semiHidden="0" w:name="Medium Shading 1 Accent 6"/>
-    <w:lsdException w:unhideWhenUsed="0" w:uiPriority="64" w:semiHidden="0" w:name="Medium Shading 2 Accent 6"/>
-    <w:lsdException w:unhideWhenUsed="0" w:uiPriority="65" w:semiHidden="0" w:name="Medium List 1 Accent 6"/>
-    <w:lsdException w:unhideWhenUsed="0" w:uiPriority="66" w:semiHidden="0" w:name="Medium List 2 Accent 6"/>
-    <w:lsdException w:unhideWhenUsed="0" w:uiPriority="67" w:semiHidden="0" w:name="Medium Grid 1 Accent 6"/>
-    <w:lsdException w:unhideWhenUsed="0" w:uiPriority="68" w:semiHidden="0" w:name="Medium Grid 2 Accent 6"/>
-    <w:lsdException w:unhideWhenUsed="0" w:uiPriority="69" w:semiHidden="0" w:name="Medium Grid 3 Accent 6"/>
-    <w:lsdException w:unhideWhenUsed="0" w:uiPriority="70" w:semiHidden="0" w:name="Dark List Accent 6"/>
-    <w:lsdException w:unhideWhenUsed="0" w:uiPriority="71" w:semiHidden="0" w:name="Colorful Shading Accent 6"/>
-    <w:lsdException w:unhideWhenUsed="0" w:uiPriority="72" w:semiHidden="0" w:name="Colorful List Accent 6"/>
-    <w:lsdException w:unhideWhenUsed="0" w:uiPriority="73" w:semiHidden="0" w:name="Colorful Grid Accent 6"/>
+  <w:latentStyles w:defLockedState="0" w:defUIPriority="99" w:defSemiHidden="1" w:defUnhideWhenUsed="1" w:defQFormat="0" w:count="260">
+    <w:lsdException w:name="Normal" w:semiHidden="0" w:uiPriority="0" w:unhideWhenUsed="0" w:qFormat="1"/>
+    <w:lsdException w:name="heading 1" w:semiHidden="0" w:uiPriority="0" w:unhideWhenUsed="0" w:qFormat="1"/>
+    <w:lsdException w:name="heading 2" w:semiHidden="0" w:uiPriority="0" w:qFormat="1"/>
+    <w:lsdException w:name="heading 3" w:uiPriority="0" w:qFormat="1"/>
+    <w:lsdException w:name="heading 4" w:semiHidden="0" w:uiPriority="0" w:qFormat="1"/>
+    <w:lsdException w:name="heading 5" w:uiPriority="0" w:qFormat="1"/>
+    <w:lsdException w:name="heading 6" w:uiPriority="0" w:qFormat="1"/>
+    <w:lsdException w:name="heading 7" w:uiPriority="0" w:qFormat="1"/>
+    <w:lsdException w:name="heading 8" w:uiPriority="0" w:qFormat="1"/>
+    <w:lsdException w:name="heading 9" w:uiPriority="0" w:qFormat="1"/>
+    <w:lsdException w:name="index 1" w:semiHidden="0" w:uiPriority="0" w:unhideWhenUsed="0"/>
+    <w:lsdException w:name="index 2" w:semiHidden="0" w:uiPriority="0" w:unhideWhenUsed="0"/>
+    <w:lsdException w:name="index 3" w:semiHidden="0" w:uiPriority="0" w:unhideWhenUsed="0"/>
+    <w:lsdException w:name="index 4" w:semiHidden="0" w:uiPriority="0" w:unhideWhenUsed="0"/>
+    <w:lsdException w:name="index 5" w:semiHidden="0" w:uiPriority="0" w:unhideWhenUsed="0"/>
+    <w:lsdException w:name="index 6" w:semiHidden="0" w:uiPriority="0" w:unhideWhenUsed="0"/>
+    <w:lsdException w:name="index 7" w:semiHidden="0" w:uiPriority="0" w:unhideWhenUsed="0"/>
+    <w:lsdException w:name="index 8" w:semiHidden="0" w:uiPriority="0" w:unhideWhenUsed="0"/>
+    <w:lsdException w:name="index 9" w:semiHidden="0" w:uiPriority="0" w:unhideWhenUsed="0"/>
+    <w:lsdException w:name="toc 1" w:semiHidden="0" w:uiPriority="0" w:unhideWhenUsed="0" w:qFormat="1"/>
+    <w:lsdException w:name="toc 2" w:semiHidden="0" w:uiPriority="0" w:unhideWhenUsed="0" w:qFormat="1"/>
+    <w:lsdException w:name="toc 3" w:semiHidden="0" w:uiPriority="0" w:unhideWhenUsed="0" w:qFormat="1"/>
+    <w:lsdException w:name="toc 4" w:semiHidden="0" w:uiPriority="0" w:unhideWhenUsed="0"/>
+    <w:lsdException w:name="toc 5" w:semiHidden="0" w:uiPriority="0" w:unhideWhenUsed="0"/>
+    <w:lsdException w:name="toc 6" w:semiHidden="0" w:uiPriority="0" w:unhideWhenUsed="0"/>
+    <w:lsdException w:name="toc 7" w:semiHidden="0" w:uiPriority="0" w:unhideWhenUsed="0"/>
+    <w:lsdException w:name="toc 8" w:semiHidden="0" w:uiPriority="0" w:unhideWhenUsed="0"/>
+    <w:lsdException w:name="toc 9" w:semiHidden="0" w:uiPriority="0" w:unhideWhenUsed="0"/>
+    <w:lsdException w:name="Normal Indent" w:semiHidden="0" w:uiPriority="0" w:unhideWhenUsed="0"/>
+    <w:lsdException w:name="footnote text" w:semiHidden="0" w:uiPriority="0" w:unhideWhenUsed="0"/>
+    <w:lsdException w:name="annotation text" w:semiHidden="0" w:uiPriority="0" w:unhideWhenUsed="0" w:qFormat="1"/>
+    <w:lsdException w:name="header" w:semiHidden="0" w:uiPriority="0" w:unhideWhenUsed="0" w:qFormat="1"/>
+    <w:lsdException w:name="footer" w:semiHidden="0" w:uiPriority="0" w:unhideWhenUsed="0" w:qFormat="1"/>
+    <w:lsdException w:name="index heading" w:semiHidden="0" w:uiPriority="0" w:unhideWhenUsed="0"/>
+    <w:lsdException w:name="caption" w:uiPriority="0" w:qFormat="1"/>
+    <w:lsdException w:name="table of figures" w:semiHidden="0" w:uiPriority="0" w:unhideWhenUsed="0"/>
+    <w:lsdException w:name="envelope address" w:semiHidden="0" w:uiPriority="0" w:unhideWhenUsed="0"/>
+    <w:lsdException w:name="envelope return" w:semiHidden="0" w:uiPriority="0" w:unhideWhenUsed="0"/>
+    <w:lsdException w:name="footnote reference" w:semiHidden="0" w:uiPriority="0" w:unhideWhenUsed="0"/>
+    <w:lsdException w:name="annotation reference" w:semiHidden="0" w:uiPriority="0" w:unhideWhenUsed="0"/>
+    <w:lsdException w:name="line number" w:semiHidden="0" w:uiPriority="0" w:unhideWhenUsed="0"/>
+    <w:lsdException w:name="page number" w:semiHidden="0" w:uiPriority="0" w:unhideWhenUsed="0"/>
+    <w:lsdException w:name="endnote reference" w:semiHidden="0" w:uiPriority="0" w:unhideWhenUsed="0"/>
+    <w:lsdException w:name="endnote text" w:semiHidden="0" w:uiPriority="0" w:unhideWhenUsed="0"/>
+    <w:lsdException w:name="table of authorities" w:semiHidden="0" w:uiPriority="0" w:unhideWhenUsed="0"/>
+    <w:lsdException w:name="macro" w:semiHidden="0" w:uiPriority="0" w:unhideWhenUsed="0"/>
+    <w:lsdException w:name="toa heading" w:semiHidden="0" w:uiPriority="0" w:unhideWhenUsed="0"/>
+    <w:lsdException w:name="List" w:semiHidden="0" w:uiPriority="0" w:unhideWhenUsed="0"/>
+    <w:lsdException w:name="List Bullet" w:semiHidden="0" w:uiPriority="0" w:unhideWhenUsed="0"/>
+    <w:lsdException w:name="List Number" w:semiHidden="0" w:uiPriority="0" w:unhideWhenUsed="0"/>
+    <w:lsdException w:name="List 2" w:semiHidden="0" w:uiPriority="0" w:unhideWhenUsed="0"/>
+    <w:lsdException w:name="List 3" w:semiHidden="0" w:uiPriority="0" w:unhideWhenUsed="0"/>
+    <w:lsdException w:name="List 4" w:semiHidden="0" w:uiPriority="0" w:unhideWhenUsed="0"/>
+    <w:lsdException w:name="List 5" w:semiHidden="0" w:uiPriority="0" w:unhideWhenUsed="0"/>
+    <w:lsdException w:name="List Bullet 2" w:semiHidden="0" w:uiPriority="0" w:unhideWhenUsed="0"/>
+    <w:lsdException w:name="List Bullet 3" w:semiHidden="0" w:uiPriority="0" w:unhideWhenUsed="0"/>
+    <w:lsdException w:name="List Bullet 4" w:semiHidden="0" w:uiPriority="0" w:unhideWhenUsed="0"/>
+    <w:lsdException w:name="List Bullet 5" w:semiHidden="0" w:uiPriority="0" w:unhideWhenUsed="0"/>
+    <w:lsdException w:name="List Number 2" w:semiHidden="0" w:uiPriority="0" w:unhideWhenUsed="0"/>
+    <w:lsdException w:name="List Number 3" w:semiHidden="0" w:uiPriority="0" w:unhideWhenUsed="0"/>
+    <w:lsdException w:name="List Number 4" w:semiHidden="0" w:uiPriority="0" w:unhideWhenUsed="0"/>
+    <w:lsdException w:name="List Number 5" w:semiHidden="0" w:uiPriority="0" w:unhideWhenUsed="0"/>
+    <w:lsdException w:name="Title" w:semiHidden="0" w:uiPriority="0" w:unhideWhenUsed="0" w:qFormat="1"/>
+    <w:lsdException w:name="Closing" w:semiHidden="0" w:uiPriority="0" w:unhideWhenUsed="0"/>
+    <w:lsdException w:name="Signature" w:semiHidden="0" w:uiPriority="0" w:unhideWhenUsed="0"/>
+    <w:lsdException w:name="Default Paragraph Font" w:uiPriority="0" w:unhideWhenUsed="0" w:qFormat="1"/>
+    <w:lsdException w:name="Body Text" w:uiPriority="0" w:unhideWhenUsed="0" w:qFormat="1"/>
+    <w:lsdException w:name="Body Text Indent" w:semiHidden="0" w:uiPriority="0" w:unhideWhenUsed="0"/>
+    <w:lsdException w:name="List Continue" w:semiHidden="0" w:uiPriority="0" w:unhideWhenUsed="0"/>
+    <w:lsdException w:name="List Continue 2" w:semiHidden="0" w:uiPriority="0" w:unhideWhenUsed="0"/>
+    <w:lsdException w:name="List Continue 3" w:semiHidden="0" w:uiPriority="0" w:unhideWhenUsed="0"/>
+    <w:lsdException w:name="List Continue 4" w:semiHidden="0" w:uiPriority="0" w:unhideWhenUsed="0"/>
+    <w:lsdException w:name="List Continue 5" w:semiHidden="0" w:uiPriority="0" w:unhideWhenUsed="0"/>
+    <w:lsdException w:name="Message Header" w:semiHidden="0" w:uiPriority="0" w:unhideWhenUsed="0"/>
+    <w:lsdException w:name="Subtitle" w:semiHidden="0" w:uiPriority="0" w:unhideWhenUsed="0" w:qFormat="1"/>
+    <w:lsdException w:name="Salutation" w:semiHidden="0" w:uiPriority="0" w:unhideWhenUsed="0"/>
+    <w:lsdException w:name="Date" w:semiHidden="0" w:uiPriority="0" w:unhideWhenUsed="0"/>
+    <w:lsdException w:name="Body Text First Indent" w:semiHidden="0" w:uiPriority="0" w:unhideWhenUsed="0"/>
+    <w:lsdException w:name="Body Text First Indent 2" w:semiHidden="0" w:uiPriority="0" w:unhideWhenUsed="0"/>
+    <w:lsdException w:name="Body Text 2" w:semiHidden="0" w:uiPriority="0" w:unhideWhenUsed="0"/>
+    <w:lsdException w:name="Body Text 3" w:semiHidden="0" w:uiPriority="0" w:unhideWhenUsed="0"/>
+    <w:lsdException w:name="Body Text Indent 2" w:semiHidden="0" w:uiPriority="0" w:unhideWhenUsed="0"/>
+    <w:lsdException w:name="Body Text Indent 3" w:semiHidden="0" w:uiPriority="0" w:unhideWhenUsed="0"/>
+    <w:lsdException w:name="Block Text" w:semiHidden="0" w:uiPriority="0" w:unhideWhenUsed="0"/>
+    <w:lsdException w:name="Hyperlink" w:semiHidden="0" w:uiPriority="0" w:unhideWhenUsed="0"/>
+    <w:lsdException w:name="FollowedHyperlink" w:semiHidden="0" w:uiPriority="0" w:unhideWhenUsed="0"/>
+    <w:lsdException w:name="Strong" w:semiHidden="0" w:uiPriority="0" w:unhideWhenUsed="0" w:qFormat="1"/>
+    <w:lsdException w:name="Emphasis" w:semiHidden="0" w:uiPriority="0" w:unhideWhenUsed="0" w:qFormat="1"/>
+    <w:lsdException w:name="Document Map" w:semiHidden="0" w:uiPriority="0" w:unhideWhenUsed="0"/>
+    <w:lsdException w:name="Plain Text" w:semiHidden="0" w:uiPriority="0" w:unhideWhenUsed="0"/>
+    <w:lsdException w:name="E-mail Signature" w:semiHidden="0" w:uiPriority="0" w:unhideWhenUsed="0"/>
+    <w:lsdException w:name="Normal (Web)" w:semiHidden="0" w:uiPriority="0" w:unhideWhenUsed="0" w:qFormat="1"/>
+    <w:lsdException w:name="HTML Acronym" w:semiHidden="0" w:uiPriority="0" w:unhideWhenUsed="0"/>
+    <w:lsdException w:name="HTML Address" w:semiHidden="0" w:uiPriority="0" w:unhideWhenUsed="0"/>
+    <w:lsdException w:name="HTML Cite" w:semiHidden="0" w:uiPriority="0" w:unhideWhenUsed="0"/>
+    <w:lsdException w:name="HTML Code" w:semiHidden="0" w:uiPriority="0" w:unhideWhenUsed="0"/>
+    <w:lsdException w:name="HTML Definition" w:semiHidden="0" w:uiPriority="0" w:unhideWhenUsed="0"/>
+    <w:lsdException w:name="HTML Keyboard" w:semiHidden="0" w:uiPriority="0" w:unhideWhenUsed="0"/>
+    <w:lsdException w:name="HTML Preformatted" w:semiHidden="0" w:uiPriority="0" w:unhideWhenUsed="0"/>
+    <w:lsdException w:name="HTML Sample" w:semiHidden="0" w:uiPriority="0" w:unhideWhenUsed="0"/>
+    <w:lsdException w:name="HTML Typewriter" w:semiHidden="0" w:uiPriority="0" w:unhideWhenUsed="0"/>
+    <w:lsdException w:name="HTML Variable" w:semiHidden="0" w:uiPriority="0" w:unhideWhenUsed="0"/>
+    <w:lsdException w:name="Normal Table" w:uiPriority="0" w:unhideWhenUsed="0" w:qFormat="1"/>
+    <w:lsdException w:name="annotation subject" w:semiHidden="0" w:uiPriority="0" w:unhideWhenUsed="0"/>
+    <w:lsdException w:name="Table Simple 1" w:semiHidden="0" w:uiPriority="0" w:unhideWhenUsed="0"/>
+    <w:lsdException w:name="Table Simple 2" w:semiHidden="0" w:uiPriority="0" w:unhideWhenUsed="0"/>
+    <w:lsdException w:name="Table Simple 3" w:semiHidden="0" w:uiPriority="0" w:unhideWhenUsed="0"/>
+    <w:lsdException w:name="Table Classic 1" w:semiHidden="0" w:uiPriority="0" w:unhideWhenUsed="0"/>
+    <w:lsdException w:name="Table Classic 2" w:semiHidden="0" w:uiPriority="0" w:unhideWhenUsed="0"/>
+    <w:lsdException w:name="Table Classic 3" w:semiHidden="0" w:uiPriority="0" w:unhideWhenUsed="0"/>
+    <w:lsdException w:name="Table Classic 4" w:semiHidden="0" w:uiPriority="0" w:unhideWhenUsed="0"/>
+    <w:lsdException w:name="Table Colorful 1" w:semiHidden="0" w:uiPriority="0" w:unhideWhenUsed="0"/>
+    <w:lsdException w:name="Table Colorful 2" w:semiHidden="0" w:uiPriority="0" w:unhideWhenUsed="0"/>
+    <w:lsdException w:name="Table Colorful 3" w:semiHidden="0" w:uiPriority="0" w:unhideWhenUsed="0"/>
+    <w:lsdException w:name="Table Columns 1" w:semiHidden="0" w:uiPriority="0" w:unhideWhenUsed="0"/>
+    <w:lsdException w:name="Table Columns 2" w:semiHidden="0" w:uiPriority="0" w:unhideWhenUsed="0"/>
+    <w:lsdException w:name="Table Columns 3" w:semiHidden="0" w:uiPriority="0" w:unhideWhenUsed="0"/>
+    <w:lsdException w:name="Table Columns 4" w:semiHidden="0" w:uiPriority="0" w:unhideWhenUsed="0"/>
+    <w:lsdException w:name="Table Columns 5" w:semiHidden="0" w:uiPriority="0" w:unhideWhenUsed="0"/>
+    <w:lsdException w:name="Table Grid 1" w:semiHidden="0" w:uiPriority="0" w:unhideWhenUsed="0"/>
+    <w:lsdException w:name="Table Grid 2" w:semiHidden="0" w:uiPriority="0" w:unhideWhenUsed="0"/>
+    <w:lsdException w:name="Table Grid 3" w:semiHidden="0" w:uiPriority="0" w:unhideWhenUsed="0"/>
+    <w:lsdException w:name="Table Grid 4" w:semiHidden="0" w:uiPriority="0" w:unhideWhenUsed="0"/>
+    <w:lsdException w:name="Table Grid 5" w:semiHidden="0" w:uiPriority="0" w:unhideWhenUsed="0"/>
+    <w:lsdException w:name="Table Grid 6" w:semiHidden="0" w:uiPriority="0" w:unhideWhenUsed="0"/>
+    <w:lsdException w:name="Table Grid 7" w:semiHidden="0" w:uiPriority="0" w:unhideWhenUsed="0"/>
+    <w:lsdException w:name="Table Grid 8" w:semiHidden="0" w:uiPriority="0" w:unhideWhenUsed="0"/>
+    <w:lsdException w:name="Table List 1" w:semiHidden="0" w:uiPriority="0" w:unhideWhenUsed="0"/>
+    <w:lsdException w:name="Table List 2" w:semiHidden="0" w:uiPriority="0" w:unhideWhenUsed="0"/>
+    <w:lsdException w:name="Table List 3" w:semiHidden="0" w:uiPriority="0" w:unhideWhenUsed="0"/>
+    <w:lsdException w:name="Table List 4" w:semiHidden="0" w:uiPriority="0" w:unhideWhenUsed="0"/>
+    <w:lsdException w:name="Table List 5" w:semiHidden="0" w:uiPriority="0" w:unhideWhenUsed="0"/>
+    <w:lsdException w:name="Table List 6" w:semiHidden="0" w:uiPriority="0" w:unhideWhenUsed="0"/>
+    <w:lsdException w:name="Table List 7" w:semiHidden="0" w:uiPriority="0" w:unhideWhenUsed="0"/>
+    <w:lsdException w:name="Table List 8" w:semiHidden="0" w:uiPriority="0" w:unhideWhenUsed="0"/>
+    <w:lsdException w:name="Table 3D effects 1" w:semiHidden="0" w:uiPriority="0" w:unhideWhenUsed="0"/>
+    <w:lsdException w:name="Table 3D effects 2" w:semiHidden="0" w:uiPriority="0" w:unhideWhenUsed="0"/>
+    <w:lsdException w:name="Table 3D effects 3" w:semiHidden="0" w:uiPriority="0" w:unhideWhenUsed="0"/>
+    <w:lsdException w:name="Table Contemporary" w:semiHidden="0" w:uiPriority="0" w:unhideWhenUsed="0"/>
+    <w:lsdException w:name="Table Elegant" w:semiHidden="0" w:uiPriority="0" w:unhideWhenUsed="0"/>
+    <w:lsdException w:name="Table Professional" w:semiHidden="0" w:uiPriority="0" w:unhideWhenUsed="0"/>
+    <w:lsdException w:name="Table Subtle 1" w:semiHidden="0" w:uiPriority="0" w:unhideWhenUsed="0"/>
+    <w:lsdException w:name="Table Subtle 2" w:semiHidden="0" w:uiPriority="0" w:unhideWhenUsed="0"/>
+    <w:lsdException w:name="Table Web 1" w:semiHidden="0" w:uiPriority="0" w:unhideWhenUsed="0"/>
+    <w:lsdException w:name="Table Web 2" w:semiHidden="0" w:uiPriority="0" w:unhideWhenUsed="0"/>
+    <w:lsdException w:name="Table Web 3" w:semiHidden="0" w:uiPriority="0" w:unhideWhenUsed="0"/>
+    <w:lsdException w:name="Balloon Text" w:semiHidden="0" w:uiPriority="0" w:unhideWhenUsed="0"/>
+    <w:lsdException w:name="Table Grid" w:semiHidden="0" w:uiPriority="0" w:unhideWhenUsed="0" w:qFormat="1"/>
+    <w:lsdException w:name="Table Theme" w:semiHidden="0" w:uiPriority="0" w:unhideWhenUsed="0"/>
+    <w:lsdException w:name="Light Shading" w:semiHidden="0" w:uiPriority="60" w:unhideWhenUsed="0"/>
+    <w:lsdException w:name="Light List" w:semiHidden="0" w:uiPriority="61" w:unhideWhenUsed="0"/>
+    <w:lsdException w:name="Light Grid" w:semiHidden="0" w:uiPriority="62" w:unhideWhenUsed="0"/>
+    <w:lsdException w:name="Medium Shading 1" w:semiHidden="0" w:uiPriority="63" w:unhideWhenUsed="0"/>
+    <w:lsdException w:name="Medium Shading 2" w:semiHidden="0" w:uiPriority="64" w:unhideWhenUsed="0"/>
+    <w:lsdException w:name="Medium List 1" w:semiHidden="0" w:uiPriority="65" w:unhideWhenUsed="0"/>
+    <w:lsdException w:name="Medium List 2" w:semiHidden="0" w:uiPriority="66" w:unhideWhenUsed="0"/>
+    <w:lsdException w:name="Medium Grid 1" w:semiHidden="0" w:uiPriority="67" w:unhideWhenUsed="0"/>
+    <w:lsdException w:name="Medium Grid 2" w:semiHidden="0" w:uiPriority="68" w:unhideWhenUsed="0"/>
+    <w:lsdException w:name="Medium Grid 3" w:semiHidden="0" w:uiPriority="69" w:unhideWhenUsed="0"/>
+    <w:lsdException w:name="Dark List" w:semiHidden="0" w:uiPriority="70" w:unhideWhenUsed="0"/>
+    <w:lsdException w:name="Colorful Shading" w:semiHidden="0" w:uiPriority="71" w:unhideWhenUsed="0"/>
+    <w:lsdException w:name="Colorful List" w:semiHidden="0" w:uiPriority="72" w:unhideWhenUsed="0"/>
+    <w:lsdException w:name="Colorful Grid" w:semiHidden="0" w:uiPriority="73" w:unhideWhenUsed="0"/>
+    <w:lsdException w:name="Light Shading Accent 1" w:semiHidden="0" w:uiPriority="60" w:unhideWhenUsed="0"/>
+    <w:lsdException w:name="Light List Accent 1" w:semiHidden="0" w:uiPriority="61" w:unhideWhenUsed="0"/>
+    <w:lsdException w:name="Light Grid Accent 1" w:semiHidden="0" w:uiPriority="62" w:unhideWhenUsed="0"/>
+    <w:lsdException w:name="Medium Shading 1 Accent 1" w:semiHidden="0" w:uiPriority="63" w:unhideWhenUsed="0"/>
+    <w:lsdException w:name="Medium Shading 2 Accent 1" w:semiHidden="0" w:uiPriority="64" w:unhideWhenUsed="0"/>
+    <w:lsdException w:name="Medium List 1 Accent 1" w:semiHidden="0" w:uiPriority="65" w:unhideWhenUsed="0"/>
+    <w:lsdException w:name="Medium List 2 Accent 1" w:semiHidden="0" w:uiPriority="66" w:unhideWhenUsed="0"/>
+    <w:lsdException w:name="Medium Grid 1 Accent 1" w:semiHidden="0" w:uiPriority="67" w:unhideWhenUsed="0"/>
+    <w:lsdException w:name="Medium Grid 2 Accent 1" w:semiHidden="0" w:uiPriority="68" w:unhideWhenUsed="0"/>
+    <w:lsdException w:name="Medium Grid 3 Accent 1" w:semiHidden="0" w:uiPriority="69" w:unhideWhenUsed="0"/>
+    <w:lsdException w:name="Dark List Accent 1" w:semiHidden="0" w:uiPriority="70" w:unhideWhenUsed="0"/>
+    <w:lsdException w:name="Colorful Shading Accent 1" w:semiHidden="0" w:uiPriority="71" w:unhideWhenUsed="0"/>
+    <w:lsdException w:name="Colorful List Accent 1" w:semiHidden="0" w:uiPriority="72" w:unhideWhenUsed="0"/>
+    <w:lsdException w:name="Colorful Grid Accent 1" w:semiHidden="0" w:uiPriority="73" w:unhideWhenUsed="0"/>
+    <w:lsdException w:name="Light Shading Accent 2" w:semiHidden="0" w:uiPriority="60" w:unhideWhenUsed="0"/>
+    <w:lsdException w:name="Light List Accent 2" w:semiHidden="0" w:uiPriority="61" w:unhideWhenUsed="0"/>
+    <w:lsdException w:name="Light Grid Accent 2" w:semiHidden="0" w:uiPriority="62" w:unhideWhenUsed="0"/>
+    <w:lsdException w:name="Medium Shading 1 Accent 2" w:semiHidden="0" w:uiPriority="63" w:unhideWhenUsed="0"/>
+    <w:lsdException w:name="Medium Shading 2 Accent 2" w:semiHidden="0" w:uiPriority="64" w:unhideWhenUsed="0"/>
+    <w:lsdException w:name="Medium List 1 Accent 2" w:semiHidden="0" w:uiPriority="65" w:unhideWhenUsed="0"/>
+    <w:lsdException w:name="Medium List 2 Accent 2" w:semiHidden="0" w:uiPriority="66" w:unhideWhenUsed="0"/>
+    <w:lsdException w:name="Medium Grid 1 Accent 2" w:semiHidden="0" w:uiPriority="67" w:unhideWhenUsed="0"/>
+    <w:lsdException w:name="Medium Grid 2 Accent 2" w:semiHidden="0" w:uiPriority="68" w:unhideWhenUsed="0"/>
+    <w:lsdException w:name="Medium Grid 3 Accent 2" w:semiHidden="0" w:uiPriority="69" w:unhideWhenUsed="0"/>
+    <w:lsdException w:name="Dark List Accent 2" w:semiHidden="0" w:uiPriority="70" w:unhideWhenUsed="0"/>
+    <w:lsdException w:name="Colorful Shading Accent 2" w:semiHidden="0" w:uiPriority="71" w:unhideWhenUsed="0"/>
+    <w:lsdException w:name="Colorful List Accent 2" w:semiHidden="0" w:uiPriority="72" w:unhideWhenUsed="0"/>
+    <w:lsdException w:name="Colorful Grid Accent 2" w:semiHidden="0" w:uiPriority="73" w:unhideWhenUsed="0"/>
+    <w:lsdException w:name="Light Shading Accent 3" w:semiHidden="0" w:uiPriority="60" w:unhideWhenUsed="0"/>
+    <w:lsdException w:name="Light List Accent 3" w:semiHidden="0" w:uiPriority="61" w:unhideWhenUsed="0"/>
+    <w:lsdException w:name="Light Grid Accent 3" w:semiHidden="0" w:uiPriority="62" w:unhideWhenUsed="0"/>
+    <w:lsdException w:name="Medium Shading 1 Accent 3" w:semiHidden="0" w:uiPriority="63" w:unhideWhenUsed="0"/>
+    <w:lsdException w:name="Medium Shading 2 Accent 3" w:semiHidden="0" w:uiPriority="64" w:unhideWhenUsed="0"/>
+    <w:lsdException w:name="Medium List 1 Accent 3" w:semiHidden="0" w:uiPriority="65" w:unhideWhenUsed="0"/>
+    <w:lsdException w:name="Medium List 2 Accent 3" w:semiHidden="0" w:uiPriority="66" w:unhideWhenUsed="0"/>
+    <w:lsdException w:name="Medium Grid 1 Accent 3" w:semiHidden="0" w:uiPriority="67" w:unhideWhenUsed="0"/>
+    <w:lsdException w:name="Medium Grid 2 Accent 3" w:semiHidden="0" w:uiPriority="68" w:unhideWhenUsed="0"/>
+    <w:lsdException w:name="Medium Grid 3 Accent 3" w:semiHidden="0" w:uiPriority="69" w:unhideWhenUsed="0"/>
+    <w:lsdException w:name="Dark List Accent 3" w:semiHidden="0" w:uiPriority="70" w:unhideWhenUsed="0"/>
+    <w:lsdException w:name="Colorful Shading Accent 3" w:semiHidden="0" w:uiPriority="71" w:unhideWhenUsed="0"/>
+    <w:lsdException w:name="Colorful List Accent 3" w:semiHidden="0" w:uiPriority="72" w:unhideWhenUsed="0"/>
+    <w:lsdException w:name="Colorful Grid Accent 3" w:semiHidden="0" w:uiPriority="73" w:unhideWhenUsed="0"/>
+    <w:lsdException w:name="Light Shading Accent 4" w:semiHidden="0" w:uiPriority="60" w:unhideWhenUsed="0"/>
+    <w:lsdException w:name="Light List Accent 4" w:semiHidden="0" w:uiPriority="61" w:unhideWhenUsed="0"/>
+    <w:lsdException w:name="Light Grid Accent 4" w:semiHidden="0" w:uiPriority="62" w:unhideWhenUsed="0"/>
+    <w:lsdException w:name="Medium Shading 1 Accent 4" w:semiHidden="0" w:uiPriority="63" w:unhideWhenUsed="0"/>
+    <w:lsdException w:name="Medium Shading 2 Accent 4" w:semiHidden="0" w:uiPriority="64" w:unhideWhenUsed="0"/>
+    <w:lsdException w:name="Medium List 1 Accent 4" w:semiHidden="0" w:uiPriority="65" w:unhideWhenUsed="0"/>
+    <w:lsdException w:name="Medium List 2 Accent 4" w:semiHidden="0" w:uiPriority="66" w:unhideWhenUsed="0"/>
+    <w:lsdException w:name="Medium Grid 1 Accent 4" w:semiHidden="0" w:uiPriority="67" w:unhideWhenUsed="0"/>
+    <w:lsdException w:name="Medium Grid 2 Accent 4" w:semiHidden="0" w:uiPriority="68" w:unhideWhenUsed="0"/>
+    <w:lsdException w:name="Medium Grid 3 Accent 4" w:semiHidden="0" w:uiPriority="69" w:unhideWhenUsed="0"/>
+    <w:lsdException w:name="Dark List Accent 4" w:semiHidden="0" w:uiPriority="70" w:unhideWhenUsed="0"/>
+    <w:lsdException w:name="Colorful Shading Accent 4" w:semiHidden="0" w:uiPriority="71" w:unhideWhenUsed="0"/>
+    <w:lsdException w:name="Colorful List Accent 4" w:semiHidden="0" w:uiPriority="72" w:unhideWhenUsed="0"/>
+    <w:lsdException w:name="Colorful Grid Accent 4" w:semiHidden="0" w:uiPriority="73" w:unhideWhenUsed="0"/>
+    <w:lsdException w:name="Light Shading Accent 5" w:semiHidden="0" w:uiPriority="60" w:unhideWhenUsed="0"/>
+    <w:lsdException w:name="Light List Accent 5" w:semiHidden="0" w:uiPriority="61" w:unhideWhenUsed="0"/>
+    <w:lsdException w:name="Light Grid Accent 5" w:semiHidden="0" w:uiPriority="62" w:unhideWhenUsed="0"/>
+    <w:lsdException w:name="Medium Shading 1 Accent 5" w:semiHidden="0" w:uiPriority="63" w:unhideWhenUsed="0"/>
+    <w:lsdException w:name="Medium Shading 2 Accent 5" w:semiHidden="0" w:uiPriority="64" w:unhideWhenUsed="0"/>
+    <w:lsdException w:name="Medium List 1 Accent 5" w:semiHidden="0" w:uiPriority="65" w:unhideWhenUsed="0"/>
+    <w:lsdException w:name="Medium List 2 Accent 5" w:semiHidden="0" w:uiPriority="66" w:unhideWhenUsed="0"/>
+    <w:lsdException w:name="Medium Grid 1 Accent 5" w:semiHidden="0" w:uiPriority="67" w:unhideWhenUsed="0"/>
+    <w:lsdException w:name="Medium Grid 2 Accent 5" w:semiHidden="0" w:uiPriority="68" w:unhideWhenUsed="0"/>
+    <w:lsdException w:name="Medium Grid 3 Accent 5" w:semiHidden="0" w:uiPriority="69" w:unhideWhenUsed="0"/>
+    <w:lsdException w:name="Dark List Accent 5" w:semiHidden="0" w:uiPriority="70" w:unhideWhenUsed="0"/>
+    <w:lsdException w:name="Colorful Shading Accent 5" w:semiHidden="0" w:uiPriority="71" w:unhideWhenUsed="0"/>
+    <w:lsdException w:name="Colorful List Accent 5" w:semiHidden="0" w:uiPriority="72" w:unhideWhenUsed="0"/>
+    <w:lsdException w:name="Colorful Grid Accent 5" w:semiHidden="0" w:uiPriority="73" w:unhideWhenUsed="0"/>
+    <w:lsdException w:name="Light Shading Accent 6" w:semiHidden="0" w:uiPriority="60" w:unhideWhenUsed="0"/>
+    <w:lsdException w:name="Light List Accent 6" w:semiHidden="0" w:uiPriority="61" w:unhideWhenUsed="0"/>
+    <w:lsdException w:name="Light Grid Accent 6" w:semiHidden="0" w:uiPriority="62" w:unhideWhenUsed="0"/>
+    <w:lsdException w:name="Medium Shading 1 Accent 6" w:semiHidden="0" w:uiPriority="63" w:unhideWhenUsed="0"/>
+    <w:lsdException w:name="Medium Shading 2 Accent 6" w:semiHidden="0" w:uiPriority="64" w:unhideWhenUsed="0"/>
+    <w:lsdException w:name="Medium List 1 Accent 6" w:semiHidden="0" w:uiPriority="65" w:unhideWhenUsed="0"/>
+    <w:lsdException w:name="Medium List 2 Accent 6" w:semiHidden="0" w:uiPriority="66" w:unhideWhenUsed="0"/>
+    <w:lsdException w:name="Medium Grid 1 Accent 6" w:semiHidden="0" w:uiPriority="67" w:unhideWhenUsed="0"/>
+    <w:lsdException w:name="Medium Grid 2 Accent 6" w:semiHidden="0" w:uiPriority="68" w:unhideWhenUsed="0"/>
+    <w:lsdException w:name="Medium Grid 3 Accent 6" w:semiHidden="0" w:uiPriority="69" w:unhideWhenUsed="0"/>
+    <w:lsdException w:name="Dark List Accent 6" w:semiHidden="0" w:uiPriority="70" w:unhideWhenUsed="0"/>
+    <w:lsdException w:name="Colorful Shading Accent 6" w:semiHidden="0" w:uiPriority="71" w:unhideWhenUsed="0"/>
+    <w:lsdException w:name="Colorful List Accent 6" w:semiHidden="0" w:uiPriority="72" w:unhideWhenUsed="0"/>
+    <w:lsdException w:name="Colorful Grid Accent 6" w:semiHidden="0" w:uiPriority="73" w:unhideWhenUsed="0"/>
   </w:latentStyles>
-  <w:style w:type="paragraph" w:default="1" w:styleId="1">
+  <w:style w:type="paragraph" w:default="1" w:styleId="Normal">
     <w:name w:val="Normal"/>
     <w:qFormat/>
-    <w:uiPriority w:val="0"/>
     <w:pPr>
       <w:kinsoku w:val="0"/>
       <w:autoSpaceDE w:val="0"/>
@@ -6790,7 +6607,7 @@
       <w:textAlignment w:val="baseline"/>
     </w:pPr>
     <w:rPr>
-      <w:rFonts w:ascii="Arial" w:hAnsi="Arial" w:eastAsia="宋体" w:cs="Arial"/>
+      <w:rFonts w:ascii="Arial" w:eastAsia="宋体" w:hAnsi="Arial" w:cs="Arial"/>
       <w:snapToGrid w:val="0"/>
       <w:color w:val="000000"/>
       <w:kern w:val="0"/>
@@ -6799,12 +6616,11 @@
       <w:lang w:val="en-US" w:eastAsia="en-US" w:bidi="ar-SA"/>
     </w:rPr>
   </w:style>
-  <w:style w:type="paragraph" w:styleId="2">
+  <w:style w:type="paragraph" w:styleId="Heading1">
     <w:name w:val="heading 1"/>
-    <w:basedOn w:val="1"/>
-    <w:next w:val="1"/>
+    <w:basedOn w:val="Normal"/>
+    <w:next w:val="Normal"/>
     <w:qFormat/>
-    <w:uiPriority w:val="0"/>
     <w:pPr>
       <w:keepNext/>
       <w:keepLines/>
@@ -6822,13 +6638,12 @@
       <w:sz w:val="44"/>
     </w:rPr>
   </w:style>
-  <w:style w:type="paragraph" w:styleId="3">
+  <w:style w:type="paragraph" w:styleId="Heading2">
     <w:name w:val="heading 2"/>
-    <w:basedOn w:val="1"/>
-    <w:next w:val="1"/>
+    <w:basedOn w:val="Normal"/>
+    <w:next w:val="Normal"/>
     <w:unhideWhenUsed/>
     <w:qFormat/>
-    <w:uiPriority w:val="0"/>
     <w:pPr>
       <w:keepNext/>
       <w:keepLines/>
@@ -6841,19 +6656,18 @@
       <w:outlineLvl w:val="1"/>
     </w:pPr>
     <w:rPr>
-      <w:rFonts w:ascii="Arial" w:hAnsi="Arial" w:eastAsia="黑体"/>
+      <w:rFonts w:ascii="Arial" w:eastAsia="黑体" w:hAnsi="Arial"/>
       <w:b/>
       <w:sz w:val="32"/>
     </w:rPr>
   </w:style>
-  <w:style w:type="paragraph" w:styleId="4">
+  <w:style w:type="paragraph" w:styleId="Heading3">
     <w:name w:val="heading 3"/>
-    <w:basedOn w:val="1"/>
-    <w:next w:val="1"/>
+    <w:basedOn w:val="Normal"/>
+    <w:next w:val="Normal"/>
     <w:semiHidden/>
     <w:unhideWhenUsed/>
     <w:qFormat/>
-    <w:uiPriority w:val="0"/>
     <w:pPr>
       <w:keepNext/>
       <w:keepLines/>
@@ -6870,13 +6684,12 @@
       <w:sz w:val="32"/>
     </w:rPr>
   </w:style>
-  <w:style w:type="paragraph" w:styleId="5">
+  <w:style w:type="paragraph" w:styleId="Heading4">
     <w:name w:val="heading 4"/>
-    <w:basedOn w:val="1"/>
-    <w:next w:val="1"/>
+    <w:basedOn w:val="Normal"/>
+    <w:next w:val="Normal"/>
     <w:unhideWhenUsed/>
     <w:qFormat/>
-    <w:uiPriority w:val="0"/>
     <w:pPr>
       <w:keepNext/>
       <w:keepLines/>
@@ -6889,19 +6702,18 @@
       <w:outlineLvl w:val="3"/>
     </w:pPr>
     <w:rPr>
-      <w:rFonts w:ascii="Arial" w:hAnsi="Arial" w:eastAsia="黑体"/>
+      <w:rFonts w:ascii="Arial" w:eastAsia="黑体" w:hAnsi="Arial"/>
       <w:b/>
       <w:sz w:val="28"/>
     </w:rPr>
   </w:style>
-  <w:style w:type="paragraph" w:styleId="6">
+  <w:style w:type="paragraph" w:styleId="Heading5">
     <w:name w:val="heading 5"/>
-    <w:basedOn w:val="1"/>
-    <w:next w:val="1"/>
+    <w:basedOn w:val="Normal"/>
+    <w:next w:val="Normal"/>
     <w:semiHidden/>
     <w:unhideWhenUsed/>
     <w:qFormat/>
-    <w:uiPriority w:val="0"/>
     <w:pPr>
       <w:keepNext/>
       <w:keepLines/>
@@ -6918,14 +6730,13 @@
       <w:sz w:val="28"/>
     </w:rPr>
   </w:style>
-  <w:style w:type="paragraph" w:styleId="7">
+  <w:style w:type="paragraph" w:styleId="Heading6">
     <w:name w:val="heading 6"/>
-    <w:basedOn w:val="1"/>
-    <w:next w:val="1"/>
+    <w:basedOn w:val="Normal"/>
+    <w:next w:val="Normal"/>
     <w:semiHidden/>
     <w:unhideWhenUsed/>
     <w:qFormat/>
-    <w:uiPriority w:val="0"/>
     <w:pPr>
       <w:keepNext/>
       <w:keepLines/>
@@ -6938,19 +6749,18 @@
       <w:outlineLvl w:val="5"/>
     </w:pPr>
     <w:rPr>
-      <w:rFonts w:ascii="Arial" w:hAnsi="Arial" w:eastAsia="黑体"/>
+      <w:rFonts w:ascii="Arial" w:eastAsia="黑体" w:hAnsi="Arial"/>
       <w:b/>
       <w:sz w:val="24"/>
     </w:rPr>
   </w:style>
-  <w:style w:type="paragraph" w:styleId="8">
+  <w:style w:type="paragraph" w:styleId="Heading7">
     <w:name w:val="heading 7"/>
-    <w:basedOn w:val="1"/>
-    <w:next w:val="1"/>
+    <w:basedOn w:val="Normal"/>
+    <w:next w:val="Normal"/>
     <w:semiHidden/>
     <w:unhideWhenUsed/>
     <w:qFormat/>
-    <w:uiPriority w:val="0"/>
     <w:pPr>
       <w:keepNext/>
       <w:keepLines/>
@@ -6967,14 +6777,13 @@
       <w:sz w:val="24"/>
     </w:rPr>
   </w:style>
-  <w:style w:type="paragraph" w:styleId="9">
+  <w:style w:type="paragraph" w:styleId="Heading8">
     <w:name w:val="heading 8"/>
-    <w:basedOn w:val="1"/>
-    <w:next w:val="1"/>
+    <w:basedOn w:val="Normal"/>
+    <w:next w:val="Normal"/>
     <w:semiHidden/>
     <w:unhideWhenUsed/>
     <w:qFormat/>
-    <w:uiPriority w:val="0"/>
     <w:pPr>
       <w:keepNext/>
       <w:keepLines/>
@@ -6987,18 +6796,17 @@
       <w:outlineLvl w:val="7"/>
     </w:pPr>
     <w:rPr>
-      <w:rFonts w:ascii="Arial" w:hAnsi="Arial" w:eastAsia="黑体"/>
+      <w:rFonts w:ascii="Arial" w:eastAsia="黑体" w:hAnsi="Arial"/>
       <w:sz w:val="24"/>
     </w:rPr>
   </w:style>
-  <w:style w:type="paragraph" w:styleId="10">
+  <w:style w:type="paragraph" w:styleId="Heading9">
     <w:name w:val="heading 9"/>
-    <w:basedOn w:val="1"/>
-    <w:next w:val="1"/>
+    <w:basedOn w:val="Normal"/>
+    <w:next w:val="Normal"/>
     <w:semiHidden/>
     <w:unhideWhenUsed/>
     <w:qFormat/>
-    <w:uiPriority w:val="0"/>
     <w:pPr>
       <w:keepNext/>
       <w:keepLines/>
@@ -7011,21 +6819,19 @@
       <w:outlineLvl w:val="8"/>
     </w:pPr>
     <w:rPr>
-      <w:rFonts w:ascii="Arial" w:hAnsi="Arial" w:eastAsia="黑体"/>
+      <w:rFonts w:ascii="Arial" w:eastAsia="黑体" w:hAnsi="Arial"/>
       <w:sz w:val="21"/>
     </w:rPr>
   </w:style>
-  <w:style w:type="character" w:default="1" w:styleId="22">
+  <w:style w:type="character" w:default="1" w:styleId="DefaultParagraphFont">
     <w:name w:val="Default Paragraph Font"/>
     <w:semiHidden/>
     <w:qFormat/>
-    <w:uiPriority w:val="0"/>
   </w:style>
-  <w:style w:type="table" w:default="1" w:styleId="20">
+  <w:style w:type="table" w:default="1" w:styleId="TableNormal">
     <w:name w:val="Normal Table"/>
     <w:semiHidden/>
     <w:qFormat/>
-    <w:uiPriority w:val="0"/>
     <w:tblPr>
       <w:tblCellMar>
         <w:top w:w="0" w:type="dxa"/>
@@ -7035,43 +6841,39 @@
       </w:tblCellMar>
     </w:tblPr>
   </w:style>
-  <w:style w:type="paragraph" w:styleId="11">
+  <w:style w:type="paragraph" w:styleId="CommentText">
     <w:name w:val="annotation text"/>
-    <w:basedOn w:val="1"/>
+    <w:basedOn w:val="Normal"/>
     <w:qFormat/>
-    <w:uiPriority w:val="0"/>
     <w:pPr>
       <w:jc w:val="left"/>
     </w:pPr>
   </w:style>
-  <w:style w:type="paragraph" w:styleId="12">
+  <w:style w:type="paragraph" w:styleId="BodyText">
     <w:name w:val="Body Text"/>
-    <w:basedOn w:val="1"/>
+    <w:basedOn w:val="Normal"/>
     <w:semiHidden/>
     <w:qFormat/>
-    <w:uiPriority w:val="0"/>
     <w:rPr>
-      <w:rFonts w:ascii="Arial" w:hAnsi="Arial" w:eastAsia="Arial" w:cs="Arial"/>
+      <w:rFonts w:ascii="Arial" w:eastAsia="Arial" w:hAnsi="Arial" w:cs="Arial"/>
       <w:sz w:val="21"/>
       <w:szCs w:val="21"/>
       <w:lang w:val="en-US" w:eastAsia="en-US" w:bidi="ar-SA"/>
     </w:rPr>
   </w:style>
-  <w:style w:type="paragraph" w:styleId="13">
+  <w:style w:type="paragraph" w:styleId="TOC3">
     <w:name w:val="toc 3"/>
-    <w:basedOn w:val="1"/>
-    <w:next w:val="1"/>
+    <w:basedOn w:val="Normal"/>
+    <w:next w:val="Normal"/>
     <w:qFormat/>
-    <w:uiPriority w:val="0"/>
     <w:pPr>
       <w:ind w:left="840" w:leftChars="400"/>
     </w:pPr>
   </w:style>
-  <w:style w:type="paragraph" w:styleId="14">
+  <w:style w:type="paragraph" w:styleId="Footer">
     <w:name w:val="footer"/>
-    <w:basedOn w:val="1"/>
+    <w:basedOn w:val="Normal"/>
     <w:qFormat/>
-    <w:uiPriority w:val="0"/>
     <w:pPr>
       <w:tabs>
         <w:tab w:val="center" w:pos="4153"/>
@@ -7084,17 +6886,16 @@
       <w:sz w:val="18"/>
     </w:rPr>
   </w:style>
-  <w:style w:type="paragraph" w:styleId="15">
+  <w:style w:type="paragraph" w:styleId="Header">
     <w:name w:val="header"/>
-    <w:basedOn w:val="1"/>
+    <w:basedOn w:val="Normal"/>
     <w:qFormat/>
-    <w:uiPriority w:val="0"/>
     <w:pPr>
       <w:pBdr>
-        <w:top w:val="none" w:color="auto" w:sz="0" w:space="0"/>
-        <w:left w:val="none" w:color="auto" w:sz="0" w:space="0"/>
-        <w:bottom w:val="none" w:color="auto" w:sz="0" w:space="0"/>
-        <w:right w:val="none" w:color="auto" w:sz="0" w:space="0"/>
+        <w:top w:val="nil"/>
+        <w:left w:val="nil"/>
+        <w:bottom w:val="nil"/>
+        <w:right w:val="nil"/>
       </w:pBdr>
       <w:tabs>
         <w:tab w:val="center" w:pos="4153"/>
@@ -7109,41 +6910,37 @@
       <w:sz w:val="18"/>
     </w:rPr>
   </w:style>
-  <w:style w:type="paragraph" w:styleId="16">
+  <w:style w:type="paragraph" w:styleId="TOC1">
     <w:name w:val="toc 1"/>
-    <w:basedOn w:val="1"/>
-    <w:next w:val="1"/>
+    <w:basedOn w:val="Normal"/>
+    <w:next w:val="Normal"/>
     <w:qFormat/>
-    <w:uiPriority w:val="0"/>
     <w:rPr>
-      <w:rFonts w:ascii="Arial" w:hAnsi="Arial" w:eastAsia="Microsoft JhengHei"/>
+      <w:rFonts w:ascii="Arial" w:eastAsia="Microsoft JhengHei" w:hAnsi="Arial"/>
       <w:sz w:val="24"/>
     </w:rPr>
   </w:style>
-  <w:style w:type="paragraph" w:styleId="17">
+  <w:style w:type="paragraph" w:styleId="TOC2">
     <w:name w:val="toc 2"/>
-    <w:basedOn w:val="1"/>
-    <w:next w:val="1"/>
+    <w:basedOn w:val="Normal"/>
+    <w:next w:val="Normal"/>
     <w:qFormat/>
-    <w:uiPriority w:val="0"/>
     <w:pPr>
       <w:ind w:left="420" w:leftChars="200"/>
     </w:pPr>
   </w:style>
-  <w:style w:type="paragraph" w:styleId="18">
+  <w:style w:type="paragraph" w:styleId="NormalWeb">
     <w:name w:val="Normal (Web)"/>
-    <w:basedOn w:val="1"/>
+    <w:basedOn w:val="Normal"/>
     <w:qFormat/>
-    <w:uiPriority w:val="0"/>
     <w:rPr>
       <w:sz w:val="24"/>
     </w:rPr>
   </w:style>
-  <w:style w:type="paragraph" w:styleId="19">
+  <w:style w:type="paragraph" w:styleId="Title">
     <w:name w:val="Title"/>
-    <w:basedOn w:val="1"/>
+    <w:basedOn w:val="Normal"/>
     <w:qFormat/>
-    <w:uiPriority w:val="0"/>
     <w:pPr>
       <w:spacing w:before="240" w:beforeLines="0" w:beforeAutospacing="0" w:after="60" w:afterLines="0" w:afterAutospacing="0"/>
       <w:jc w:val="center"/>
@@ -7155,73 +6952,68 @@
       <w:sz w:val="32"/>
     </w:rPr>
   </w:style>
-  <w:style w:type="table" w:styleId="21">
+  <w:style w:type="table" w:styleId="TableGrid">
     <w:name w:val="Table Grid"/>
-    <w:basedOn w:val="20"/>
+    <w:basedOn w:val="TableNormal"/>
     <w:qFormat/>
-    <w:uiPriority w:val="0"/>
     <w:pPr>
       <w:widowControl w:val="0"/>
       <w:jc w:val="both"/>
     </w:pPr>
     <w:tblPr>
       <w:tblBorders>
-        <w:top w:val="single" w:color="auto" w:sz="4" w:space="0"/>
-        <w:left w:val="single" w:color="auto" w:sz="4" w:space="0"/>
-        <w:bottom w:val="single" w:color="auto" w:sz="4" w:space="0"/>
-        <w:right w:val="single" w:color="auto" w:sz="4" w:space="0"/>
-        <w:insideH w:val="single" w:color="auto" w:sz="4" w:space="0"/>
-        <w:insideV w:val="single" w:color="auto" w:sz="4" w:space="0"/>
+        <w:top w:val="single" w:sz="4" w:space="0" w:color="auto"/>
+        <w:left w:val="single" w:sz="4" w:space="0" w:color="auto"/>
+        <w:bottom w:val="single" w:sz="4" w:space="0" w:color="auto"/>
+        <w:right w:val="single" w:sz="4" w:space="0" w:color="auto"/>
+        <w:insideH w:val="single" w:sz="4" w:space="0" w:color="auto"/>
+        <w:insideV w:val="single" w:sz="4" w:space="0" w:color="auto"/>
       </w:tblBorders>
     </w:tblPr>
   </w:style>
-  <w:style w:type="character" w:styleId="23">
+  <w:style w:type="character" w:styleId="Strong">
     <w:name w:val="Strong"/>
-    <w:basedOn w:val="22"/>
+    <w:basedOn w:val="DefaultParagraphFont"/>
     <w:qFormat/>
-    <w:uiPriority w:val="0"/>
     <w:rPr>
       <w:b/>
     </w:rPr>
   </w:style>
-  <w:style w:type="paragraph" w:customStyle="1" w:styleId="24">
+  <w:style w:type="paragraph" w:customStyle="1" w:styleId="a">
     <w:name w:val="柴_公司名"/>
-    <w:basedOn w:val="19"/>
+    <w:basedOn w:val="Title"/>
     <w:qFormat/>
-    <w:uiPriority w:val="0"/>
     <w:pPr>
       <w:spacing w:after="600" w:afterLines="600"/>
     </w:pPr>
     <w:rPr>
-      <w:rFonts w:hint="eastAsia" w:ascii="宋体" w:hAnsi="宋体" w:eastAsia="宋体" w:cs="宋体"/>
+      <w:rFonts w:ascii="宋体" w:eastAsia="宋体" w:hAnsi="宋体" w:cs="宋体" w:hint="eastAsia"/>
       <w:bCs/>
       <w:spacing w:val="-6"/>
       <w:sz w:val="52"/>
       <w:szCs w:val="52"/>
     </w:rPr>
   </w:style>
-  <w:style w:type="paragraph" w:customStyle="1" w:styleId="25">
+  <w:style w:type="paragraph" w:customStyle="1" w:styleId="a0">
     <w:name w:val="柴_文档名"/>
-    <w:basedOn w:val="19"/>
+    <w:basedOn w:val="Title"/>
     <w:qFormat/>
-    <w:uiPriority w:val="0"/>
     <w:pPr>
       <w:spacing w:after="900" w:afterLines="900"/>
     </w:pPr>
     <w:rPr>
-      <w:rFonts w:ascii="黑体" w:hAnsi="黑体" w:eastAsia="黑体" w:cs="黑体"/>
+      <w:rFonts w:ascii="黑体" w:eastAsia="黑体" w:hAnsi="黑体" w:cs="黑体"/>
       <w:bCs/>
       <w:spacing w:val="-7"/>
       <w:sz w:val="52"/>
       <w:szCs w:val="52"/>
     </w:rPr>
   </w:style>
-  <w:style w:type="table" w:customStyle="1" w:styleId="26">
+  <w:style w:type="table" w:customStyle="1" w:styleId="TableNormal0">
     <w:name w:val="Table Normal_0"/>
     <w:semiHidden/>
     <w:unhideWhenUsed/>
     <w:qFormat/>
-    <w:uiPriority w:val="0"/>
     <w:tblPr>
       <w:tblCellMar>
         <w:top w:w="0" w:type="dxa"/>
@@ -7231,87 +7023,81 @@
       </w:tblCellMar>
     </w:tblPr>
   </w:style>
-  <w:style w:type="paragraph" w:customStyle="1" w:styleId="27">
+  <w:style w:type="paragraph" w:customStyle="1" w:styleId="TableText">
     <w:name w:val="Table Text"/>
-    <w:basedOn w:val="1"/>
+    <w:basedOn w:val="Normal"/>
     <w:semiHidden/>
     <w:qFormat/>
-    <w:uiPriority w:val="0"/>
     <w:rPr>
-      <w:rFonts w:ascii="宋体" w:hAnsi="宋体" w:eastAsia="宋体" w:cs="宋体"/>
+      <w:rFonts w:ascii="宋体" w:eastAsia="宋体" w:hAnsi="宋体" w:cs="宋体"/>
       <w:sz w:val="21"/>
       <w:szCs w:val="21"/>
       <w:lang w:val="en-US" w:eastAsia="en-US" w:bidi="ar-SA"/>
     </w:rPr>
   </w:style>
-  <w:style w:type="paragraph" w:customStyle="1" w:styleId="28">
+  <w:style w:type="paragraph" w:customStyle="1" w:styleId="1">
     <w:name w:val="柴_标题1"/>
-    <w:basedOn w:val="2"/>
-    <w:next w:val="29"/>
-    <w:link w:val="38"/>
+    <w:basedOn w:val="Heading1"/>
+    <w:next w:val="a1"/>
+    <w:link w:val="1Char"/>
     <w:qFormat/>
-    <w:uiPriority w:val="0"/>
     <w:pPr>
       <w:spacing w:before="100" w:after="90" w:line="360" w:lineRule="auto"/>
     </w:pPr>
     <w:rPr>
-      <w:rFonts w:ascii="Arial" w:hAnsi="Arial" w:eastAsia="宋体"/>
+      <w:rFonts w:ascii="Arial" w:eastAsia="宋体" w:hAnsi="Arial"/>
       <w:sz w:val="32"/>
     </w:rPr>
   </w:style>
-  <w:style w:type="paragraph" w:customStyle="1" w:styleId="29">
+  <w:style w:type="paragraph" w:customStyle="1" w:styleId="a1">
     <w:name w:val="柴_正文"/>
-    <w:basedOn w:val="12"/>
-    <w:link w:val="42"/>
+    <w:basedOn w:val="BodyText"/>
+    <w:link w:val="Char"/>
     <w:qFormat/>
-    <w:uiPriority w:val="0"/>
     <w:pPr>
       <w:spacing w:line="360" w:lineRule="auto"/>
       <w:ind w:firstLine="470" w:firstLineChars="200"/>
     </w:pPr>
     <w:rPr>
-      <w:rFonts w:ascii="Arial" w:hAnsi="Arial" w:eastAsia="宋体"/>
+      <w:rFonts w:ascii="Arial" w:eastAsia="宋体" w:hAnsi="Arial"/>
       <w:sz w:val="24"/>
       <w:lang w:eastAsia="zh-CN"/>
     </w:rPr>
   </w:style>
-  <w:style w:type="paragraph" w:customStyle="1" w:styleId="30">
+  <w:style w:type="paragraph" w:customStyle="1" w:styleId="2">
     <w:name w:val="柴_标题2"/>
-    <w:basedOn w:val="3"/>
-    <w:next w:val="29"/>
+    <w:basedOn w:val="Heading2"/>
+    <w:next w:val="a1"/>
     <w:qFormat/>
-    <w:uiPriority w:val="0"/>
     <w:pPr>
       <w:spacing w:line="360" w:lineRule="auto"/>
     </w:pPr>
     <w:rPr>
-      <w:rFonts w:ascii="Arial" w:hAnsi="Arial" w:eastAsia="宋体"/>
+      <w:rFonts w:ascii="Arial" w:eastAsia="宋体" w:hAnsi="Arial"/>
       <w:sz w:val="28"/>
     </w:rPr>
   </w:style>
-  <w:style w:type="paragraph" w:customStyle="1" w:styleId="31">
+  <w:style w:type="paragraph" w:customStyle="1" w:styleId="3">
     <w:name w:val="柴_标题3"/>
-    <w:basedOn w:val="4"/>
-    <w:next w:val="29"/>
+    <w:basedOn w:val="Heading3"/>
+    <w:next w:val="a1"/>
     <w:qFormat/>
-    <w:uiPriority w:val="0"/>
     <w:pPr>
       <w:spacing w:line="360" w:lineRule="auto"/>
       <w:ind w:left="0" w:firstLine="472" w:firstLineChars="200"/>
     </w:pPr>
     <w:rPr>
-      <w:rFonts w:ascii="宋体" w:hAnsi="宋体" w:eastAsia="宋体" w:cs="宋体"/>
+      <w:rFonts w:ascii="宋体" w:eastAsia="宋体" w:hAnsi="宋体" w:cs="宋体"/>
       <w:spacing w:val="-2"/>
       <w:sz w:val="24"/>
       <w:szCs w:val="24"/>
     </w:rPr>
   </w:style>
-  <w:style w:type="paragraph" w:customStyle="1" w:styleId="32">
+  <w:style w:type="paragraph" w:customStyle="1" w:styleId="a2">
     <w:name w:val="柴_目录"/>
-    <w:basedOn w:val="1"/>
-    <w:next w:val="12"/>
+    <w:basedOn w:val="Normal"/>
+    <w:next w:val="BodyText"/>
     <w:qFormat/>
-    <w:uiPriority w:val="0"/>
     <w:pPr>
       <w:tabs>
         <w:tab w:val="right" w:leader="dot" w:pos="8442"/>
@@ -7319,64 +7105,59 @@
       <w:ind w:left="0" w:leftChars="0"/>
     </w:pPr>
     <w:rPr>
-      <w:rFonts w:ascii="Arial" w:hAnsi="Arial" w:eastAsia="Microsoft JhengHei"/>
+      <w:rFonts w:ascii="Arial" w:eastAsia="Microsoft JhengHei" w:hAnsi="Arial"/>
       <w:sz w:val="24"/>
     </w:rPr>
   </w:style>
-  <w:style w:type="paragraph" w:customStyle="1" w:styleId="33">
+  <w:style w:type="paragraph" w:customStyle="1" w:styleId="WPSOffice1">
     <w:name w:val="WPSOffice手动目录 1"/>
     <w:qFormat/>
-    <w:uiPriority w:val="0"/>
     <w:pPr>
       <w:ind w:leftChars="0"/>
     </w:pPr>
     <w:rPr>
-      <w:rFonts w:ascii="Times New Roman" w:hAnsi="Times New Roman" w:eastAsia="宋体" w:cs="Times New Roman"/>
+      <w:rFonts w:ascii="Times New Roman" w:eastAsia="宋体" w:hAnsi="Times New Roman" w:cs="Times New Roman"/>
       <w:sz w:val="20"/>
       <w:szCs w:val="20"/>
     </w:rPr>
   </w:style>
-  <w:style w:type="paragraph" w:customStyle="1" w:styleId="34">
+  <w:style w:type="paragraph" w:customStyle="1" w:styleId="WPSOffice2">
     <w:name w:val="WPSOffice手动目录 2"/>
     <w:qFormat/>
-    <w:uiPriority w:val="0"/>
     <w:pPr>
       <w:ind w:leftChars="200"/>
     </w:pPr>
     <w:rPr>
-      <w:rFonts w:ascii="Times New Roman" w:hAnsi="Times New Roman" w:eastAsia="宋体" w:cs="Times New Roman"/>
+      <w:rFonts w:ascii="Times New Roman" w:eastAsia="宋体" w:hAnsi="Times New Roman" w:cs="Times New Roman"/>
       <w:sz w:val="20"/>
       <w:szCs w:val="20"/>
     </w:rPr>
   </w:style>
-  <w:style w:type="paragraph" w:customStyle="1" w:styleId="35">
+  <w:style w:type="paragraph" w:customStyle="1" w:styleId="WPSOffice3">
     <w:name w:val="WPSOffice手动目录 3"/>
     <w:qFormat/>
-    <w:uiPriority w:val="0"/>
     <w:pPr>
       <w:ind w:leftChars="400"/>
     </w:pPr>
     <w:rPr>
-      <w:rFonts w:ascii="Times New Roman" w:hAnsi="Times New Roman" w:eastAsia="宋体" w:cs="Times New Roman"/>
+      <w:rFonts w:ascii="Times New Roman" w:eastAsia="宋体" w:hAnsi="Times New Roman" w:cs="Times New Roman"/>
       <w:sz w:val="20"/>
       <w:szCs w:val="20"/>
     </w:rPr>
   </w:style>
-  <w:style w:type="paragraph" w:customStyle="1" w:styleId="36">
+  <w:style w:type="paragraph" w:customStyle="1" w:styleId="Compact">
     <w:name w:val="Compact"/>
-    <w:basedOn w:val="12"/>
+    <w:basedOn w:val="BodyText"/>
     <w:qFormat/>
-    <w:uiPriority w:val="0"/>
     <w:pPr>
       <w:spacing w:before="36" w:after="36"/>
     </w:pPr>
   </w:style>
-  <w:style w:type="table" w:customStyle="1" w:styleId="37">
+  <w:style w:type="table" w:customStyle="1" w:styleId="Table">
     <w:name w:val="Table"/>
     <w:semiHidden/>
     <w:unhideWhenUsed/>
     <w:qFormat/>
-    <w:uiPriority w:val="0"/>
     <w:tblPr>
       <w:tblCellMar>
         <w:top w:w="0" w:type="dxa"/>
@@ -7388,28 +7169,26 @@
     <w:tblStylePr w:type="firstRow">
       <w:tcPr>
         <w:tcBorders>
-          <w:bottom w:val="single" w:color="auto" w:sz="0" w:space="0"/>
+          <w:bottom w:val="single" w:sz="0" w:space="0" w:color="auto"/>
         </w:tcBorders>
         <w:vAlign w:val="bottom"/>
       </w:tcPr>
     </w:tblStylePr>
   </w:style>
-  <w:style w:type="character" w:customStyle="1" w:styleId="38">
+  <w:style w:type="character" w:customStyle="1" w:styleId="1Char">
     <w:name w:val="柴_标题1 Char"/>
-    <w:link w:val="28"/>
+    <w:link w:val="1"/>
     <w:qFormat/>
-    <w:uiPriority w:val="0"/>
     <w:rPr>
-      <w:rFonts w:ascii="Arial" w:hAnsi="Arial" w:eastAsia="宋体"/>
+      <w:rFonts w:ascii="Arial" w:eastAsia="宋体" w:hAnsi="Arial"/>
       <w:sz w:val="32"/>
     </w:rPr>
   </w:style>
-  <w:style w:type="table" w:customStyle="1" w:styleId="39">
+  <w:style w:type="table" w:customStyle="1" w:styleId="TableNormal1">
     <w:name w:val="Table Normal_1"/>
     <w:semiHidden/>
     <w:unhideWhenUsed/>
     <w:qFormat/>
-    <w:uiPriority w:val="0"/>
     <w:tblPr>
       <w:tblCellMar>
         <w:top w:w="0" w:type="dxa"/>
@@ -7419,11 +7198,10 @@
       </w:tblCellMar>
     </w:tblPr>
   </w:style>
-  <w:style w:type="paragraph" w:customStyle="1" w:styleId="40">
+  <w:style w:type="paragraph" w:customStyle="1" w:styleId="a3">
     <w:name w:val="柴_正文_无缩进"/>
-    <w:basedOn w:val="1"/>
+    <w:basedOn w:val="Normal"/>
     <w:qFormat/>
-    <w:uiPriority w:val="0"/>
     <w:pPr>
       <w:ind w:firstLine="0" w:firstLineChars="0"/>
     </w:pPr>
@@ -7433,31 +7211,29 @@
       <w:lang w:eastAsia="zh-CN"/>
     </w:rPr>
   </w:style>
-  <w:style w:type="paragraph" w:customStyle="1" w:styleId="41">
+  <w:style w:type="paragraph" w:customStyle="1" w:styleId="4">
     <w:name w:val="柴_标题4"/>
-    <w:basedOn w:val="5"/>
-    <w:next w:val="1"/>
+    <w:basedOn w:val="Heading4"/>
+    <w:next w:val="Normal"/>
     <w:qFormat/>
-    <w:uiPriority w:val="0"/>
     <w:pPr>
       <w:widowControl w:val="0"/>
       <w:spacing w:before="160" w:line="360" w:lineRule="auto"/>
-      <w:ind w:left="981" w:leftChars="300" w:hanging="862"/>
+      <w:ind w:left="981" w:hanging="862" w:leftChars="300"/>
     </w:pPr>
     <w:rPr>
-      <w:rFonts w:hint="eastAsia" w:ascii="Calibri" w:hAnsi="Calibri" w:eastAsia="宋体" w:cs="宋体"/>
+      <w:rFonts w:ascii="Calibri" w:eastAsia="宋体" w:hAnsi="Calibri" w:cs="宋体" w:hint="eastAsia"/>
       <w:sz w:val="24"/>
       <w:szCs w:val="24"/>
       <w:lang w:eastAsia="zh-CN" w:bidi="zh-CN"/>
     </w:rPr>
   </w:style>
-  <w:style w:type="character" w:customStyle="1" w:styleId="42">
+  <w:style w:type="character" w:customStyle="1" w:styleId="Char">
     <w:name w:val="柴_正文 Char"/>
-    <w:link w:val="29"/>
+    <w:link w:val="a1"/>
     <w:qFormat/>
-    <w:uiPriority w:val="0"/>
     <w:rPr>
-      <w:rFonts w:ascii="Arial" w:hAnsi="Arial" w:eastAsia="宋体"/>
+      <w:rFonts w:ascii="Arial" w:eastAsia="宋体" w:hAnsi="Arial"/>
       <w:sz w:val="24"/>
       <w:lang w:eastAsia="zh-CN"/>
     </w:rPr>
